--- a/Workshops/Workshop 3 - LM with continuous predictor/W3_new.docx
+++ b/Workshops/Workshop 3 - LM with continuous predictor/W3_new.docx
@@ -95,7 +95,7 @@
         <w:t xml:space="preserve"> </w:t>
       </w:r>
       <w:r>
-        <w:t xml:space="preserve">2024-08-15</w:t>
+        <w:t xml:space="preserve">2024-08-16</w:t>
       </w:r>
     </w:p>
     <w:sdt>
@@ -230,17 +230,17 @@
         <w:pStyle w:val="FirstParagraph"/>
       </w:pPr>
       <w:r>
-        <w:t xml:space="preserve">However, starting this week, we’ll begin going through the entire workflow with a single dataset.</w:t>
+        <w:t xml:space="preserve">However, starting this week, we’ll start by applying this entire workflow to a single dataset for a more integrated experience, before giving you a new dataset to work through independently.</w:t>
       </w:r>
     </w:p>
     <w:bookmarkEnd w:id="20"/>
-    <w:bookmarkStart w:id="22" w:name="formulate-a-research-question."/>
+    <w:bookmarkStart w:id="24" w:name="formulate-a-research-question"/>
     <w:p>
       <w:pPr>
         <w:pStyle w:val="Heading1"/>
       </w:pPr>
       <w:r>
-        <w:t xml:space="preserve">1. Formulate a research question.</w:t>
+        <w:t xml:space="preserve">1. Formulate a Research Question</w:t>
       </w:r>
     </w:p>
     <w:p>
@@ -248,7 +248,7 @@
         <w:pStyle w:val="FirstParagraph"/>
       </w:pPr>
       <w:r>
-        <w:t xml:space="preserve">For this first workshop using linear models, we’ll use a dataset from a previous workshop, simply to start with something familiar; the</w:t>
+        <w:t xml:space="preserve">For this first workshop on linear models, we’ll use a dataset introduced in a previous workshop to start with something familiar: the</w:t>
       </w:r>
       <w:r>
         <w:t xml:space="preserve"> </w:t>
@@ -263,7 +263,7 @@
         <w:t xml:space="preserve"> </w:t>
       </w:r>
       <w:r>
-        <w:t xml:space="preserve">dataset from workshop 2. As a reminder, where’s what’s in the dataset:</w:t>
+        <w:t xml:space="preserve">dataset from Workshop 2. Here’s a reminder of what’s included in the dataset:</w:t>
       </w:r>
     </w:p>
     <w:p>
@@ -272,6 +272,7 @@
           <w:ilvl w:val="0"/>
           <w:numId w:val="1002"/>
         </w:numPr>
+        <w:pStyle w:val="Compact"/>
       </w:pPr>
       <w:r>
         <w:rPr>
@@ -280,10 +281,7 @@
         <w:t xml:space="preserve">sex</w:t>
       </w:r>
       <w:r>
-        <w:t xml:space="preserve"> </w:t>
-      </w:r>
-      <w:r>
-        <w:t xml:space="preserve">- the sex of the boto dolphin</w:t>
+        <w:t xml:space="preserve">: The sex of the boto dolphin.</w:t>
       </w:r>
     </w:p>
     <w:p>
@@ -292,6 +290,7 @@
           <w:ilvl w:val="0"/>
           <w:numId w:val="1002"/>
         </w:numPr>
+        <w:pStyle w:val="Compact"/>
       </w:pPr>
       <w:r>
         <w:rPr>
@@ -300,10 +299,7 @@
         <w:t xml:space="preserve">drought</w:t>
       </w:r>
       <w:r>
-        <w:t xml:space="preserve"> </w:t>
-      </w:r>
-      <w:r>
-        <w:t xml:space="preserve">- the number of years, of the past 20, where there was drought in the region where the dolphin was recorded</w:t>
+        <w:t xml:space="preserve">: The number of years out of the past 20 where drought was observed in the region where the dolphin was recorded.</w:t>
       </w:r>
     </w:p>
     <w:p>
@@ -312,6 +308,7 @@
           <w:ilvl w:val="0"/>
           <w:numId w:val="1002"/>
         </w:numPr>
+        <w:pStyle w:val="Compact"/>
       </w:pPr>
       <w:r>
         <w:rPr>
@@ -320,10 +317,7 @@
         <w:t xml:space="preserve">length</w:t>
       </w:r>
       <w:r>
-        <w:t xml:space="preserve"> </w:t>
-      </w:r>
-      <w:r>
-        <w:t xml:space="preserve">- the length of the boto dolphin to the nearest cm</w:t>
+        <w:t xml:space="preserve">: The length of the boto dolphin (in cm).</w:t>
       </w:r>
     </w:p>
     <w:p>
@@ -331,7 +325,728 @@
         <w:pStyle w:val="FirstParagraph"/>
       </w:pPr>
       <w:r>
-        <w:t xml:space="preserve">Specifically, for this first piece of analysis, we’re setting out to determine how the number of droughts (in the previous 20 years) impacts the length of boto dolphin. The broader context of this question is that the researchers suspect that droughts may become increasingly common in some areas of the Amazon basin, due to both climate change and the construction of dams. That is, if droughts become more common, will the boto dolphins become smaller and possibly be in</w:t>
+        <w:t xml:space="preserve">For this analysis, we aim to determine whether the number of droughts in the past 20 years affects the length of boto dolphins. The broader context for this question lies in concerns that droughts may become more frequent in parts of the Amazon basin due to climate change and dam construction. In other words, if droughts increase, could boto dolphins become smaller and potentially be in poorer condition?</w:t>
+      </w:r>
+    </w:p>
+    <w:p>
+      <w:pPr>
+        <w:pStyle w:val="BodyText"/>
+      </w:pPr>
+      <w:r>
+        <w:t xml:space="preserve">From this, we know two things:</w:t>
+      </w:r>
+      <w:r>
+        <w:t xml:space="preserve"> </w:t>
+      </w:r>
+      <w:r>
+        <w:t xml:space="preserve">- The response variable is</w:t>
+      </w:r>
+      <w:r>
+        <w:t xml:space="preserve"> </w:t>
+      </w:r>
+      <w:r>
+        <w:rPr>
+          <w:rStyle w:val="VerbatimChar"/>
+        </w:rPr>
+        <w:t xml:space="preserve">length</w:t>
+      </w:r>
+      <w:r>
+        <w:t xml:space="preserve">.</w:t>
+      </w:r>
+      <w:r>
+        <w:t xml:space="preserve"> </w:t>
+      </w:r>
+      <w:r>
+        <w:t xml:space="preserve">- The predictor variable (also known as the explanatory variable or covariate) is</w:t>
+      </w:r>
+      <w:r>
+        <w:t xml:space="preserve"> </w:t>
+      </w:r>
+      <w:r>
+        <w:rPr>
+          <w:rStyle w:val="VerbatimChar"/>
+        </w:rPr>
+        <w:t xml:space="preserve">drought</w:t>
+      </w:r>
+      <w:r>
+        <w:t xml:space="preserve">.</w:t>
+      </w:r>
+    </w:p>
+    <w:p>
+      <w:pPr>
+        <w:pStyle w:val="BodyText"/>
+      </w:pPr>
+      <w:r>
+        <w:t xml:space="preserve">In essence, we want to understand how</w:t>
+      </w:r>
+      <w:r>
+        <w:t xml:space="preserve"> </w:t>
+      </w:r>
+      <w:r>
+        <w:rPr>
+          <w:rStyle w:val="VerbatimChar"/>
+        </w:rPr>
+        <w:t xml:space="preserve">length</w:t>
+      </w:r>
+      <w:r>
+        <w:t xml:space="preserve"> </w:t>
+      </w:r>
+      <w:r>
+        <w:t xml:space="preserve">changes as</w:t>
+      </w:r>
+      <w:r>
+        <w:t xml:space="preserve"> </w:t>
+      </w:r>
+      <w:r>
+        <w:rPr>
+          <w:rStyle w:val="VerbatimChar"/>
+        </w:rPr>
+        <w:t xml:space="preserve">drought</w:t>
+      </w:r>
+      <w:r>
+        <w:t xml:space="preserve"> </w:t>
+      </w:r>
+      <w:r>
+        <w:t xml:space="preserve">varies.</w:t>
+      </w:r>
+    </w:p>
+    <w:p>
+      <w:pPr>
+        <w:pStyle w:val="BodyText"/>
+      </w:pPr>
+      <w:r>
+        <w:t xml:space="preserve">Before proceeding, it’s crucial to consider whether the data-generating process for boto length (i.e., all factors influencing dolphin size) can be reasonably approximated by a</w:t>
+      </w:r>
+      <w:r>
+        <w:t xml:space="preserve"> </w:t>
+      </w:r>
+      <m:oMath>
+        <m:r>
+          <m:t>N</m:t>
+        </m:r>
+        <m:r>
+          <m:t>o</m:t>
+        </m:r>
+        <m:r>
+          <m:t>r</m:t>
+        </m:r>
+        <m:r>
+          <m:t>m</m:t>
+        </m:r>
+        <m:r>
+          <m:t>a</m:t>
+        </m:r>
+        <m:r>
+          <m:t>l</m:t>
+        </m:r>
+      </m:oMath>
+      <w:r>
+        <w:t xml:space="preserve"> </w:t>
+      </w:r>
+      <w:r>
+        <w:t xml:space="preserve">distribution. Specifically, we’re asking:</w:t>
+      </w:r>
+    </w:p>
+    <w:p>
+      <w:pPr>
+        <w:pStyle w:val="BodyText"/>
+      </w:pPr>
+      <m:oMathPara>
+        <m:oMathParaPr>
+          <m:jc m:val="center"/>
+        </m:oMathParaPr>
+        <m:oMath>
+          <m:r>
+            <m:t>l</m:t>
+          </m:r>
+          <m:r>
+            <m:t>e</m:t>
+          </m:r>
+          <m:r>
+            <m:t>n</m:t>
+          </m:r>
+          <m:r>
+            <m:t>g</m:t>
+          </m:r>
+          <m:r>
+            <m:t>t</m:t>
+          </m:r>
+          <m:sSub>
+            <m:e>
+              <m:r>
+                <m:t>h</m:t>
+              </m:r>
+            </m:e>
+            <m:sub>
+              <m:r>
+                <m:t>i</m:t>
+              </m:r>
+            </m:sub>
+          </m:sSub>
+          <m:r>
+            <m:rPr>
+              <m:sty m:val="p"/>
+            </m:rPr>
+            <m:t>∼</m:t>
+          </m:r>
+          <m:r>
+            <m:t>N</m:t>
+          </m:r>
+          <m:r>
+            <m:t>o</m:t>
+          </m:r>
+          <m:r>
+            <m:t>r</m:t>
+          </m:r>
+          <m:r>
+            <m:t>m</m:t>
+          </m:r>
+          <m:r>
+            <m:t>a</m:t>
+          </m:r>
+          <m:r>
+            <m:t>l</m:t>
+          </m:r>
+          <m:d>
+            <m:dPr>
+              <m:begChr m:val="("/>
+              <m:endChr m:val=")"/>
+              <m:sepChr m:val=""/>
+              <m:grow/>
+            </m:dPr>
+            <m:e>
+              <m:sSub>
+                <m:e>
+                  <m:r>
+                    <m:t>μ</m:t>
+                  </m:r>
+                </m:e>
+                <m:sub>
+                  <m:r>
+                    <m:t>i</m:t>
+                  </m:r>
+                </m:sub>
+              </m:sSub>
+              <m:r>
+                <m:rPr>
+                  <m:sty m:val="p"/>
+                </m:rPr>
+                <m:t>,</m:t>
+              </m:r>
+              <m:r>
+                <m:t>σ</m:t>
+              </m:r>
+            </m:e>
+          </m:d>
+        </m:oMath>
+      </m:oMathPara>
+    </w:p>
+    <w:p>
+      <w:pPr>
+        <w:pStyle w:val="FirstParagraph"/>
+      </w:pPr>
+      <w:r>
+        <w:t xml:space="preserve">where</w:t>
+      </w:r>
+      <w:r>
+        <w:t xml:space="preserve"> </w:t>
+      </w:r>
+      <m:oMath>
+        <m:r>
+          <m:t>l</m:t>
+        </m:r>
+        <m:r>
+          <m:t>e</m:t>
+        </m:r>
+        <m:r>
+          <m:t>n</m:t>
+        </m:r>
+        <m:r>
+          <m:t>g</m:t>
+        </m:r>
+        <m:r>
+          <m:t>t</m:t>
+        </m:r>
+        <m:sSub>
+          <m:e>
+            <m:r>
+              <m:t>h</m:t>
+            </m:r>
+          </m:e>
+          <m:sub>
+            <m:r>
+              <m:t>i</m:t>
+            </m:r>
+          </m:sub>
+        </m:sSub>
+      </m:oMath>
+      <w:r>
+        <w:t xml:space="preserve"> </w:t>
+      </w:r>
+      <w:r>
+        <w:t xml:space="preserve">represents the length of dolphin</w:t>
+      </w:r>
+      <w:r>
+        <w:t xml:space="preserve"> </w:t>
+      </w:r>
+      <m:oMath>
+        <m:r>
+          <m:t>i</m:t>
+        </m:r>
+      </m:oMath>
+      <w:r>
+        <w:t xml:space="preserve">, which we assume follows a</w:t>
+      </w:r>
+      <w:r>
+        <w:t xml:space="preserve"> </w:t>
+      </w:r>
+      <m:oMath>
+        <m:r>
+          <m:t>N</m:t>
+        </m:r>
+        <m:r>
+          <m:t>o</m:t>
+        </m:r>
+        <m:r>
+          <m:t>r</m:t>
+        </m:r>
+        <m:r>
+          <m:t>m</m:t>
+        </m:r>
+        <m:r>
+          <m:t>a</m:t>
+        </m:r>
+        <m:r>
+          <m:t>l</m:t>
+        </m:r>
+      </m:oMath>
+      <w:r>
+        <w:t xml:space="preserve"> </w:t>
+      </w:r>
+      <w:r>
+        <w:t xml:space="preserve">distribution with a mean of</w:t>
+      </w:r>
+      <w:r>
+        <w:t xml:space="preserve"> </w:t>
+      </w:r>
+      <m:oMath>
+        <m:sSub>
+          <m:e>
+            <m:r>
+              <m:t>μ</m:t>
+            </m:r>
+          </m:e>
+          <m:sub>
+            <m:r>
+              <m:t>i</m:t>
+            </m:r>
+          </m:sub>
+        </m:sSub>
+      </m:oMath>
+      <w:r>
+        <w:t xml:space="preserve"> </w:t>
+      </w:r>
+      <w:r>
+        <w:t xml:space="preserve">(the model’s predicted length for dolphin</w:t>
+      </w:r>
+      <w:r>
+        <w:t xml:space="preserve"> </w:t>
+      </w:r>
+      <m:oMath>
+        <m:r>
+          <m:t>i</m:t>
+        </m:r>
+      </m:oMath>
+      <w:r>
+        <w:t xml:space="preserve">) and a standard deviation of</w:t>
+      </w:r>
+      <w:r>
+        <w:t xml:space="preserve"> </w:t>
+      </w:r>
+      <m:oMath>
+        <m:r>
+          <m:t>σ</m:t>
+        </m:r>
+      </m:oMath>
+      <w:r>
+        <w:t xml:space="preserve">.</w:t>
+      </w:r>
+    </w:p>
+    <w:bookmarkStart w:id="21" w:name="X0822bdb56468ff97c2a9612537a16282241df4f"/>
+    <w:p>
+      <w:pPr>
+        <w:pStyle w:val="Heading2"/>
+      </w:pPr>
+      <w:r>
+        <w:t xml:space="preserve">Assessing the Normal Distribution Assumption</w:t>
+      </w:r>
+    </w:p>
+    <w:p>
+      <w:pPr>
+        <w:pStyle w:val="FirstParagraph"/>
+      </w:pPr>
+      <w:r>
+        <w:t xml:space="preserve">To decide whether assuming a</w:t>
+      </w:r>
+      <w:r>
+        <w:t xml:space="preserve"> </w:t>
+      </w:r>
+      <m:oMath>
+        <m:r>
+          <m:t>N</m:t>
+        </m:r>
+        <m:r>
+          <m:t>o</m:t>
+        </m:r>
+        <m:r>
+          <m:t>r</m:t>
+        </m:r>
+        <m:r>
+          <m:t>m</m:t>
+        </m:r>
+        <m:r>
+          <m:t>a</m:t>
+        </m:r>
+        <m:r>
+          <m:t>l</m:t>
+        </m:r>
+      </m:oMath>
+      <w:r>
+        <w:t xml:space="preserve"> </w:t>
+      </w:r>
+      <w:r>
+        <w:t xml:space="preserve">distribution is reasonable, we start by asking if</w:t>
+      </w:r>
+      <w:r>
+        <w:t xml:space="preserve"> </w:t>
+      </w:r>
+      <w:r>
+        <w:rPr>
+          <w:rStyle w:val="VerbatimChar"/>
+        </w:rPr>
+        <w:t xml:space="preserve">length</w:t>
+      </w:r>
+      <w:r>
+        <w:t xml:space="preserve"> </w:t>
+      </w:r>
+      <w:r>
+        <w:t xml:space="preserve">is continuous or discrete. A discrete variable could</w:t>
+      </w:r>
+      <w:r>
+        <w:t xml:space="preserve"> </w:t>
+      </w:r>
+      <w:r>
+        <w:rPr>
+          <w:iCs/>
+          <w:i/>
+        </w:rPr>
+        <w:t xml:space="preserve">only</w:t>
+      </w:r>
+      <w:r>
+        <w:t xml:space="preserve"> </w:t>
+      </w:r>
+      <w:r>
+        <w:t xml:space="preserve">take integer (or whole numbers) values like 1 cm, 2 cm, etc. Phrased alternatively, we could never have a dolphin that was 270.1 cm. It would either be 270 or 271 cm. In contrast, while our data are rounded to the nearest centimeter, the actual lengths of the dolphins aren’t constrained to such increments;</w:t>
+      </w:r>
+      <w:r>
+        <w:t xml:space="preserve"> </w:t>
+      </w:r>
+      <w:r>
+        <w:rPr>
+          <w:rStyle w:val="VerbatimChar"/>
+        </w:rPr>
+        <w:t xml:space="preserve">length</w:t>
+      </w:r>
+      <w:r>
+        <w:t xml:space="preserve"> </w:t>
+      </w:r>
+      <w:r>
+        <w:t xml:space="preserve">is inherently continuous. A</w:t>
+      </w:r>
+      <w:r>
+        <w:t xml:space="preserve"> </w:t>
+      </w:r>
+      <m:oMath>
+        <m:r>
+          <m:t>N</m:t>
+        </m:r>
+        <m:r>
+          <m:t>o</m:t>
+        </m:r>
+        <m:r>
+          <m:t>r</m:t>
+        </m:r>
+        <m:r>
+          <m:t>m</m:t>
+        </m:r>
+        <m:r>
+          <m:t>a</m:t>
+        </m:r>
+        <m:r>
+          <m:t>l</m:t>
+        </m:r>
+      </m:oMath>
+      <w:r>
+        <w:t xml:space="preserve"> </w:t>
+      </w:r>
+      <w:r>
+        <w:t xml:space="preserve">distribution is appropriate for generating continuous values (though there are others).</w:t>
+      </w:r>
+    </w:p>
+    <w:p>
+      <w:pPr>
+        <w:pStyle w:val="BodyText"/>
+      </w:pPr>
+      <w:r>
+        <w:t xml:space="preserve">To see this visually, you can run the following code:</w:t>
+      </w:r>
+    </w:p>
+    <w:p>
+      <w:pPr>
+        <w:pStyle w:val="SourceCode"/>
+      </w:pPr>
+      <w:r>
+        <w:rPr>
+          <w:rStyle w:val="FunctionTok"/>
+        </w:rPr>
+        <w:t xml:space="preserve">rnorm</w:t>
+      </w:r>
+      <w:r>
+        <w:rPr>
+          <w:rStyle w:val="NormalTok"/>
+        </w:rPr>
+        <w:t xml:space="preserve">(</w:t>
+      </w:r>
+      <w:r>
+        <w:rPr>
+          <w:rStyle w:val="AttributeTok"/>
+        </w:rPr>
+        <w:t xml:space="preserve">n =</w:t>
+      </w:r>
+      <w:r>
+        <w:rPr>
+          <w:rStyle w:val="NormalTok"/>
+        </w:rPr>
+        <w:t xml:space="preserve"> </w:t>
+      </w:r>
+      <w:r>
+        <w:rPr>
+          <w:rStyle w:val="DecValTok"/>
+        </w:rPr>
+        <w:t xml:space="preserve">10</w:t>
+      </w:r>
+      <w:r>
+        <w:rPr>
+          <w:rStyle w:val="NormalTok"/>
+        </w:rPr>
+        <w:t xml:space="preserve">, </w:t>
+      </w:r>
+      <w:r>
+        <w:rPr>
+          <w:rStyle w:val="AttributeTok"/>
+        </w:rPr>
+        <w:t xml:space="preserve">mean =</w:t>
+      </w:r>
+      <w:r>
+        <w:rPr>
+          <w:rStyle w:val="NormalTok"/>
+        </w:rPr>
+        <w:t xml:space="preserve"> </w:t>
+      </w:r>
+      <w:r>
+        <w:rPr>
+          <w:rStyle w:val="DecValTok"/>
+        </w:rPr>
+        <w:t xml:space="preserve">200</w:t>
+      </w:r>
+      <w:r>
+        <w:rPr>
+          <w:rStyle w:val="NormalTok"/>
+        </w:rPr>
+        <w:t xml:space="preserve">, </w:t>
+      </w:r>
+      <w:r>
+        <w:rPr>
+          <w:rStyle w:val="AttributeTok"/>
+        </w:rPr>
+        <w:t xml:space="preserve">sd =</w:t>
+      </w:r>
+      <w:r>
+        <w:rPr>
+          <w:rStyle w:val="NormalTok"/>
+        </w:rPr>
+        <w:t xml:space="preserve"> </w:t>
+      </w:r>
+      <w:r>
+        <w:rPr>
+          <w:rStyle w:val="DecValTok"/>
+        </w:rPr>
+        <w:t xml:space="preserve">10</w:t>
+      </w:r>
+      <w:r>
+        <w:rPr>
+          <w:rStyle w:val="NormalTok"/>
+        </w:rPr>
+        <w:t xml:space="preserve">)</w:t>
+      </w:r>
+    </w:p>
+    <w:p>
+      <w:pPr>
+        <w:pStyle w:val="FirstParagraph"/>
+      </w:pPr>
+      <w:r>
+        <w:t xml:space="preserve">After running the code, you’ll notice that the simulated values align closely with our boto data, suggesting that a</w:t>
+      </w:r>
+      <w:r>
+        <w:t xml:space="preserve"> </w:t>
+      </w:r>
+      <m:oMath>
+        <m:r>
+          <m:t>N</m:t>
+        </m:r>
+        <m:r>
+          <m:t>o</m:t>
+        </m:r>
+        <m:r>
+          <m:t>r</m:t>
+        </m:r>
+        <m:r>
+          <m:t>m</m:t>
+        </m:r>
+        <m:r>
+          <m:t>a</m:t>
+        </m:r>
+        <m:r>
+          <m:t>l</m:t>
+        </m:r>
+      </m:oMath>
+      <w:r>
+        <w:t xml:space="preserve"> </w:t>
+      </w:r>
+      <w:r>
+        <w:t xml:space="preserve">distribution is a good fit in this respect. The only difference is that the researchers seem to have rounded their</w:t>
+      </w:r>
+      <w:r>
+        <w:t xml:space="preserve"> </w:t>
+      </w:r>
+      <w:r>
+        <w:rPr>
+          <w:rStyle w:val="VerbatimChar"/>
+        </w:rPr>
+        <w:t xml:space="preserve">length</w:t>
+      </w:r>
+      <w:r>
+        <w:t xml:space="preserve"> </w:t>
+      </w:r>
+      <w:r>
+        <w:t xml:space="preserve">measurements.</w:t>
+      </w:r>
+    </w:p>
+    <w:p>
+      <w:pPr>
+        <w:pStyle w:val="BodyText"/>
+      </w:pPr>
+      <w:r>
+        <w:t xml:space="preserve">Next, we should ask if there are any natural bounds on the data and whether our model might predict values near these bounds. For boto length, the natural lower bound is zero — i.e. no adult animal can be 0 cm long. Although this suggests that a</w:t>
+      </w:r>
+      <w:r>
+        <w:t xml:space="preserve"> </w:t>
+      </w:r>
+      <m:oMath>
+        <m:r>
+          <m:t>N</m:t>
+        </m:r>
+        <m:r>
+          <m:t>o</m:t>
+        </m:r>
+        <m:r>
+          <m:t>r</m:t>
+        </m:r>
+        <m:r>
+          <m:t>m</m:t>
+        </m:r>
+        <m:r>
+          <m:t>a</m:t>
+        </m:r>
+        <m:r>
+          <m:t>l</m:t>
+        </m:r>
+      </m:oMath>
+      <w:r>
+        <w:t xml:space="preserve"> </w:t>
+      </w:r>
+      <w:r>
+        <w:t xml:space="preserve">distribution could theoretically predict impossible (negative or zero) lengths, the minimum observed length in our data is well above zero. Therefore, the risk of the model predicting such extreme values is minimal.</w:t>
+      </w:r>
+    </w:p>
+    <w:p>
+      <w:pPr>
+        <w:pStyle w:val="BodyText"/>
+      </w:pPr>
+      <w:r>
+        <w:t xml:space="preserve">In practice, this makes a</w:t>
+      </w:r>
+      <w:r>
+        <w:t xml:space="preserve"> </w:t>
+      </w:r>
+      <m:oMath>
+        <m:r>
+          <m:t>N</m:t>
+        </m:r>
+        <m:r>
+          <m:t>o</m:t>
+        </m:r>
+        <m:r>
+          <m:t>r</m:t>
+        </m:r>
+        <m:r>
+          <m:t>m</m:t>
+        </m:r>
+        <m:r>
+          <m:t>a</m:t>
+        </m:r>
+        <m:r>
+          <m:t>l</m:t>
+        </m:r>
+      </m:oMath>
+      <w:r>
+        <w:t xml:space="preserve"> </w:t>
+      </w:r>
+      <w:r>
+        <w:t xml:space="preserve">distribution a reasonably safe choice here. However, we should still check the model’s predictions later to ensure it isn’t producing values that are physically implausible.</w:t>
+      </w:r>
+    </w:p>
+    <w:bookmarkEnd w:id="21"/>
+    <w:bookmarkStart w:id="22" w:name="important-clarification"/>
+    <w:p>
+      <w:pPr>
+        <w:pStyle w:val="Heading2"/>
+      </w:pPr>
+      <w:r>
+        <w:t xml:space="preserve">Important Clarification</w:t>
+      </w:r>
+    </w:p>
+    <w:p>
+      <w:pPr>
+        <w:pStyle w:val="FirstParagraph"/>
+      </w:pPr>
+      <w:r>
+        <w:t xml:space="preserve">Working through the process of selecting an appropriate distribution might feel overwhelming when you’re new to statistics. However, with experience, these decisions become intuitive and can often be made in a matter of seconds.</w:t>
+      </w:r>
+    </w:p>
+    <w:p>
+      <w:pPr>
+        <w:pStyle w:val="BlockText"/>
+      </w:pPr>
+      <w:r>
+        <w:rPr>
+          <w:bCs/>
+          <w:b/>
+        </w:rPr>
+        <w:t xml:space="preserve">Note</w:t>
+      </w:r>
+      <w:r>
+        <w:t xml:space="preserve">: Deciding which distribution to use is entirely distinct from the assumption of normality in linear models, formally known as the assumption of</w:t>
       </w:r>
       <w:r>
         <w:t xml:space="preserve"> </w:t>
@@ -340,7 +1055,7 @@
         <w:t xml:space="preserve">“</w:t>
       </w:r>
       <w:r>
-        <w:t xml:space="preserve">worse</w:t>
+        <w:t xml:space="preserve">normally distributed errors</w:t>
       </w:r>
       <w:r>
         <w:t xml:space="preserve">”</w:t>
@@ -349,7 +1064,236 @@
         <w:t xml:space="preserve"> </w:t>
       </w:r>
       <w:r>
-        <w:t xml:space="preserve">condition?</w:t>
+        <w:t xml:space="preserve">(or sometimes</w:t>
+      </w:r>
+      <w:r>
+        <w:t xml:space="preserve"> </w:t>
+      </w:r>
+      <w:r>
+        <w:t xml:space="preserve">“</w:t>
+      </w:r>
+      <w:r>
+        <w:t xml:space="preserve">normally distributed residuals</w:t>
+      </w:r>
+      <w:r>
+        <w:t xml:space="preserve">”</w:t>
+      </w:r>
+      <w:r>
+        <w:t xml:space="preserve">). The choice of distribution is a consideration based on the nature of the response variable, and you can make this decision before even examining the dataset.</w:t>
+      </w:r>
+    </w:p>
+    <w:bookmarkEnd w:id="22"/>
+    <w:bookmarkStart w:id="23" w:name="question-set-one"/>
+    <w:p>
+      <w:pPr>
+        <w:pStyle w:val="Heading2"/>
+      </w:pPr>
+      <w:r>
+        <w:t xml:space="preserve">Question Set One</w:t>
+      </w:r>
+    </w:p>
+    <w:p>
+      <w:pPr>
+        <w:numPr>
+          <w:ilvl w:val="0"/>
+          <w:numId w:val="1003"/>
+        </w:numPr>
+      </w:pPr>
+      <w:r>
+        <w:t xml:space="preserve">Does a</w:t>
+      </w:r>
+      <w:r>
+        <w:t xml:space="preserve"> </w:t>
+      </w:r>
+      <m:oMath>
+        <m:r>
+          <m:t>N</m:t>
+        </m:r>
+        <m:r>
+          <m:t>o</m:t>
+        </m:r>
+        <m:r>
+          <m:t>r</m:t>
+        </m:r>
+        <m:r>
+          <m:t>m</m:t>
+        </m:r>
+        <m:r>
+          <m:t>a</m:t>
+        </m:r>
+        <m:r>
+          <m:t>l</m:t>
+        </m:r>
+      </m:oMath>
+      <w:r>
+        <w:t xml:space="preserve"> </w:t>
+      </w:r>
+      <w:r>
+        <w:t xml:space="preserve">distribution generate discrete or continuous values?</w:t>
+      </w:r>
+    </w:p>
+    <w:p>
+      <w:pPr>
+        <w:numPr>
+          <w:ilvl w:val="0"/>
+          <w:numId w:val="1003"/>
+        </w:numPr>
+      </w:pPr>
+      <w:r>
+        <w:t xml:space="preserve">Using</w:t>
+      </w:r>
+      <w:r>
+        <w:t xml:space="preserve"> </w:t>
+      </w:r>
+      <w:r>
+        <w:rPr>
+          <w:rStyle w:val="VerbatimChar"/>
+        </w:rPr>
+        <w:t xml:space="preserve">rnorm(n = 100, mean = 50, sd = 20)</w:t>
+      </w:r>
+      <w:r>
+        <w:t xml:space="preserve">, what’s the smallest value you could generate with? Try changing the standard deviation (</w:t>
+      </w:r>
+      <w:r>
+        <w:rPr>
+          <w:rStyle w:val="VerbatimChar"/>
+        </w:rPr>
+        <w:t xml:space="preserve">sd =</w:t>
+      </w:r>
+      <w:r>
+        <w:t xml:space="preserve">) to see what impact this has.</w:t>
+      </w:r>
+    </w:p>
+    <w:p>
+      <w:pPr>
+        <w:numPr>
+          <w:ilvl w:val="0"/>
+          <w:numId w:val="1003"/>
+        </w:numPr>
+      </w:pPr>
+      <w:r>
+        <w:t xml:space="preserve">If the values generated by</w:t>
+      </w:r>
+      <w:r>
+        <w:t xml:space="preserve"> </w:t>
+      </w:r>
+      <w:r>
+        <w:rPr>
+          <w:rStyle w:val="VerbatimChar"/>
+        </w:rPr>
+        <w:t xml:space="preserve">rnorm(n = 100, mean = 50, sd = 20)</w:t>
+      </w:r>
+      <w:r>
+        <w:t xml:space="preserve"> </w:t>
+      </w:r>
+      <w:r>
+        <w:t xml:space="preserve">were your response variable, would it be reasonable to assume a</w:t>
+      </w:r>
+      <w:r>
+        <w:t xml:space="preserve"> </w:t>
+      </w:r>
+      <m:oMath>
+        <m:r>
+          <m:t>N</m:t>
+        </m:r>
+        <m:r>
+          <m:t>o</m:t>
+        </m:r>
+        <m:r>
+          <m:t>r</m:t>
+        </m:r>
+        <m:r>
+          <m:t>m</m:t>
+        </m:r>
+        <m:r>
+          <m:t>a</m:t>
+        </m:r>
+        <m:r>
+          <m:t>l</m:t>
+        </m:r>
+      </m:oMath>
+      <w:r>
+        <w:t xml:space="preserve"> </w:t>
+      </w:r>
+      <w:r>
+        <w:t xml:space="preserve">distribution in your analysis?</w:t>
+      </w:r>
+    </w:p>
+    <w:p>
+      <w:pPr>
+        <w:numPr>
+          <w:ilvl w:val="0"/>
+          <w:numId w:val="1003"/>
+        </w:numPr>
+      </w:pPr>
+      <w:r>
+        <w:t xml:space="preserve">If your data is generated according to a</w:t>
+      </w:r>
+      <w:r>
+        <w:t xml:space="preserve"> </w:t>
+      </w:r>
+      <m:oMath>
+        <m:r>
+          <m:t>N</m:t>
+        </m:r>
+        <m:r>
+          <m:t>o</m:t>
+        </m:r>
+        <m:r>
+          <m:t>r</m:t>
+        </m:r>
+        <m:r>
+          <m:t>m</m:t>
+        </m:r>
+        <m:r>
+          <m:t>a</m:t>
+        </m:r>
+        <m:r>
+          <m:t>l</m:t>
+        </m:r>
+      </m:oMath>
+      <w:r>
+        <w:t xml:space="preserve"> </w:t>
+      </w:r>
+      <w:r>
+        <w:t xml:space="preserve">distribution, does that mean you have met the assumption of Normality?</w:t>
+      </w:r>
+    </w:p>
+    <w:bookmarkEnd w:id="23"/>
+    <w:bookmarkEnd w:id="24"/>
+    <w:bookmarkStart w:id="25" w:name="perform-exploratory-data-analysis"/>
+    <w:p>
+      <w:pPr>
+        <w:pStyle w:val="Heading1"/>
+      </w:pPr>
+      <w:r>
+        <w:t xml:space="preserve">2. Perform Exploratory Data Analysis</w:t>
+      </w:r>
+    </w:p>
+    <w:p>
+      <w:pPr>
+        <w:pStyle w:val="FirstParagraph"/>
+      </w:pPr>
+      <w:r>
+        <w:t xml:space="preserve">Since you’ve already worked with this dataset in a previous workshop, we can skip the exploratory data analysis (EDA) step in today’s workflow. However, if you’d like a refresher, you can either continue using the script from Workshop 2 or copy and paste the relevant EDA code into your new script for today.</w:t>
+      </w:r>
+    </w:p>
+    <w:bookmarkEnd w:id="25"/>
+    <w:bookmarkStart w:id="27" w:name="identify-any-hidden-assumptions"/>
+    <w:p>
+      <w:pPr>
+        <w:pStyle w:val="Heading1"/>
+      </w:pPr>
+      <w:r>
+        <w:t xml:space="preserve">3. Identify Any Hidden Assumptions</w:t>
+      </w:r>
+    </w:p>
+    <w:p>
+      <w:pPr>
+        <w:pStyle w:val="FirstParagraph"/>
+      </w:pPr>
+      <w:r>
+        <w:t xml:space="preserve">Before we proceed, take some time to think about the various assumptions we’ll be making when using this dataset for modeling. If you need a reminder of what the assumptions are, they’re included at the end of this document.</w:t>
       </w:r>
     </w:p>
     <w:p>
@@ -357,134 +1301,73 @@
         <w:pStyle w:val="BodyText"/>
       </w:pPr>
       <w:r>
-        <w:t xml:space="preserve">From this we know two things. The response variable will be</w:t>
-      </w:r>
-      <w:r>
-        <w:t xml:space="preserve"> </w:t>
-      </w:r>
-      <w:r>
-        <w:rPr>
-          <w:rStyle w:val="VerbatimChar"/>
-        </w:rPr>
-        <w:t xml:space="preserve">length</w:t>
-      </w:r>
-      <w:r>
-        <w:t xml:space="preserve"> </w:t>
-      </w:r>
-      <w:r>
-        <w:t xml:space="preserve">and the predictor variable (sometimes called</w:t>
-      </w:r>
-      <w:r>
-        <w:t xml:space="preserve"> </w:t>
-      </w:r>
-      <w:r>
-        <w:t xml:space="preserve">“</w:t>
-      </w:r>
-      <w:r>
-        <w:t xml:space="preserve">explanatory variable</w:t>
-      </w:r>
-      <w:r>
-        <w:t xml:space="preserve">”</w:t>
-      </w:r>
-      <w:r>
-        <w:t xml:space="preserve"> </w:t>
-      </w:r>
-      <w:r>
-        <w:t xml:space="preserve">or</w:t>
-      </w:r>
-      <w:r>
-        <w:t xml:space="preserve"> </w:t>
-      </w:r>
-      <w:r>
-        <w:t xml:space="preserve">“</w:t>
-      </w:r>
-      <w:r>
-        <w:t xml:space="preserve">covariate</w:t>
-      </w:r>
-      <w:r>
-        <w:t xml:space="preserve">”</w:t>
-      </w:r>
-      <w:r>
-        <w:t xml:space="preserve">) is</w:t>
-      </w:r>
-      <w:r>
-        <w:t xml:space="preserve"> </w:t>
-      </w:r>
-      <w:r>
-        <w:rPr>
-          <w:rStyle w:val="VerbatimChar"/>
-        </w:rPr>
-        <w:t xml:space="preserve">drought</w:t>
-      </w:r>
-      <w:r>
-        <w:t xml:space="preserve">. That is, we want to understand how</w:t>
-      </w:r>
-      <w:r>
-        <w:t xml:space="preserve"> </w:t>
-      </w:r>
-      <w:r>
-        <w:rPr>
-          <w:rStyle w:val="VerbatimChar"/>
-        </w:rPr>
-        <w:t xml:space="preserve">length</w:t>
-      </w:r>
-      <w:r>
-        <w:t xml:space="preserve"> </w:t>
-      </w:r>
-      <w:r>
-        <w:t xml:space="preserve">changes as</w:t>
-      </w:r>
-      <w:r>
-        <w:t xml:space="preserve"> </w:t>
-      </w:r>
-      <w:r>
-        <w:rPr>
-          <w:rStyle w:val="VerbatimChar"/>
-        </w:rPr>
-        <w:t xml:space="preserve">drought</w:t>
-      </w:r>
-      <w:r>
-        <w:t xml:space="preserve"> </w:t>
-      </w:r>
-      <w:r>
-        <w:t xml:space="preserve">changes.</w:t>
-      </w:r>
-    </w:p>
-    <w:p>
-      <w:pPr>
-        <w:pStyle w:val="BodyText"/>
-      </w:pPr>
-      <w:r>
-        <w:t xml:space="preserve">Before we go any further, let’s consider if the data generating process of boto length (i.e. everything that determines how long a boto is) is well approximated by a</w:t>
-      </w:r>
-      <w:r>
-        <w:t xml:space="preserve"> </w:t>
-      </w:r>
-      <m:oMath>
-        <m:r>
-          <m:t>N</m:t>
-        </m:r>
-        <m:r>
-          <m:t>o</m:t>
-        </m:r>
-        <m:r>
-          <m:t>r</m:t>
-        </m:r>
-        <m:r>
-          <m:t>m</m:t>
-        </m:r>
-        <m:r>
-          <m:t>a</m:t>
-        </m:r>
-        <m:r>
-          <m:t>l</m:t>
-        </m:r>
-      </m:oMath>
-      <w:r>
-        <w:t xml:space="preserve"> </w:t>
-      </w:r>
-      <w:r>
-        <w:t xml:space="preserve">distribution. That is:</w:t>
+        <w:t xml:space="preserve">Consider whether we are likely to break any of these assumptions based on your understanding of the data and your exploratory data analysis (EDA).</w:t>
+      </w:r>
+    </w:p>
+    <w:bookmarkStart w:id="26" w:name="question-set-two"/>
+    <w:p>
+      <w:pPr>
+        <w:pStyle w:val="Heading2"/>
+      </w:pPr>
+      <w:r>
+        <w:t xml:space="preserve">Question Set Two</w:t>
+      </w:r>
+    </w:p>
+    <w:p>
+      <w:pPr>
+        <w:numPr>
+          <w:ilvl w:val="0"/>
+          <w:numId w:val="1004"/>
+        </w:numPr>
+      </w:pPr>
+      <w:r>
+        <w:t xml:space="preserve">Which assumptions do you believe are very likely to be violated?</w:t>
+      </w:r>
+    </w:p>
+    <w:p>
+      <w:pPr>
+        <w:numPr>
+          <w:ilvl w:val="0"/>
+          <w:numId w:val="1004"/>
+        </w:numPr>
+      </w:pPr>
+      <w:r>
+        <w:t xml:space="preserve">Which assumptions could we check</w:t>
+      </w:r>
+      <w:r>
+        <w:t xml:space="preserve"> </w:t>
+      </w:r>
+      <w:r>
+        <w:rPr>
+          <w:iCs/>
+          <w:i/>
+        </w:rPr>
+        <w:t xml:space="preserve">after</w:t>
+      </w:r>
+      <w:r>
+        <w:t xml:space="preserve"> </w:t>
+      </w:r>
+      <w:r>
+        <w:t xml:space="preserve">fitting the model?</w:t>
+      </w:r>
+    </w:p>
+    <w:bookmarkEnd w:id="26"/>
+    <w:bookmarkEnd w:id="27"/>
+    <w:bookmarkStart w:id="31" w:name="fit-an-appropriate-model."/>
+    <w:p>
+      <w:pPr>
+        <w:pStyle w:val="Heading1"/>
+      </w:pPr>
+      <w:r>
+        <w:t xml:space="preserve">4. Fit an appropriate model.</w:t>
+      </w:r>
+    </w:p>
+    <w:p>
+      <w:pPr>
+        <w:pStyle w:val="FirstParagraph"/>
+      </w:pPr>
+      <w:r>
+        <w:t xml:space="preserve">Now that we’ve gone through the preliminary steps, it’s time to dive into the actual statistics. We’re going to fit a linear model of the form:</w:t>
       </w:r>
     </w:p>
     <w:p>
@@ -580,12 +1463,109 @@
       <w:pPr>
         <w:pStyle w:val="BodyText"/>
       </w:pPr>
-      <w:r>
-        <w:t xml:space="preserve">where</w:t>
-      </w:r>
-      <w:r>
-        <w:t xml:space="preserve"> </w:t>
-      </w:r>
+      <m:oMath>
+        <m:sSub>
+          <m:e>
+            <m:r>
+              <m:t>μ</m:t>
+            </m:r>
+          </m:e>
+          <m:sub>
+            <m:r>
+              <m:t>i</m:t>
+            </m:r>
+          </m:sub>
+        </m:sSub>
+        <m:r>
+          <m:rPr>
+            <m:sty m:val="p"/>
+          </m:rPr>
+          <m:t>=</m:t>
+        </m:r>
+        <m:sSub>
+          <m:e>
+            <m:r>
+              <m:t>β</m:t>
+            </m:r>
+          </m:e>
+          <m:sub>
+            <m:r>
+              <m:t>0</m:t>
+            </m:r>
+          </m:sub>
+        </m:sSub>
+        <m:r>
+          <m:rPr>
+            <m:sty m:val="p"/>
+          </m:rPr>
+          <m:t>+</m:t>
+        </m:r>
+        <m:sSub>
+          <m:e>
+            <m:r>
+              <m:t>β</m:t>
+            </m:r>
+          </m:e>
+          <m:sub>
+            <m:r>
+              <m:t>1</m:t>
+            </m:r>
+          </m:sub>
+        </m:sSub>
+        <m:r>
+          <m:rPr>
+            <m:sty m:val="p"/>
+          </m:rPr>
+          <m:t>×</m:t>
+        </m:r>
+        <m:r>
+          <m:t>d</m:t>
+        </m:r>
+        <m:r>
+          <m:t>r</m:t>
+        </m:r>
+        <m:r>
+          <m:t>o</m:t>
+        </m:r>
+        <m:r>
+          <m:t>u</m:t>
+        </m:r>
+        <m:r>
+          <m:t>g</m:t>
+        </m:r>
+        <m:r>
+          <m:t>h</m:t>
+        </m:r>
+        <m:sSub>
+          <m:e>
+            <m:r>
+              <m:t>t</m:t>
+            </m:r>
+          </m:e>
+          <m:sub>
+            <m:r>
+              <m:t>i</m:t>
+            </m:r>
+          </m:sub>
+        </m:sSub>
+      </m:oMath>
+    </w:p>
+    <w:p>
+      <w:pPr>
+        <w:pStyle w:val="BodyText"/>
+      </w:pPr>
+      <w:r>
+        <w:t xml:space="preserve">Where:</w:t>
+      </w:r>
+    </w:p>
+    <w:p>
+      <w:pPr>
+        <w:numPr>
+          <w:ilvl w:val="0"/>
+          <w:numId w:val="1005"/>
+        </w:numPr>
+        <w:pStyle w:val="Compact"/>
+      </w:pPr>
       <m:oMath>
         <m:r>
           <m:t>l</m:t>
@@ -630,79 +1610,7 @@
         </m:r>
       </m:oMath>
       <w:r>
-        <w:t xml:space="preserve"> </w:t>
-      </w:r>
-      <w:r>
-        <w:t xml:space="preserve">(or in</w:t>
-      </w:r>
-      <w:r>
-        <w:t xml:space="preserve"> </w:t>
-      </w:r>
-      <w:r>
-        <w:rPr>
-          <w:rStyle w:val="VerbatimChar"/>
-        </w:rPr>
-        <w:t xml:space="preserve">R</w:t>
-      </w:r>
-      <w:r>
-        <w:t xml:space="preserve"> </w:t>
-      </w:r>
-      <w:r>
-        <w:t xml:space="preserve">code:</w:t>
-      </w:r>
-      <w:r>
-        <w:t xml:space="preserve"> </w:t>
-      </w:r>
-      <w:r>
-        <w:rPr>
-          <w:rStyle w:val="VerbatimChar"/>
-        </w:rPr>
-        <w:t xml:space="preserve">boto$length[i]</w:t>
-      </w:r>
-      <w:r>
-        <w:t xml:space="preserve">, where</w:t>
-      </w:r>
-      <w:r>
-        <w:t xml:space="preserve"> </w:t>
-      </w:r>
-      <w:r>
-        <w:rPr>
-          <w:rStyle w:val="VerbatimChar"/>
-        </w:rPr>
-        <w:t xml:space="preserve">i</w:t>
-      </w:r>
-      <w:r>
-        <w:t xml:space="preserve"> </w:t>
-      </w:r>
-      <w:r>
-        <w:t xml:space="preserve">might be</w:t>
-      </w:r>
-      <w:r>
-        <w:t xml:space="preserve"> </w:t>
-      </w:r>
-      <w:r>
-        <w:rPr>
-          <w:rStyle w:val="VerbatimChar"/>
-        </w:rPr>
-        <w:t xml:space="preserve">i = 1</w:t>
-      </w:r>
-      <w:r>
-        <w:t xml:space="preserve"> </w:t>
-      </w:r>
-      <w:r>
-        <w:t xml:space="preserve">or</w:t>
-      </w:r>
-      <w:r>
-        <w:t xml:space="preserve"> </w:t>
-      </w:r>
-      <w:r>
-        <w:rPr>
-          <w:rStyle w:val="VerbatimChar"/>
-        </w:rPr>
-        <w:t xml:space="preserve">i = 2</w:t>
-      </w:r>
-      <w:r>
-        <w:t xml:space="preserve">, etc.), generated according to a</w:t>
+        <w:t xml:space="preserve">, assumed to follow a</w:t>
       </w:r>
       <w:r>
         <w:t xml:space="preserve"> </w:t>
@@ -754,7 +1662,7 @@
         <w:t xml:space="preserve"> </w:t>
       </w:r>
       <w:r>
-        <w:t xml:space="preserve">(i.e. what the model predicts for dolphin</w:t>
+        <w:t xml:space="preserve">(what the model predicts for dolphin</w:t>
       </w:r>
       <w:r>
         <w:t xml:space="preserve"> </w:t>
@@ -765,7 +1673,7 @@
         </m:r>
       </m:oMath>
       <w:r>
-        <w:t xml:space="preserve">) and standard deviation of</w:t>
+        <w:t xml:space="preserve">) and a standard deviation of</w:t>
       </w:r>
       <w:r>
         <w:t xml:space="preserve"> </w:t>
@@ -781,15 +1689,1452 @@
     </w:p>
     <w:p>
       <w:pPr>
+        <w:numPr>
+          <w:ilvl w:val="0"/>
+          <w:numId w:val="1005"/>
+        </w:numPr>
+        <w:pStyle w:val="Compact"/>
+      </w:pPr>
+      <m:oMath>
+        <m:sSub>
+          <m:e>
+            <m:r>
+              <m:t>μ</m:t>
+            </m:r>
+          </m:e>
+          <m:sub>
+            <m:r>
+              <m:t>i</m:t>
+            </m:r>
+          </m:sub>
+        </m:sSub>
+      </m:oMath>
+      <w:r>
+        <w:t xml:space="preserve"> </w:t>
+      </w:r>
+      <w:r>
+        <w:t xml:space="preserve">represents the linear relationship between</w:t>
+      </w:r>
+      <w:r>
+        <w:t xml:space="preserve"> </w:t>
+      </w:r>
+      <m:oMath>
+        <m:r>
+          <m:t>d</m:t>
+        </m:r>
+        <m:r>
+          <m:t>r</m:t>
+        </m:r>
+        <m:r>
+          <m:t>o</m:t>
+        </m:r>
+        <m:r>
+          <m:t>u</m:t>
+        </m:r>
+        <m:r>
+          <m:t>g</m:t>
+        </m:r>
+        <m:r>
+          <m:t>h</m:t>
+        </m:r>
+        <m:sSub>
+          <m:e>
+            <m:r>
+              <m:t>t</m:t>
+            </m:r>
+          </m:e>
+          <m:sub>
+            <m:r>
+              <m:t>i</m:t>
+            </m:r>
+          </m:sub>
+        </m:sSub>
+      </m:oMath>
+      <w:r>
+        <w:t xml:space="preserve"> </w:t>
+      </w:r>
+      <w:r>
+        <w:t xml:space="preserve">(the number of drought years) and dolphin length, defined by two parameters:</w:t>
+      </w:r>
+    </w:p>
+    <w:p>
+      <w:pPr>
+        <w:numPr>
+          <w:ilvl w:val="1"/>
+          <w:numId w:val="1006"/>
+        </w:numPr>
+        <w:pStyle w:val="Compact"/>
+      </w:pPr>
+      <m:oMath>
+        <m:sSub>
+          <m:e>
+            <m:r>
+              <m:t>β</m:t>
+            </m:r>
+          </m:e>
+          <m:sub>
+            <m:r>
+              <m:t>0</m:t>
+            </m:r>
+          </m:sub>
+        </m:sSub>
+      </m:oMath>
+      <w:r>
+        <w:t xml:space="preserve">: The intercept of our line (how long we expect a dolphin to be when the number of droughts is zero).</w:t>
+      </w:r>
+    </w:p>
+    <w:p>
+      <w:pPr>
+        <w:numPr>
+          <w:ilvl w:val="1"/>
+          <w:numId w:val="1006"/>
+        </w:numPr>
+        <w:pStyle w:val="Compact"/>
+      </w:pPr>
+      <m:oMath>
+        <m:sSub>
+          <m:e>
+            <m:r>
+              <m:t>β</m:t>
+            </m:r>
+          </m:e>
+          <m:sub>
+            <m:r>
+              <m:t>1</m:t>
+            </m:r>
+          </m:sub>
+        </m:sSub>
+      </m:oMath>
+      <w:r>
+        <w:t xml:space="preserve">: The slope (how much</w:t>
+      </w:r>
+      <w:r>
+        <w:t xml:space="preserve"> </w:t>
+      </w:r>
+      <m:oMath>
+        <m:r>
+          <m:t>l</m:t>
+        </m:r>
+        <m:r>
+          <m:t>e</m:t>
+        </m:r>
+        <m:r>
+          <m:t>n</m:t>
+        </m:r>
+        <m:r>
+          <m:t>g</m:t>
+        </m:r>
+        <m:r>
+          <m:t>t</m:t>
+        </m:r>
+        <m:r>
+          <m:t>h</m:t>
+        </m:r>
+      </m:oMath>
+      <w:r>
+        <w:t xml:space="preserve"> </w:t>
+      </w:r>
+      <w:r>
+        <w:t xml:space="preserve">is expected to change for each additional year of drought).</w:t>
+      </w:r>
+    </w:p>
+    <w:p>
+      <w:pPr>
+        <w:pStyle w:val="FirstParagraph"/>
+      </w:pPr>
+      <w:r>
+        <w:t xml:space="preserve">That’s the conceptual model. But how do we translate that into some</w:t>
+      </w:r>
+      <w:r>
+        <w:t xml:space="preserve"> </w:t>
+      </w:r>
+      <w:r>
+        <w:rPr>
+          <w:rStyle w:val="VerbatimChar"/>
+        </w:rPr>
+        <w:t xml:space="preserve">R</w:t>
+      </w:r>
+      <w:r>
+        <w:t xml:space="preserve"> </w:t>
+      </w:r>
+      <w:r>
+        <w:t xml:space="preserve">code? It’s pretty straightforward, and we can also store the model output so we can use it again later on without having to rerun the model each time. Here’s how we do it:</w:t>
+      </w:r>
+    </w:p>
+    <w:p>
+      <w:pPr>
+        <w:pStyle w:val="SourceCode"/>
+      </w:pPr>
+      <w:r>
+        <w:rPr>
+          <w:rStyle w:val="NormalTok"/>
+        </w:rPr>
+        <w:t xml:space="preserve">boto_model </w:t>
+      </w:r>
+      <w:r>
+        <w:rPr>
+          <w:rStyle w:val="OtherTok"/>
+        </w:rPr>
+        <w:t xml:space="preserve">&lt;-</w:t>
+      </w:r>
+      <w:r>
+        <w:rPr>
+          <w:rStyle w:val="NormalTok"/>
+        </w:rPr>
+        <w:t xml:space="preserve"> </w:t>
+      </w:r>
+      <w:r>
+        <w:rPr>
+          <w:rStyle w:val="FunctionTok"/>
+        </w:rPr>
+        <w:t xml:space="preserve">lm</w:t>
+      </w:r>
+      <w:r>
+        <w:rPr>
+          <w:rStyle w:val="NormalTok"/>
+        </w:rPr>
+        <w:t xml:space="preserve">(length </w:t>
+      </w:r>
+      <w:r>
+        <w:rPr>
+          <w:rStyle w:val="SpecialCharTok"/>
+        </w:rPr>
+        <w:t xml:space="preserve">~</w:t>
+      </w:r>
+      <w:r>
+        <w:rPr>
+          <w:rStyle w:val="NormalTok"/>
+        </w:rPr>
+        <w:t xml:space="preserve"> drought, </w:t>
+      </w:r>
+      <w:r>
+        <w:rPr>
+          <w:rStyle w:val="AttributeTok"/>
+        </w:rPr>
+        <w:t xml:space="preserve">data =</w:t>
+      </w:r>
+      <w:r>
+        <w:rPr>
+          <w:rStyle w:val="NormalTok"/>
+        </w:rPr>
+        <w:t xml:space="preserve"> boto)</w:t>
+      </w:r>
+    </w:p>
+    <w:bookmarkStart w:id="28" w:name="mapping-the-equation-to-the-code"/>
+    <w:p>
+      <w:pPr>
+        <w:pStyle w:val="Heading2"/>
+      </w:pPr>
+      <w:r>
+        <w:t xml:space="preserve">Mapping the Equation to the Code</w:t>
+      </w:r>
+    </w:p>
+    <w:p>
+      <w:pPr>
+        <w:pStyle w:val="FirstParagraph"/>
+      </w:pPr>
+      <w:r>
+        <w:t xml:space="preserve">Here’s how the mathematical model corresponds to the R code:</w:t>
+      </w:r>
+    </w:p>
+    <w:p>
+      <w:pPr>
+        <w:numPr>
+          <w:ilvl w:val="0"/>
+          <w:numId w:val="1007"/>
+        </w:numPr>
+        <w:pStyle w:val="Compact"/>
+      </w:pPr>
+      <w:r>
+        <w:rPr>
+          <w:rStyle w:val="VerbatimChar"/>
+        </w:rPr>
+        <w:t xml:space="preserve">lm()</w:t>
+      </w:r>
+      <w:r>
+        <w:t xml:space="preserve"> </w:t>
+      </w:r>
+      <w:r>
+        <w:t xml:space="preserve">tells</w:t>
+      </w:r>
+      <w:r>
+        <w:t xml:space="preserve"> </w:t>
+      </w:r>
+      <w:r>
+        <w:rPr>
+          <w:rStyle w:val="VerbatimChar"/>
+        </w:rPr>
+        <w:t xml:space="preserve">R</w:t>
+      </w:r>
+      <w:r>
+        <w:t xml:space="preserve"> </w:t>
+      </w:r>
+      <w:r>
+        <w:t xml:space="preserve">that we are fitting a linear model, which, by default, means that we assume the response variable follows a</w:t>
+      </w:r>
+      <w:r>
+        <w:t xml:space="preserve"> </w:t>
+      </w:r>
+      <m:oMath>
+        <m:r>
+          <m:t>N</m:t>
+        </m:r>
+        <m:r>
+          <m:t>o</m:t>
+        </m:r>
+        <m:r>
+          <m:t>r</m:t>
+        </m:r>
+        <m:r>
+          <m:t>m</m:t>
+        </m:r>
+        <m:r>
+          <m:t>a</m:t>
+        </m:r>
+        <m:r>
+          <m:t>l</m:t>
+        </m:r>
+      </m:oMath>
+      <w:r>
+        <w:t xml:space="preserve"> </w:t>
+      </w:r>
+      <w:r>
+        <w:t xml:space="preserve">distribution.</w:t>
+      </w:r>
+    </w:p>
+    <w:p>
+      <w:pPr>
+        <w:numPr>
+          <w:ilvl w:val="0"/>
+          <w:numId w:val="1007"/>
+        </w:numPr>
+        <w:pStyle w:val="Compact"/>
+      </w:pPr>
+      <w:r>
+        <w:t xml:space="preserve">The formula</w:t>
+      </w:r>
+      <w:r>
+        <w:t xml:space="preserve"> </w:t>
+      </w:r>
+      <w:r>
+        <w:rPr>
+          <w:rStyle w:val="VerbatimChar"/>
+        </w:rPr>
+        <w:t xml:space="preserve">length ~ drought</w:t>
+      </w:r>
+      <w:r>
+        <w:t xml:space="preserve"> </w:t>
+      </w:r>
+      <w:r>
+        <w:t xml:space="preserve">represents the relationship we’re modeling. In mathematical terms, this corresponds to</w:t>
+      </w:r>
+      <w:r>
+        <w:t xml:space="preserve"> </w:t>
+      </w:r>
+      <m:oMath>
+        <m:sSub>
+          <m:e>
+            <m:r>
+              <m:t>μ</m:t>
+            </m:r>
+          </m:e>
+          <m:sub>
+            <m:r>
+              <m:t>i</m:t>
+            </m:r>
+          </m:sub>
+        </m:sSub>
+        <m:r>
+          <m:rPr>
+            <m:sty m:val="p"/>
+          </m:rPr>
+          <m:t>=</m:t>
+        </m:r>
+        <m:sSub>
+          <m:e>
+            <m:r>
+              <m:t>β</m:t>
+            </m:r>
+          </m:e>
+          <m:sub>
+            <m:r>
+              <m:t>0</m:t>
+            </m:r>
+          </m:sub>
+        </m:sSub>
+        <m:r>
+          <m:rPr>
+            <m:sty m:val="p"/>
+          </m:rPr>
+          <m:t>+</m:t>
+        </m:r>
+        <m:sSub>
+          <m:e>
+            <m:r>
+              <m:t>β</m:t>
+            </m:r>
+          </m:e>
+          <m:sub>
+            <m:r>
+              <m:t>1</m:t>
+            </m:r>
+          </m:sub>
+        </m:sSub>
+        <m:r>
+          <m:rPr>
+            <m:sty m:val="p"/>
+          </m:rPr>
+          <m:t>×</m:t>
+        </m:r>
+        <m:r>
+          <m:t>d</m:t>
+        </m:r>
+        <m:r>
+          <m:t>r</m:t>
+        </m:r>
+        <m:r>
+          <m:t>o</m:t>
+        </m:r>
+        <m:r>
+          <m:t>u</m:t>
+        </m:r>
+        <m:r>
+          <m:t>g</m:t>
+        </m:r>
+        <m:r>
+          <m:t>h</m:t>
+        </m:r>
+        <m:sSub>
+          <m:e>
+            <m:r>
+              <m:t>t</m:t>
+            </m:r>
+          </m:e>
+          <m:sub>
+            <m:r>
+              <m:t>i</m:t>
+            </m:r>
+          </m:sub>
+        </m:sSub>
+      </m:oMath>
+      <w:r>
+        <w:t xml:space="preserve">. The</w:t>
+      </w:r>
+      <w:r>
+        <w:t xml:space="preserve"> </w:t>
+      </w:r>
+      <w:r>
+        <w:rPr>
+          <w:rStyle w:val="VerbatimChar"/>
+        </w:rPr>
+        <w:t xml:space="preserve">length</w:t>
+      </w:r>
+      <w:r>
+        <w:t xml:space="preserve"> </w:t>
+      </w:r>
+      <w:r>
+        <w:t xml:space="preserve">variable is our response (sometimes called the</w:t>
+      </w:r>
+      <w:r>
+        <w:t xml:space="preserve"> </w:t>
+      </w:r>
+      <w:r>
+        <w:t xml:space="preserve">“</w:t>
+      </w:r>
+      <w:r>
+        <w:t xml:space="preserve">dependent</w:t>
+      </w:r>
+      <w:r>
+        <w:t xml:space="preserve">”</w:t>
+      </w:r>
+      <w:r>
+        <w:t xml:space="preserve">) variable, and</w:t>
+      </w:r>
+      <w:r>
+        <w:t xml:space="preserve"> </w:t>
+      </w:r>
+      <w:r>
+        <w:rPr>
+          <w:rStyle w:val="VerbatimChar"/>
+        </w:rPr>
+        <w:t xml:space="preserve">drought</w:t>
+      </w:r>
+      <w:r>
+        <w:t xml:space="preserve"> </w:t>
+      </w:r>
+      <w:r>
+        <w:t xml:space="preserve">is our predictor (or</w:t>
+      </w:r>
+      <w:r>
+        <w:t xml:space="preserve"> </w:t>
+      </w:r>
+      <w:r>
+        <w:t xml:space="preserve">“</w:t>
+      </w:r>
+      <w:r>
+        <w:t xml:space="preserve">independent</w:t>
+      </w:r>
+      <w:r>
+        <w:t xml:space="preserve">”</w:t>
+      </w:r>
+      <w:r>
+        <w:t xml:space="preserve"> </w:t>
+      </w:r>
+      <w:r>
+        <w:t xml:space="preserve">or</w:t>
+      </w:r>
+      <w:r>
+        <w:t xml:space="preserve"> </w:t>
+      </w:r>
+      <w:r>
+        <w:t xml:space="preserve">“</w:t>
+      </w:r>
+      <w:r>
+        <w:t xml:space="preserve">explanatory</w:t>
+      </w:r>
+      <w:r>
+        <w:t xml:space="preserve">”</w:t>
+      </w:r>
+      <w:r>
+        <w:t xml:space="preserve">) variable.</w:t>
+      </w:r>
+    </w:p>
+    <w:p>
+      <w:pPr>
+        <w:pStyle w:val="FirstParagraph"/>
+      </w:pPr>
+      <w:r>
+        <w:t xml:space="preserve">Now, let’s get to the interesting part: what does the model tell us? We can use the</w:t>
+      </w:r>
+      <w:r>
+        <w:t xml:space="preserve"> </w:t>
+      </w:r>
+      <w:r>
+        <w:rPr>
+          <w:rStyle w:val="VerbatimChar"/>
+        </w:rPr>
+        <w:t xml:space="preserve">summary()</w:t>
+      </w:r>
+      <w:r>
+        <w:t xml:space="preserve"> </w:t>
+      </w:r>
+      <w:r>
+        <w:t xml:space="preserve">function to see the results and interpret what the model says:</w:t>
+      </w:r>
+    </w:p>
+    <w:p>
+      <w:pPr>
+        <w:pStyle w:val="SourceCode"/>
+      </w:pPr>
+      <w:r>
+        <w:rPr>
+          <w:rStyle w:val="FunctionTok"/>
+        </w:rPr>
+        <w:t xml:space="preserve">summary</w:t>
+      </w:r>
+      <w:r>
+        <w:rPr>
+          <w:rStyle w:val="NormalTok"/>
+        </w:rPr>
+        <w:t xml:space="preserve">(boto_model)</w:t>
+      </w:r>
+    </w:p>
+    <w:p>
+      <w:pPr>
+        <w:pStyle w:val="FirstParagraph"/>
+      </w:pPr>
+      <w:r>
+        <w:t xml:space="preserve">When we run the</w:t>
+      </w:r>
+      <w:r>
+        <w:t xml:space="preserve"> </w:t>
+      </w:r>
+      <w:r>
+        <w:rPr>
+          <w:rStyle w:val="VerbatimChar"/>
+        </w:rPr>
+        <w:t xml:space="preserve">summary()</w:t>
+      </w:r>
+      <w:r>
+        <w:t xml:space="preserve"> </w:t>
+      </w:r>
+      <w:r>
+        <w:t xml:space="preserve">function on our model, we get a lot of information, but for starters, we are particularly interested in the</w:t>
+      </w:r>
+      <w:r>
+        <w:t xml:space="preserve"> </w:t>
+      </w:r>
+      <w:r>
+        <w:rPr>
+          <w:rStyle w:val="VerbatimChar"/>
+        </w:rPr>
+        <w:t xml:space="preserve">Estimates</w:t>
+      </w:r>
+      <w:r>
+        <w:t xml:space="preserve"> </w:t>
+      </w:r>
+      <w:r>
+        <w:t xml:space="preserve">section. From this, we can see the estimated values for</w:t>
+      </w:r>
+      <w:r>
+        <w:t xml:space="preserve"> </w:t>
+      </w:r>
+      <m:oMath>
+        <m:sSub>
+          <m:e>
+            <m:r>
+              <m:t>β</m:t>
+            </m:r>
+          </m:e>
+          <m:sub>
+            <m:r>
+              <m:t>0</m:t>
+            </m:r>
+          </m:sub>
+        </m:sSub>
+      </m:oMath>
+      <w:r>
+        <w:t xml:space="preserve"> </w:t>
+      </w:r>
+      <w:r>
+        <w:t xml:space="preserve">and</w:t>
+      </w:r>
+      <w:r>
+        <w:t xml:space="preserve"> </w:t>
+      </w:r>
+      <m:oMath>
+        <m:sSub>
+          <m:e>
+            <m:r>
+              <m:t>β</m:t>
+            </m:r>
+          </m:e>
+          <m:sub>
+            <m:r>
+              <m:t>1</m:t>
+            </m:r>
+          </m:sub>
+        </m:sSub>
+      </m:oMath>
+      <w:r>
+        <w:t xml:space="preserve">: 213.281 and -5.308, respectively. But what do these values mean?</w:t>
+      </w:r>
+    </w:p>
+    <w:bookmarkEnd w:id="28"/>
+    <w:bookmarkStart w:id="29" w:name="parameter-meanings"/>
+    <w:p>
+      <w:pPr>
+        <w:pStyle w:val="Heading2"/>
+      </w:pPr>
+      <w:r>
+        <w:t xml:space="preserve">Parameter Meanings</w:t>
+      </w:r>
+    </w:p>
+    <w:p>
+      <w:pPr>
+        <w:pStyle w:val="FirstParagraph"/>
+      </w:pPr>
+      <w:r>
+        <w:t xml:space="preserve">When we wrote out our equation above, we said</w:t>
+      </w:r>
+      <w:r>
+        <w:t xml:space="preserve"> </w:t>
+      </w:r>
+      <w:r>
+        <w:t xml:space="preserve">“</w:t>
+      </w:r>
+      <m:oMath>
+        <m:sSub>
+          <m:e>
+            <m:r>
+              <m:t>β</m:t>
+            </m:r>
+          </m:e>
+          <m:sub>
+            <m:r>
+              <m:t>0</m:t>
+            </m:r>
+          </m:sub>
+        </m:sSub>
+      </m:oMath>
+      <w:r>
+        <w:t xml:space="preserve">: The intercept of our line (how long we expect a dolphin to be when the number of droughts is zero)</w:t>
+      </w:r>
+      <w:r>
+        <w:t xml:space="preserve">”</w:t>
+      </w:r>
+      <w:r>
+        <w:t xml:space="preserve"> </w:t>
+      </w:r>
+      <w:r>
+        <w:t xml:space="preserve">and</w:t>
+      </w:r>
+      <w:r>
+        <w:t xml:space="preserve"> </w:t>
+      </w:r>
+      <w:r>
+        <w:t xml:space="preserve">“</w:t>
+      </w:r>
+      <m:oMath>
+        <m:sSub>
+          <m:e>
+            <m:r>
+              <m:t>β</m:t>
+            </m:r>
+          </m:e>
+          <m:sub>
+            <m:r>
+              <m:t>1</m:t>
+            </m:r>
+          </m:sub>
+        </m:sSub>
+      </m:oMath>
+      <w:r>
+        <w:t xml:space="preserve">: The slope (how much</w:t>
+      </w:r>
+      <w:r>
+        <w:t xml:space="preserve"> </w:t>
+      </w:r>
+      <m:oMath>
+        <m:r>
+          <m:t>l</m:t>
+        </m:r>
+        <m:r>
+          <m:t>e</m:t>
+        </m:r>
+        <m:r>
+          <m:t>n</m:t>
+        </m:r>
+        <m:r>
+          <m:t>g</m:t>
+        </m:r>
+        <m:r>
+          <m:t>t</m:t>
+        </m:r>
+        <m:r>
+          <m:t>h</m:t>
+        </m:r>
+      </m:oMath>
+      <w:r>
+        <w:t xml:space="preserve"> </w:t>
+      </w:r>
+      <w:r>
+        <w:t xml:space="preserve">is expected to change for each additional year of drought)</w:t>
+      </w:r>
+      <w:r>
+        <w:t xml:space="preserve">”</w:t>
+      </w:r>
+      <w:r>
+        <w:t xml:space="preserve"> </w:t>
+      </w:r>
+      <w:r>
+        <w:t xml:space="preserve">but why is that? How do we know what these parameters means? To show you how you can do this, let’s revisit our model equation, where we’ll start by figuring out what the intercept is:</w:t>
+      </w:r>
+    </w:p>
+    <w:p>
+      <w:pPr>
         <w:pStyle w:val="BodyText"/>
       </w:pPr>
-      <w:r>
-        <w:t xml:space="preserve">What should we look for to help us decide if a</w:t>
-      </w:r>
-      <w:r>
-        <w:t xml:space="preserve"> </w:t>
-      </w:r>
       <m:oMath>
+        <m:sSub>
+          <m:e>
+            <m:r>
+              <m:t>μ</m:t>
+            </m:r>
+          </m:e>
+          <m:sub>
+            <m:r>
+              <m:t>i</m:t>
+            </m:r>
+          </m:sub>
+        </m:sSub>
+        <m:r>
+          <m:rPr>
+            <m:sty m:val="p"/>
+          </m:rPr>
+          <m:t>=</m:t>
+        </m:r>
+        <m:sSub>
+          <m:e>
+            <m:r>
+              <m:t>β</m:t>
+            </m:r>
+          </m:e>
+          <m:sub>
+            <m:r>
+              <m:t>0</m:t>
+            </m:r>
+          </m:sub>
+        </m:sSub>
+        <m:r>
+          <m:rPr>
+            <m:sty m:val="p"/>
+          </m:rPr>
+          <m:t>+</m:t>
+        </m:r>
+        <m:sSub>
+          <m:e>
+            <m:r>
+              <m:t>β</m:t>
+            </m:r>
+          </m:e>
+          <m:sub>
+            <m:r>
+              <m:t>1</m:t>
+            </m:r>
+          </m:sub>
+        </m:sSub>
+        <m:r>
+          <m:rPr>
+            <m:sty m:val="p"/>
+          </m:rPr>
+          <m:t>×</m:t>
+        </m:r>
+        <m:r>
+          <m:t>d</m:t>
+        </m:r>
+        <m:r>
+          <m:t>r</m:t>
+        </m:r>
+        <m:r>
+          <m:t>o</m:t>
+        </m:r>
+        <m:r>
+          <m:t>u</m:t>
+        </m:r>
+        <m:r>
+          <m:t>g</m:t>
+        </m:r>
+        <m:r>
+          <m:t>h</m:t>
+        </m:r>
+        <m:sSub>
+          <m:e>
+            <m:r>
+              <m:t>t</m:t>
+            </m:r>
+          </m:e>
+          <m:sub>
+            <m:r>
+              <m:t>i</m:t>
+            </m:r>
+          </m:sub>
+        </m:sSub>
+      </m:oMath>
+    </w:p>
+    <w:p>
+      <w:pPr>
+        <w:pStyle w:val="BodyText"/>
+      </w:pPr>
+      <m:oMath>
+        <m:r>
+          <m:t>d</m:t>
+        </m:r>
+        <m:r>
+          <m:t>r</m:t>
+        </m:r>
+        <m:r>
+          <m:t>o</m:t>
+        </m:r>
+        <m:r>
+          <m:t>u</m:t>
+        </m:r>
+        <m:r>
+          <m:t>g</m:t>
+        </m:r>
+        <m:r>
+          <m:t>h</m:t>
+        </m:r>
+        <m:sSub>
+          <m:e>
+            <m:r>
+              <m:t>t</m:t>
+            </m:r>
+          </m:e>
+          <m:sub>
+            <m:r>
+              <m:t>i</m:t>
+            </m:r>
+          </m:sub>
+        </m:sSub>
+      </m:oMath>
+      <w:r>
+        <w:t xml:space="preserve"> </w:t>
+      </w:r>
+      <w:r>
+        <w:t xml:space="preserve">is whatever value</w:t>
+      </w:r>
+      <w:r>
+        <w:t xml:space="preserve"> </w:t>
+      </w:r>
+      <w:r>
+        <w:rPr>
+          <w:rStyle w:val="VerbatimChar"/>
+        </w:rPr>
+        <w:t xml:space="preserve">drought</w:t>
+      </w:r>
+      <w:r>
+        <w:t xml:space="preserve"> </w:t>
+      </w:r>
+      <w:r>
+        <w:t xml:space="preserve">is for row</w:t>
+      </w:r>
+      <w:r>
+        <w:t xml:space="preserve"> </w:t>
+      </w:r>
+      <m:oMath>
+        <m:r>
+          <m:t>i</m:t>
+        </m:r>
+      </m:oMath>
+      <w:r>
+        <w:t xml:space="preserve"> </w:t>
+      </w:r>
+      <w:r>
+        <w:t xml:space="preserve">of our dataset. As a thought exercise, imagine a scenario where there has never been a drought, and</w:t>
+      </w:r>
+      <w:r>
+        <w:t xml:space="preserve"> </w:t>
+      </w:r>
+      <m:oMath>
+        <m:r>
+          <m:t>d</m:t>
+        </m:r>
+        <m:r>
+          <m:t>r</m:t>
+        </m:r>
+        <m:r>
+          <m:t>o</m:t>
+        </m:r>
+        <m:r>
+          <m:t>u</m:t>
+        </m:r>
+        <m:r>
+          <m:t>g</m:t>
+        </m:r>
+        <m:r>
+          <m:t>h</m:t>
+        </m:r>
+        <m:r>
+          <m:t>t</m:t>
+        </m:r>
+        <m:r>
+          <m:rPr>
+            <m:sty m:val="p"/>
+          </m:rPr>
+          <m:t>=</m:t>
+        </m:r>
+        <m:r>
+          <m:t>0</m:t>
+        </m:r>
+      </m:oMath>
+      <w:r>
+        <w:t xml:space="preserve">. In this case, the equation becomes:</w:t>
+      </w:r>
+    </w:p>
+    <w:p>
+      <w:pPr>
+        <w:pStyle w:val="BodyText"/>
+      </w:pPr>
+      <m:oMath>
+        <m:sSub>
+          <m:e>
+            <m:r>
+              <m:t>μ</m:t>
+            </m:r>
+          </m:e>
+          <m:sub>
+            <m:r>
+              <m:t>i</m:t>
+            </m:r>
+          </m:sub>
+        </m:sSub>
+        <m:r>
+          <m:rPr>
+            <m:sty m:val="p"/>
+          </m:rPr>
+          <m:t>=</m:t>
+        </m:r>
+        <m:sSub>
+          <m:e>
+            <m:r>
+              <m:t>β</m:t>
+            </m:r>
+          </m:e>
+          <m:sub>
+            <m:r>
+              <m:t>0</m:t>
+            </m:r>
+          </m:sub>
+        </m:sSub>
+        <m:r>
+          <m:rPr>
+            <m:sty m:val="p"/>
+          </m:rPr>
+          <m:t>+</m:t>
+        </m:r>
+        <m:sSub>
+          <m:e>
+            <m:r>
+              <m:t>β</m:t>
+            </m:r>
+          </m:e>
+          <m:sub>
+            <m:r>
+              <m:t>1</m:t>
+            </m:r>
+          </m:sub>
+        </m:sSub>
+        <m:r>
+          <m:rPr>
+            <m:sty m:val="p"/>
+          </m:rPr>
+          <m:t>×</m:t>
+        </m:r>
+        <m:r>
+          <m:t>0</m:t>
+        </m:r>
+      </m:oMath>
+    </w:p>
+    <w:p>
+      <w:pPr>
+        <w:pStyle w:val="BodyText"/>
+      </w:pPr>
+      <w:r>
+        <w:t xml:space="preserve">Because any number multiplied by zero becomes zero, we can simplify this to:</w:t>
+      </w:r>
+    </w:p>
+    <w:p>
+      <w:pPr>
+        <w:pStyle w:val="BodyText"/>
+      </w:pPr>
+      <m:oMath>
+        <m:sSub>
+          <m:e>
+            <m:r>
+              <m:t>μ</m:t>
+            </m:r>
+          </m:e>
+          <m:sub>
+            <m:r>
+              <m:t>i</m:t>
+            </m:r>
+          </m:sub>
+        </m:sSub>
+        <m:r>
+          <m:rPr>
+            <m:sty m:val="p"/>
+          </m:rPr>
+          <m:t>=</m:t>
+        </m:r>
+        <m:sSub>
+          <m:e>
+            <m:r>
+              <m:t>β</m:t>
+            </m:r>
+          </m:e>
+          <m:sub>
+            <m:r>
+              <m:t>0</m:t>
+            </m:r>
+          </m:sub>
+        </m:sSub>
+      </m:oMath>
+    </w:p>
+    <w:p>
+      <w:pPr>
+        <w:pStyle w:val="BodyText"/>
+      </w:pPr>
+      <w:r>
+        <w:t xml:space="preserve">And we’re left with</w:t>
+      </w:r>
+      <w:r>
+        <w:t xml:space="preserve"> </w:t>
+      </w:r>
+      <m:oMath>
+        <m:sSub>
+          <m:e>
+            <m:r>
+              <m:t>β</m:t>
+            </m:r>
+          </m:e>
+          <m:sub>
+            <m:r>
+              <m:t>0</m:t>
+            </m:r>
+          </m:sub>
+        </m:sSub>
+      </m:oMath>
+      <w:r>
+        <w:t xml:space="preserve">. This is why</w:t>
+      </w:r>
+      <w:r>
+        <w:t xml:space="preserve"> </w:t>
+      </w:r>
+      <m:oMath>
+        <m:sSub>
+          <m:e>
+            <m:r>
+              <m:t>β</m:t>
+            </m:r>
+          </m:e>
+          <m:sub>
+            <m:r>
+              <m:t>0</m:t>
+            </m:r>
+          </m:sub>
+        </m:sSub>
+      </m:oMath>
+      <w:r>
+        <w:t xml:space="preserve"> </w:t>
+      </w:r>
+      <w:r>
+        <w:t xml:space="preserve">represents the estimated length of boto dolphins when there has been no drought. And according to our model, the intercept value is 213.3 cm. So, if no droughts have occurred, the model predicts that dolphins would be approximately 213.3 cm long. This is why the intercept is often described as</w:t>
+      </w:r>
+      <w:r>
+        <w:t xml:space="preserve"> </w:t>
+      </w:r>
+      <w:r>
+        <w:t xml:space="preserve">“</w:t>
+      </w:r>
+      <w:r>
+        <w:t xml:space="preserve">the value of</w:t>
+      </w:r>
+      <w:r>
+        <w:t xml:space="preserve"> </w:t>
+      </w:r>
+      <m:oMath>
+        <m:r>
+          <m:t>Y</m:t>
+        </m:r>
+      </m:oMath>
+      <w:r>
+        <w:t xml:space="preserve"> </w:t>
+      </w:r>
+      <w:r>
+        <w:t xml:space="preserve">when</w:t>
+      </w:r>
+      <w:r>
+        <w:t xml:space="preserve"> </w:t>
+      </w:r>
+      <m:oMath>
+        <m:r>
+          <m:t>X</m:t>
+        </m:r>
+      </m:oMath>
+      <w:r>
+        <w:t xml:space="preserve"> </w:t>
+      </w:r>
+      <w:r>
+        <w:t xml:space="preserve">is equal to zero</w:t>
+      </w:r>
+      <w:r>
+        <w:t xml:space="preserve">”</w:t>
+      </w:r>
+      <w:r>
+        <w:t xml:space="preserve">.</w:t>
+      </w:r>
+    </w:p>
+    <w:p>
+      <w:pPr>
+        <w:pStyle w:val="BodyText"/>
+      </w:pPr>
+      <w:r>
+        <w:t xml:space="preserve">If</w:t>
+      </w:r>
+      <w:r>
+        <w:t xml:space="preserve"> </w:t>
+      </w:r>
+      <m:oMath>
+        <m:sSub>
+          <m:e>
+            <m:r>
+              <m:t>β</m:t>
+            </m:r>
+          </m:e>
+          <m:sub>
+            <m:r>
+              <m:t>0</m:t>
+            </m:r>
+          </m:sub>
+        </m:sSub>
+      </m:oMath>
+      <w:r>
+        <w:t xml:space="preserve"> </w:t>
+      </w:r>
+      <w:r>
+        <w:t xml:space="preserve">represent the length of botos when drought is zero, then</w:t>
+      </w:r>
+      <w:r>
+        <w:t xml:space="preserve"> </w:t>
+      </w:r>
+      <m:oMath>
+        <m:sSub>
+          <m:e>
+            <m:r>
+              <m:t>β</m:t>
+            </m:r>
+          </m:e>
+          <m:sub>
+            <m:r>
+              <m:t>1</m:t>
+            </m:r>
+          </m:sub>
+        </m:sSub>
+      </m:oMath>
+      <w:r>
+        <w:t xml:space="preserve"> </w:t>
+      </w:r>
+      <w:r>
+        <w:t xml:space="preserve">must be the value that describes how much the length of the dolphins changes with each additional year of drought. From our model summary,</w:t>
+      </w:r>
+      <w:r>
+        <w:t xml:space="preserve"> </w:t>
+      </w:r>
+      <m:oMath>
+        <m:sSub>
+          <m:e>
+            <m:r>
+              <m:t>β</m:t>
+            </m:r>
+          </m:e>
+          <m:sub>
+            <m:r>
+              <m:t>1</m:t>
+            </m:r>
+          </m:sub>
+        </m:sSub>
+      </m:oMath>
+      <w:r>
+        <w:t xml:space="preserve"> </w:t>
+      </w:r>
+      <w:r>
+        <w:t xml:space="preserve">is -5.308. This means that for each additional year of drought, the length of an average dolphins decreases by roughly 5.3 cm.</w:t>
+      </w:r>
+    </w:p>
+    <w:p>
+      <w:pPr>
+        <w:pStyle w:val="BodyText"/>
+      </w:pPr>
+      <w:r>
+        <w:t xml:space="preserve">So if we were to draw, we’d start at</w:t>
+      </w:r>
+      <w:r>
+        <w:t xml:space="preserve"> </w:t>
+      </w:r>
+      <m:oMath>
+        <m:r>
+          <m:t>d</m:t>
+        </m:r>
+        <m:r>
+          <m:t>r</m:t>
+        </m:r>
+        <m:r>
+          <m:t>o</m:t>
+        </m:r>
+        <m:r>
+          <m:t>u</m:t>
+        </m:r>
+        <m:r>
+          <m:t>g</m:t>
+        </m:r>
+        <m:r>
+          <m:t>h</m:t>
+        </m:r>
+        <m:r>
+          <m:t>t</m:t>
+        </m:r>
+        <m:r>
+          <m:rPr>
+            <m:sty m:val="p"/>
+          </m:rPr>
+          <m:t>=</m:t>
+        </m:r>
+        <m:r>
+          <m:t>0</m:t>
+        </m:r>
+      </m:oMath>
+      <w:r>
+        <w:t xml:space="preserve"> </w:t>
+      </w:r>
+      <w:r>
+        <w:t xml:space="preserve">and</w:t>
+      </w:r>
+      <w:r>
+        <w:t xml:space="preserve"> </w:t>
+      </w:r>
+      <m:oMath>
+        <m:r>
+          <m:t>l</m:t>
+        </m:r>
+        <m:r>
+          <m:t>e</m:t>
+        </m:r>
+        <m:r>
+          <m:t>n</m:t>
+        </m:r>
+        <m:r>
+          <m:t>g</m:t>
+        </m:r>
+        <m:r>
+          <m:t>t</m:t>
+        </m:r>
+        <m:r>
+          <m:t>h</m:t>
+        </m:r>
+        <m:r>
+          <m:rPr>
+            <m:sty m:val="p"/>
+          </m:rPr>
+          <m:t>=</m:t>
+        </m:r>
+        <m:r>
+          <m:t>213</m:t>
+        </m:r>
+      </m:oMath>
+      <w:r>
+        <w:t xml:space="preserve">, then for every additional year (or a</w:t>
+      </w:r>
+      <w:r>
+        <w:t xml:space="preserve"> </w:t>
+      </w:r>
+      <w:r>
+        <w:t xml:space="preserve">“</w:t>
+      </w:r>
+      <w:r>
+        <w:t xml:space="preserve">unit increase</w:t>
+      </w:r>
+      <w:r>
+        <w:t xml:space="preserve">”</w:t>
+      </w:r>
+      <w:r>
+        <w:t xml:space="preserve">)</w:t>
+      </w:r>
+      <w:r>
+        <w:t xml:space="preserve"> </w:t>
+      </w:r>
+      <m:oMath>
+        <m:r>
+          <m:t>l</m:t>
+        </m:r>
+        <m:r>
+          <m:t>e</m:t>
+        </m:r>
+        <m:r>
+          <m:t>n</m:t>
+        </m:r>
+        <m:r>
+          <m:t>g</m:t>
+        </m:r>
+        <m:r>
+          <m:t>t</m:t>
+        </m:r>
+        <m:r>
+          <m:t>h</m:t>
+        </m:r>
+      </m:oMath>
+      <w:r>
+        <w:t xml:space="preserve"> </w:t>
+      </w:r>
+      <w:r>
+        <w:t xml:space="preserve">would reduce by 5.3.</w:t>
+      </w:r>
+    </w:p>
+    <w:p>
+      <w:pPr>
+        <w:pStyle w:val="BodyText"/>
+      </w:pPr>
+      <w:r>
+        <w:t xml:space="preserve">And that’s it! All the actual statistics we need has been run and summarised in just two lines of code using</w:t>
+      </w:r>
+      <w:r>
+        <w:t xml:space="preserve"> </w:t>
+      </w:r>
+      <w:r>
+        <w:rPr>
+          <w:rStyle w:val="VerbatimChar"/>
+        </w:rPr>
+        <w:t xml:space="preserve">lm()</w:t>
+      </w:r>
+      <w:r>
+        <w:t xml:space="preserve"> </w:t>
+      </w:r>
+      <w:r>
+        <w:t xml:space="preserve">and</w:t>
+      </w:r>
+      <w:r>
+        <w:t xml:space="preserve"> </w:t>
+      </w:r>
+      <w:r>
+        <w:rPr>
+          <w:rStyle w:val="VerbatimChar"/>
+        </w:rPr>
+        <w:t xml:space="preserve">summary()</w:t>
+      </w:r>
+      <w:r>
+        <w:t xml:space="preserve">. What now?</w:t>
+      </w:r>
+    </w:p>
+    <w:bookmarkEnd w:id="29"/>
+    <w:bookmarkStart w:id="30" w:name="question-set-three"/>
+    <w:p>
+      <w:pPr>
+        <w:pStyle w:val="Heading2"/>
+      </w:pPr>
+      <w:r>
+        <w:t xml:space="preserve">Question Set Three</w:t>
+      </w:r>
+    </w:p>
+    <w:p>
+      <w:pPr>
+        <w:numPr>
+          <w:ilvl w:val="0"/>
+          <w:numId w:val="1008"/>
+        </w:numPr>
+        <w:pStyle w:val="Compact"/>
+      </w:pPr>
+      <w:r>
+        <w:t xml:space="preserve">Replace the blank areas of the equation with the values that have now been estimated by the model.</w:t>
+      </w:r>
+    </w:p>
+    <w:p>
+      <w:pPr>
+        <w:pStyle w:val="FirstParagraph"/>
+      </w:pPr>
+      <m:oMath>
+        <m:r>
+          <m:t>l</m:t>
+        </m:r>
+        <m:r>
+          <m:t>e</m:t>
+        </m:r>
+        <m:r>
+          <m:t>n</m:t>
+        </m:r>
+        <m:r>
+          <m:t>g</m:t>
+        </m:r>
+        <m:r>
+          <m:t>t</m:t>
+        </m:r>
+        <m:sSub>
+          <m:e>
+            <m:r>
+              <m:t>h</m:t>
+            </m:r>
+          </m:e>
+          <m:sub>
+            <m:r>
+              <m:t>i</m:t>
+            </m:r>
+          </m:sub>
+        </m:sSub>
+        <m:r>
+          <m:rPr>
+            <m:sty m:val="p"/>
+          </m:rPr>
+          <m:t>∼</m:t>
+        </m:r>
         <m:r>
           <m:t>N</m:t>
         </m:r>
@@ -808,332 +3153,181 @@
         <m:r>
           <m:t>l</m:t>
         </m:r>
+        <m:d>
+          <m:dPr>
+            <m:begChr m:val="("/>
+            <m:endChr m:val=")"/>
+            <m:sepChr m:val=""/>
+            <m:grow/>
+          </m:dPr>
+          <m:e>
+            <m:sSub>
+              <m:e>
+                <m:r>
+                  <m:t>μ</m:t>
+                </m:r>
+              </m:e>
+              <m:sub>
+                <m:r>
+                  <m:t>i</m:t>
+                </m:r>
+              </m:sub>
+            </m:sSub>
+            <m:r>
+              <m:rPr>
+                <m:sty m:val="p"/>
+              </m:rPr>
+              <m:t>,</m:t>
+            </m:r>
+            <m:r>
+              <m:t>σ</m:t>
+            </m:r>
+          </m:e>
+        </m:d>
       </m:oMath>
-      <w:r>
-        <w:t xml:space="preserve"> </w:t>
-      </w:r>
-      <w:r>
-        <w:t xml:space="preserve">is reasonable to assume? For starters, we ask if</w:t>
-      </w:r>
-      <w:r>
-        <w:t xml:space="preserve"> </w:t>
-      </w:r>
+    </w:p>
+    <w:p>
+      <w:pPr>
+        <w:pStyle w:val="BodyText"/>
+      </w:pPr>
       <m:oMath>
-        <m:r>
-          <m:t>l</m:t>
-        </m:r>
-        <m:r>
-          <m:t>e</m:t>
-        </m:r>
-        <m:r>
-          <m:t>n</m:t>
+        <m:sSub>
+          <m:e>
+            <m:r>
+              <m:t>μ</m:t>
+            </m:r>
+          </m:e>
+          <m:sub>
+            <m:r>
+              <m:t>i</m:t>
+            </m:r>
+          </m:sub>
+        </m:sSub>
+        <m:r>
+          <m:rPr>
+            <m:sty m:val="p"/>
+          </m:rPr>
+          <m:t>=</m:t>
+        </m:r>
+        <m:bar>
+          <m:barPr>
+            <m:pos m:val="bot"/>
+          </m:barPr>
+          <m:e>
+            <m:phant>
+              <m:phantPr>
+                <m:show m:val="0"/>
+              </m:phantPr>
+              <m:e>
+                <m:sSub>
+                  <m:e>
+                    <m:r>
+                      <m:t>β</m:t>
+                    </m:r>
+                  </m:e>
+                  <m:sub>
+                    <m:r>
+                      <m:t>0</m:t>
+                    </m:r>
+                  </m:sub>
+                </m:sSub>
+              </m:e>
+            </m:phant>
+          </m:e>
+        </m:bar>
+        <m:r>
+          <m:rPr>
+            <m:sty m:val="p"/>
+          </m:rPr>
+          <m:t>+</m:t>
+        </m:r>
+        <m:bar>
+          <m:barPr>
+            <m:pos m:val="bot"/>
+          </m:barPr>
+          <m:e>
+            <m:phant>
+              <m:phantPr>
+                <m:show m:val="0"/>
+              </m:phantPr>
+              <m:e>
+                <m:sSub>
+                  <m:e>
+                    <m:r>
+                      <m:t>β</m:t>
+                    </m:r>
+                  </m:e>
+                  <m:sub>
+                    <m:r>
+                      <m:t>0</m:t>
+                    </m:r>
+                  </m:sub>
+                </m:sSub>
+              </m:e>
+            </m:phant>
+          </m:e>
+        </m:bar>
+        <m:r>
+          <m:rPr>
+            <m:sty m:val="p"/>
+          </m:rPr>
+          <m:t>×</m:t>
+        </m:r>
+        <m:r>
+          <m:t>d</m:t>
+        </m:r>
+        <m:r>
+          <m:t>r</m:t>
+        </m:r>
+        <m:r>
+          <m:t>o</m:t>
+        </m:r>
+        <m:r>
+          <m:t>u</m:t>
         </m:r>
         <m:r>
           <m:t>g</m:t>
         </m:r>
         <m:r>
-          <m:t>t</m:t>
-        </m:r>
-        <m:r>
           <m:t>h</m:t>
         </m:r>
+        <m:sSub>
+          <m:e>
+            <m:r>
+              <m:t>t</m:t>
+            </m:r>
+          </m:e>
+          <m:sub>
+            <m:r>
+              <m:t>i</m:t>
+            </m:r>
+          </m:sub>
+        </m:sSub>
       </m:oMath>
-      <w:r>
-        <w:t xml:space="preserve"> </w:t>
-      </w:r>
-      <w:r>
-        <w:t xml:space="preserve">is</w:t>
-      </w:r>
-      <w:r>
-        <w:t xml:space="preserve"> </w:t>
-      </w:r>
-      <w:r>
-        <w:t xml:space="preserve">“</w:t>
-      </w:r>
-      <w:r>
-        <w:t xml:space="preserve">continuous</w:t>
-      </w:r>
-      <w:r>
-        <w:t xml:space="preserve">”</w:t>
-      </w:r>
-      <w:r>
-        <w:t xml:space="preserve"> </w:t>
-      </w:r>
-      <w:r>
-        <w:t xml:space="preserve">or</w:t>
-      </w:r>
-      <w:r>
-        <w:t xml:space="preserve"> </w:t>
-      </w:r>
-      <w:r>
-        <w:t xml:space="preserve">“</w:t>
-      </w:r>
-      <w:r>
-        <w:t xml:space="preserve">discrete</w:t>
-      </w:r>
-      <w:r>
-        <w:t xml:space="preserve">”</w:t>
-      </w:r>
-      <w:r>
-        <w:t xml:space="preserve">. Discrete would imply the only values we could collect for</w:t>
+    </w:p>
+    <w:p>
+      <w:pPr>
+        <w:numPr>
+          <w:ilvl w:val="0"/>
+          <w:numId w:val="1009"/>
+        </w:numPr>
+      </w:pPr>
+      <w:r>
+        <w:t xml:space="preserve">Using your completed equation from 1., what value of</w:t>
       </w:r>
       <w:r>
         <w:t xml:space="preserve"> </w:t>
       </w:r>
       <m:oMath>
         <m:r>
-          <m:t>l</m:t>
-        </m:r>
-        <m:r>
-          <m:t>e</m:t>
-        </m:r>
-        <m:r>
-          <m:t>n</m:t>
-        </m:r>
-        <m:r>
-          <m:t>g</m:t>
-        </m:r>
-        <m:r>
-          <m:t>t</m:t>
-        </m:r>
-        <m:r>
-          <m:t>h</m:t>
+          <m:t>μ</m:t>
         </m:r>
       </m:oMath>
       <w:r>
         <w:t xml:space="preserve"> </w:t>
       </w:r>
       <w:r>
-        <w:t xml:space="preserve">might be 1 cm, 2 cm, and so on. While the data we’ve been proviuded are rounded to the nearest cm, the actual dolphins will not have these kinds of increments in length. Instead,</w:t>
-      </w:r>
-      <w:r>
-        <w:t xml:space="preserve"> </w:t>
-      </w:r>
-      <m:oMath>
-        <m:r>
-          <m:t>l</m:t>
-        </m:r>
-        <m:r>
-          <m:t>e</m:t>
-        </m:r>
-        <m:r>
-          <m:t>n</m:t>
-        </m:r>
-        <m:r>
-          <m:t>g</m:t>
-        </m:r>
-        <m:r>
-          <m:t>t</m:t>
-        </m:r>
-        <m:r>
-          <m:t>h</m:t>
-        </m:r>
-      </m:oMath>
-      <w:r>
-        <w:t xml:space="preserve"> </w:t>
-      </w:r>
-      <w:r>
-        <w:t xml:space="preserve">is continuous and the</w:t>
-      </w:r>
-      <w:r>
-        <w:t xml:space="preserve"> </w:t>
-      </w:r>
-      <m:oMath>
-        <m:r>
-          <m:t>N</m:t>
-        </m:r>
-        <m:r>
-          <m:t>o</m:t>
-        </m:r>
-        <m:r>
-          <m:t>r</m:t>
-        </m:r>
-        <m:r>
-          <m:t>m</m:t>
-        </m:r>
-        <m:r>
-          <m:t>a</m:t>
-        </m:r>
-        <m:r>
-          <m:t>l</m:t>
-        </m:r>
-      </m:oMath>
-      <w:r>
-        <w:t xml:space="preserve"> </w:t>
-      </w:r>
-      <w:r>
-        <w:t xml:space="preserve">distribution process generates such values.</w:t>
-      </w:r>
-    </w:p>
-    <w:p>
-      <w:pPr>
-        <w:pStyle w:val="BodyText"/>
-      </w:pPr>
-      <w:r>
-        <w:t xml:space="preserve">To see that, run the following code:</w:t>
-      </w:r>
-    </w:p>
-    <w:p>
-      <w:pPr>
-        <w:pStyle w:val="SourceCode"/>
-      </w:pPr>
-      <w:r>
-        <w:rPr>
-          <w:rStyle w:val="FunctionTok"/>
-        </w:rPr>
-        <w:t xml:space="preserve">rnorm</w:t>
-      </w:r>
-      <w:r>
-        <w:rPr>
-          <w:rStyle w:val="NormalTok"/>
-        </w:rPr>
-        <w:t xml:space="preserve">(</w:t>
-      </w:r>
-      <w:r>
-        <w:rPr>
-          <w:rStyle w:val="AttributeTok"/>
-        </w:rPr>
-        <w:t xml:space="preserve">n =</w:t>
-      </w:r>
-      <w:r>
-        <w:rPr>
-          <w:rStyle w:val="NormalTok"/>
-        </w:rPr>
-        <w:t xml:space="preserve"> </w:t>
-      </w:r>
-      <w:r>
-        <w:rPr>
-          <w:rStyle w:val="DecValTok"/>
-        </w:rPr>
-        <w:t xml:space="preserve">10</w:t>
-      </w:r>
-      <w:r>
-        <w:rPr>
-          <w:rStyle w:val="NormalTok"/>
-        </w:rPr>
-        <w:t xml:space="preserve">, </w:t>
-      </w:r>
-      <w:r>
-        <w:rPr>
-          <w:rStyle w:val="AttributeTok"/>
-        </w:rPr>
-        <w:t xml:space="preserve">mean =</w:t>
-      </w:r>
-      <w:r>
-        <w:rPr>
-          <w:rStyle w:val="NormalTok"/>
-        </w:rPr>
-        <w:t xml:space="preserve"> </w:t>
-      </w:r>
-      <w:r>
-        <w:rPr>
-          <w:rStyle w:val="DecValTok"/>
-        </w:rPr>
-        <w:t xml:space="preserve">200</w:t>
-      </w:r>
-      <w:r>
-        <w:rPr>
-          <w:rStyle w:val="NormalTok"/>
-        </w:rPr>
-        <w:t xml:space="preserve">, </w:t>
-      </w:r>
-      <w:r>
-        <w:rPr>
-          <w:rStyle w:val="AttributeTok"/>
-        </w:rPr>
-        <w:t xml:space="preserve">sd =</w:t>
-      </w:r>
-      <w:r>
-        <w:rPr>
-          <w:rStyle w:val="NormalTok"/>
-        </w:rPr>
-        <w:t xml:space="preserve"> </w:t>
-      </w:r>
-      <w:r>
-        <w:rPr>
-          <w:rStyle w:val="DecValTok"/>
-        </w:rPr>
-        <w:t xml:space="preserve">10</w:t>
-      </w:r>
-      <w:r>
-        <w:rPr>
-          <w:rStyle w:val="NormalTok"/>
-        </w:rPr>
-        <w:t xml:space="preserve">)</w:t>
-      </w:r>
-    </w:p>
-    <w:p>
-      <w:pPr>
-        <w:pStyle w:val="FirstParagraph"/>
-      </w:pPr>
-      <w:r>
-        <w:t xml:space="preserve">If you run that code, the values that come out seem pretty similar to our boto data, so the</w:t>
-      </w:r>
-      <w:r>
-        <w:t xml:space="preserve"> </w:t>
-      </w:r>
-      <m:oMath>
-        <m:r>
-          <m:t>N</m:t>
-        </m:r>
-        <m:r>
-          <m:t>o</m:t>
-        </m:r>
-        <m:r>
-          <m:t>r</m:t>
-        </m:r>
-        <m:r>
-          <m:t>m</m:t>
-        </m:r>
-        <m:r>
-          <m:t>a</m:t>
-        </m:r>
-        <m:r>
-          <m:t>l</m:t>
-        </m:r>
-      </m:oMath>
-      <w:r>
-        <w:t xml:space="preserve"> </w:t>
-      </w:r>
-      <w:r>
-        <w:t xml:space="preserve">distribution seems pretty good in that regard.</w:t>
-      </w:r>
-    </w:p>
-    <w:p>
-      <w:pPr>
-        <w:pStyle w:val="BodyText"/>
-      </w:pPr>
-      <w:r>
-        <w:t xml:space="preserve">The last question to ask is if there are any natural bounds to the data, and if the model might get close to these bounds. For boto length, there is a natural bound. It’s zero. An adult animal, including botos, can never be 0 cm long. This implies a</w:t>
-      </w:r>
-      <w:r>
-        <w:t xml:space="preserve"> </w:t>
-      </w:r>
-      <m:oMath>
-        <m:r>
-          <m:t>N</m:t>
-        </m:r>
-        <m:r>
-          <m:t>o</m:t>
-        </m:r>
-        <m:r>
-          <m:t>r</m:t>
-        </m:r>
-        <m:r>
-          <m:t>m</m:t>
-        </m:r>
-        <m:r>
-          <m:t>a</m:t>
-        </m:r>
-        <m:r>
-          <m:t>l</m:t>
-        </m:r>
-      </m:oMath>
-      <w:r>
-        <w:t xml:space="preserve"> </w:t>
-      </w:r>
-      <w:r>
-        <w:t xml:space="preserve">distribution wouldn’t be an appropriate option, however, if we look at the minimum length in the data, it’s very far away from zero. So the risk that our model would predict dolphins that are zero cm or</w:t>
+        <w:t xml:space="preserve">(or boto length), would you predict if there had been</w:t>
       </w:r>
       <w:r>
         <w:t xml:space="preserve"> </w:t>
@@ -1143,66 +3337,38 @@
           <w:iCs/>
           <w:i/>
         </w:rPr>
-        <w:t xml:space="preserve">less than</w:t>
-      </w:r>
-      <w:r>
-        <w:t xml:space="preserve"> </w:t>
-      </w:r>
-      <w:r>
-        <w:t xml:space="preserve">zero cm seems pretty unlikely.</w:t>
-      </w:r>
-    </w:p>
-    <w:p>
-      <w:pPr>
-        <w:pStyle w:val="BodyText"/>
-      </w:pPr>
-      <w:r>
-        <w:t xml:space="preserve">So in practice, a</w:t>
+        <w:t xml:space="preserve">zero</w:t>
+      </w:r>
+      <w:r>
+        <w:t xml:space="preserve"> </w:t>
+      </w:r>
+      <w:r>
+        <w:t xml:space="preserve">years of drought?</w:t>
+      </w:r>
+    </w:p>
+    <w:p>
+      <w:pPr>
+        <w:numPr>
+          <w:ilvl w:val="0"/>
+          <w:numId w:val="1009"/>
+        </w:numPr>
+      </w:pPr>
+      <w:r>
+        <w:t xml:space="preserve">Using your completed equation from 1., what value of</w:t>
       </w:r>
       <w:r>
         <w:t xml:space="preserve"> </w:t>
       </w:r>
       <m:oMath>
         <m:r>
-          <m:t>N</m:t>
-        </m:r>
-        <m:r>
-          <m:t>o</m:t>
-        </m:r>
-        <m:r>
-          <m:t>r</m:t>
-        </m:r>
-        <m:r>
-          <m:t>m</m:t>
-        </m:r>
-        <m:r>
-          <m:t>a</m:t>
-        </m:r>
-        <m:r>
-          <m:t>l</m:t>
+          <m:t>μ</m:t>
         </m:r>
       </m:oMath>
       <w:r>
         <w:t xml:space="preserve"> </w:t>
       </w:r>
       <w:r>
-        <w:t xml:space="preserve">distribution is probably pretty safe to use in this case, but (!), we will want to eventually check the predictions to make sure the model isn’t telling us something we know is physically impossible.</w:t>
-      </w:r>
-    </w:p>
-    <w:p>
-      <w:pPr>
-        <w:pStyle w:val="BodyText"/>
-      </w:pPr>
-      <w:r>
-        <w:t xml:space="preserve">Going through this process of thinking about the response variable and which distribution to use, can be quite daunting when you’re learning stats. But as you gain experience, this decision is often made in seconds and isn’t nearly as terrifying as it might seem now.</w:t>
-      </w:r>
-    </w:p>
-    <w:p>
-      <w:pPr>
-        <w:pStyle w:val="BlockText"/>
-      </w:pPr>
-      <w:r>
-        <w:t xml:space="preserve">To be very clear. Deciding which distribution to use is</w:t>
+        <w:t xml:space="preserve">(or boto length), would you predict if there had been</w:t>
       </w:r>
       <w:r>
         <w:t xml:space="preserve"> </w:t>
@@ -1212,106 +3378,80 @@
           <w:iCs/>
           <w:i/>
         </w:rPr>
-        <w:t xml:space="preserve">entirely</w:t>
-      </w:r>
-      <w:r>
-        <w:t xml:space="preserve"> </w:t>
-      </w:r>
-      <w:r>
-        <w:t xml:space="preserve">distinct from the</w:t>
-      </w:r>
-      <w:r>
-        <w:t xml:space="preserve"> </w:t>
-      </w:r>
-      <w:r>
-        <w:t xml:space="preserve">“</w:t>
-      </w:r>
-      <w:r>
-        <w:t xml:space="preserve">assumption of Normality</w:t>
-      </w:r>
-      <w:r>
-        <w:t xml:space="preserve">”</w:t>
-      </w:r>
-      <w:r>
-        <w:t xml:space="preserve"> </w:t>
-      </w:r>
-      <w:r>
-        <w:t xml:space="preserve">(or more formally, the</w:t>
-      </w:r>
-      <w:r>
-        <w:t xml:space="preserve"> </w:t>
-      </w:r>
-      <w:r>
-        <w:t xml:space="preserve">“</w:t>
-      </w:r>
-      <w:r>
-        <w:t xml:space="preserve">assumption of Normally distributed residuals</w:t>
-      </w:r>
-      <w:r>
-        <w:t xml:space="preserve">”</w:t>
-      </w:r>
-      <w:r>
-        <w:t xml:space="preserve">). Deciding which distribution to use can be done without ever seeing the dataset. You can do it just from having a sense of what values the response variable takes on.</w:t>
-      </w:r>
-    </w:p>
-    <w:bookmarkStart w:id="21" w:name="question-set-one"/>
-    <w:p>
-      <w:pPr>
-        <w:pStyle w:val="Heading2"/>
-      </w:pPr>
-      <w:r>
-        <w:t xml:space="preserve">Question Set One</w:t>
+        <w:t xml:space="preserve">eight</w:t>
+      </w:r>
+      <w:r>
+        <w:t xml:space="preserve"> </w:t>
+      </w:r>
+      <w:r>
+        <w:t xml:space="preserve">years of drought?</w:t>
       </w:r>
     </w:p>
     <w:p>
       <w:pPr>
         <w:numPr>
           <w:ilvl w:val="0"/>
-          <w:numId w:val="1003"/>
+          <w:numId w:val="1009"/>
         </w:numPr>
       </w:pPr>
       <w:r>
-        <w:t xml:space="preserve">Does a</w:t>
-      </w:r>
-      <w:r>
-        <w:t xml:space="preserve"> </w:t>
-      </w:r>
-      <m:oMath>
-        <m:r>
-          <m:t>N</m:t>
-        </m:r>
-        <m:r>
-          <m:t>o</m:t>
-        </m:r>
-        <m:r>
-          <m:t>r</m:t>
-        </m:r>
-        <m:r>
-          <m:t>m</m:t>
-        </m:r>
-        <m:r>
-          <m:t>a</m:t>
-        </m:r>
-        <m:r>
-          <m:t>l</m:t>
-        </m:r>
-      </m:oMath>
-      <w:r>
-        <w:t xml:space="preserve"> </w:t>
-      </w:r>
-      <w:r>
-        <w:t xml:space="preserve">distribution generate discrete or continuous values?</w:t>
+        <w:t xml:space="preserve">What would you predict the difference in length be for a boto that had experienced two years of drought, and another than had experienced seven years of drought?</w:t>
+      </w:r>
+    </w:p>
+    <w:bookmarkEnd w:id="30"/>
+    <w:bookmarkEnd w:id="31"/>
+    <w:bookmarkStart w:id="40" w:name="summarise-the-results."/>
+    <w:p>
+      <w:pPr>
+        <w:pStyle w:val="Heading1"/>
+      </w:pPr>
+      <w:r>
+        <w:t xml:space="preserve">6. Summarise the results.</w:t>
+      </w:r>
+    </w:p>
+    <w:p>
+      <w:pPr>
+        <w:pStyle w:val="FirstParagraph"/>
+      </w:pPr>
+      <w:r>
+        <w:t xml:space="preserve">We’ll come back to</w:t>
+      </w:r>
+      <w:r>
+        <w:t xml:space="preserve"> </w:t>
+      </w:r>
+      <w:r>
+        <w:t xml:space="preserve">“</w:t>
+      </w:r>
+      <w:r>
+        <w:t xml:space="preserve">5. Diagnose the model and check assumptions.</w:t>
+      </w:r>
+      <w:r>
+        <w:t xml:space="preserve">”</w:t>
+      </w:r>
+      <w:r>
+        <w:t xml:space="preserve"> </w:t>
+      </w:r>
+      <w:r>
+        <w:t xml:space="preserve">on Friday. For today we’ll go through how to take these results and convert them into a figure.</w:t>
+      </w:r>
+    </w:p>
+    <w:p>
+      <w:pPr>
+        <w:pStyle w:val="BodyText"/>
+      </w:pPr>
+      <w:r>
+        <w:t xml:space="preserve">To do so we’ll show you two options.</w:t>
       </w:r>
     </w:p>
     <w:p>
       <w:pPr>
         <w:numPr>
           <w:ilvl w:val="0"/>
-          <w:numId w:val="1003"/>
+          <w:numId w:val="1010"/>
         </w:numPr>
       </w:pPr>
       <w:r>
-        <w:t xml:space="preserve">What’s the smallest value you generate with</w:t>
+        <w:t xml:space="preserve">Option 1: Use an</w:t>
       </w:r>
       <w:r>
         <w:t xml:space="preserve"> </w:t>
@@ -1320,21 +3460,82 @@
         <w:rPr>
           <w:rStyle w:val="VerbatimChar"/>
         </w:rPr>
-        <w:t xml:space="preserve">rnorm(n = 100, mean = 50, sd = 20)</w:t>
-      </w:r>
-      <w:r>
-        <w:t xml:space="preserve">?</w:t>
+        <w:t xml:space="preserve">R</w:t>
+      </w:r>
+      <w:r>
+        <w:t xml:space="preserve"> </w:t>
+      </w:r>
+      <w:r>
+        <w:t xml:space="preserve">package to create the figure for you.</w:t>
       </w:r>
     </w:p>
     <w:p>
       <w:pPr>
         <w:numPr>
           <w:ilvl w:val="0"/>
-          <w:numId w:val="1003"/>
+          <w:numId w:val="1010"/>
         </w:numPr>
       </w:pPr>
       <w:r>
-        <w:t xml:space="preserve">Assume the values generated by</w:t>
+        <w:t xml:space="preserve">Option 2: Create the prediction and figure yourself.</w:t>
+      </w:r>
+    </w:p>
+    <w:p>
+      <w:pPr>
+        <w:pStyle w:val="FirstParagraph"/>
+      </w:pPr>
+      <w:r>
+        <w:t xml:space="preserve">Option 1 is nice because it’s really quick and easy. The downside, though, is that you don’t get much control in what the figure looks like, and these packages can often obscure what’s going on, leading to confusion (e.g. </w:t>
+      </w:r>
+      <w:r>
+        <w:t xml:space="preserve">“</w:t>
+      </w:r>
+      <w:r>
+        <w:t xml:space="preserve">How did you make this figure?</w:t>
+      </w:r>
+      <w:r>
+        <w:t xml:space="preserve">”</w:t>
+      </w:r>
+      <w:r>
+        <w:t xml:space="preserve">.</w:t>
+      </w:r>
+      <w:r>
+        <w:t xml:space="preserve"> </w:t>
+      </w:r>
+      <w:r>
+        <w:rPr>
+          <w:iCs/>
+          <w:i/>
+        </w:rPr>
+        <w:t xml:space="preserve">shrug</w:t>
+      </w:r>
+      <w:r>
+        <w:t xml:space="preserve">.).</w:t>
+      </w:r>
+    </w:p>
+    <w:p>
+      <w:pPr>
+        <w:pStyle w:val="BodyText"/>
+      </w:pPr>
+      <w:r>
+        <w:t xml:space="preserve">Option 2, on the other hand, can be more fiddly, but has the benefit of giving you flexibility, and makes the underlying process pretty transparent.</w:t>
+      </w:r>
+    </w:p>
+    <w:p>
+      <w:pPr>
+        <w:pStyle w:val="BodyText"/>
+      </w:pPr>
+      <w:r>
+        <w:t xml:space="preserve">We’ll start with Option 1.</w:t>
+      </w:r>
+    </w:p>
+    <w:bookmarkStart w:id="35" w:name="X904265fd1c38f657b0a0512398af9fee0fe9262"/>
+    <w:p>
+      <w:pPr>
+        <w:pStyle w:val="Heading2"/>
+      </w:pPr>
+      <w:r>
+        <w:t xml:space="preserve">Use an</w:t>
       </w:r>
       <w:r>
         <w:t xml:space="preserve"> </w:t>
@@ -1343,134 +3544,2152 @@
         <w:rPr>
           <w:rStyle w:val="VerbatimChar"/>
         </w:rPr>
-        <w:t xml:space="preserve">rnorm(n = 100, mean = 50, sd = 20)</w:t>
-      </w:r>
-      <w:r>
-        <w:t xml:space="preserve"> </w:t>
-      </w:r>
-      <w:r>
-        <w:t xml:space="preserve">were your response variable, could you assume a</w:t>
-      </w:r>
-      <w:r>
-        <w:t xml:space="preserve"> </w:t>
-      </w:r>
-      <m:oMath>
-        <m:r>
-          <m:t>N</m:t>
-        </m:r>
-        <m:r>
-          <m:t>o</m:t>
-        </m:r>
-        <m:r>
-          <m:t>r</m:t>
-        </m:r>
-        <m:r>
-          <m:t>m</m:t>
-        </m:r>
-        <m:r>
-          <m:t>a</m:t>
-        </m:r>
-        <m:r>
-          <m:t>l</m:t>
-        </m:r>
-      </m:oMath>
-      <w:r>
-        <w:t xml:space="preserve"> </w:t>
-      </w:r>
-      <w:r>
-        <w:t xml:space="preserve">distribution in your analysis?</w:t>
+        <w:t xml:space="preserve">R</w:t>
+      </w:r>
+      <w:r>
+        <w:t xml:space="preserve"> </w:t>
+      </w:r>
+      <w:r>
+        <w:t xml:space="preserve">package to create the figure for you.</w:t>
+      </w:r>
+    </w:p>
+    <w:p>
+      <w:pPr>
+        <w:pStyle w:val="FirstParagraph"/>
+      </w:pPr>
+      <w:r>
+        <w:t xml:space="preserve">First, install a package called</w:t>
+      </w:r>
+      <w:r>
+        <w:t xml:space="preserve"> </w:t>
+      </w:r>
+      <w:r>
+        <w:rPr>
+          <w:rStyle w:val="VerbatimChar"/>
+        </w:rPr>
+        <w:t xml:space="preserve">ggeffects</w:t>
+      </w:r>
+      <w:r>
+        <w:t xml:space="preserve">:</w:t>
+      </w:r>
+    </w:p>
+    <w:p>
+      <w:pPr>
+        <w:pStyle w:val="SourceCode"/>
+      </w:pPr>
+      <w:r>
+        <w:rPr>
+          <w:rStyle w:val="FunctionTok"/>
+        </w:rPr>
+        <w:t xml:space="preserve">install.packages</w:t>
+      </w:r>
+      <w:r>
+        <w:rPr>
+          <w:rStyle w:val="NormalTok"/>
+        </w:rPr>
+        <w:t xml:space="preserve">(</w:t>
+      </w:r>
+      <w:r>
+        <w:rPr>
+          <w:rStyle w:val="StringTok"/>
+        </w:rPr>
+        <w:t xml:space="preserve">"ggeffects"</w:t>
+      </w:r>
+      <w:r>
+        <w:rPr>
+          <w:rStyle w:val="NormalTok"/>
+        </w:rPr>
+        <w:t xml:space="preserve">)</w:t>
+      </w:r>
+    </w:p>
+    <w:p>
+      <w:pPr>
+        <w:pStyle w:val="FirstParagraph"/>
+      </w:pPr>
+      <w:r>
+        <w:t xml:space="preserve">As with other</w:t>
+      </w:r>
+      <w:r>
+        <w:t xml:space="preserve"> </w:t>
+      </w:r>
+      <w:r>
+        <w:rPr>
+          <w:rStyle w:val="VerbatimChar"/>
+        </w:rPr>
+        <w:t xml:space="preserve">R</w:t>
+      </w:r>
+      <w:r>
+        <w:t xml:space="preserve"> </w:t>
+      </w:r>
+      <w:r>
+        <w:t xml:space="preserve">packages, once it’s installed on your machine you shouldn’t need to install it again. When it’s finished loading, make sure to load it:</w:t>
+      </w:r>
+    </w:p>
+    <w:p>
+      <w:pPr>
+        <w:pStyle w:val="SourceCode"/>
+      </w:pPr>
+      <w:r>
+        <w:rPr>
+          <w:rStyle w:val="FunctionTok"/>
+        </w:rPr>
+        <w:t xml:space="preserve">library</w:t>
+      </w:r>
+      <w:r>
+        <w:rPr>
+          <w:rStyle w:val="NormalTok"/>
+        </w:rPr>
+        <w:t xml:space="preserve">(ggeffects)</w:t>
+      </w:r>
+    </w:p>
+    <w:p>
+      <w:pPr>
+        <w:pStyle w:val="SourceCode"/>
+      </w:pPr>
+      <w:r>
+        <w:rPr>
+          <w:rStyle w:val="VerbatimChar"/>
+        </w:rPr>
+        <w:t xml:space="preserve">## Warning: package 'ggeffects' was built under R version 4.3.3</w:t>
+      </w:r>
+    </w:p>
+    <w:p>
+      <w:pPr>
+        <w:pStyle w:val="FirstParagraph"/>
+      </w:pPr>
+      <w:r>
+        <w:t xml:space="preserve">Next, we’re going to use a function within</w:t>
+      </w:r>
+      <w:r>
+        <w:t xml:space="preserve"> </w:t>
+      </w:r>
+      <w:r>
+        <w:rPr>
+          <w:rStyle w:val="VerbatimChar"/>
+        </w:rPr>
+        <w:t xml:space="preserve">ggeffects</w:t>
+      </w:r>
+      <w:r>
+        <w:t xml:space="preserve"> </w:t>
+      </w:r>
+      <w:r>
+        <w:t xml:space="preserve">to create predictions from our model which we’ll store in a new object called</w:t>
+      </w:r>
+      <w:r>
+        <w:t xml:space="preserve"> </w:t>
+      </w:r>
+      <w:r>
+        <w:rPr>
+          <w:rStyle w:val="VerbatimChar"/>
+        </w:rPr>
+        <w:t xml:space="preserve">preds</w:t>
+      </w:r>
+      <w:r>
+        <w:t xml:space="preserve"> </w:t>
+      </w:r>
+      <w:r>
+        <w:t xml:space="preserve">(or whatever you prefer to call it), which we’ll plot subsequently. This is where storing the model output becomes really handy:</w:t>
+      </w:r>
+    </w:p>
+    <w:p>
+      <w:pPr>
+        <w:pStyle w:val="SourceCode"/>
+      </w:pPr>
+      <w:r>
+        <w:rPr>
+          <w:rStyle w:val="NormalTok"/>
+        </w:rPr>
+        <w:t xml:space="preserve">preds </w:t>
+      </w:r>
+      <w:r>
+        <w:rPr>
+          <w:rStyle w:val="OtherTok"/>
+        </w:rPr>
+        <w:t xml:space="preserve">&lt;-</w:t>
+      </w:r>
+      <w:r>
+        <w:rPr>
+          <w:rStyle w:val="NormalTok"/>
+        </w:rPr>
+        <w:t xml:space="preserve"> </w:t>
+      </w:r>
+      <w:r>
+        <w:rPr>
+          <w:rStyle w:val="FunctionTok"/>
+        </w:rPr>
+        <w:t xml:space="preserve">ggpredict</w:t>
+      </w:r>
+      <w:r>
+        <w:rPr>
+          <w:rStyle w:val="NormalTok"/>
+        </w:rPr>
+        <w:t xml:space="preserve">(boto_model)</w:t>
+      </w:r>
+    </w:p>
+    <w:p>
+      <w:pPr>
+        <w:pStyle w:val="FirstParagraph"/>
+      </w:pPr>
+      <w:r>
+        <w:t xml:space="preserve">Now we just need to plot it:</w:t>
+      </w:r>
+    </w:p>
+    <w:p>
+      <w:pPr>
+        <w:pStyle w:val="SourceCode"/>
+      </w:pPr>
+      <w:r>
+        <w:rPr>
+          <w:rStyle w:val="FunctionTok"/>
+        </w:rPr>
+        <w:t xml:space="preserve">plot</w:t>
+      </w:r>
+      <w:r>
+        <w:rPr>
+          <w:rStyle w:val="NormalTok"/>
+        </w:rPr>
+        <w:t xml:space="preserve">(preds)</w:t>
+      </w:r>
+    </w:p>
+    <w:p>
+      <w:pPr>
+        <w:pStyle w:val="FirstParagraph"/>
+      </w:pPr>
+      <w:r>
+        <w:drawing>
+          <wp:inline>
+            <wp:extent cx="4620126" cy="3696101"/>
+            <wp:effectExtent b="0" l="0" r="0" t="0"/>
+            <wp:docPr descr="" title="" id="33" name="Picture"/>
+            <a:graphic>
+              <a:graphicData uri="http://schemas.openxmlformats.org/drawingml/2006/picture">
+                <pic:pic>
+                  <pic:nvPicPr>
+                    <pic:cNvPr descr="W3_new_files/figure-docx/unnamed-chunk-18-1.png" id="34" name="Picture"/>
+                    <pic:cNvPicPr>
+                      <a:picLocks noChangeArrowheads="1" noChangeAspect="1"/>
+                    </pic:cNvPicPr>
+                  </pic:nvPicPr>
+                  <pic:blipFill>
+                    <a:blip r:embed="rId32"/>
+                    <a:stretch>
+                      <a:fillRect/>
+                    </a:stretch>
+                  </pic:blipFill>
+                  <pic:spPr bwMode="auto">
+                    <a:xfrm>
+                      <a:off x="0" y="0"/>
+                      <a:ext cx="4620126" cy="3696101"/>
+                    </a:xfrm>
+                    <a:prstGeom prst="rect">
+                      <a:avLst/>
+                    </a:prstGeom>
+                    <a:noFill/>
+                    <a:ln w="9525">
+                      <a:noFill/>
+                      <a:headEnd/>
+                      <a:tailEnd/>
+                    </a:ln>
+                  </pic:spPr>
+                </pic:pic>
+              </a:graphicData>
+            </a:graphic>
+          </wp:inline>
+        </w:drawing>
+      </w:r>
+    </w:p>
+    <w:p>
+      <w:pPr>
+        <w:pStyle w:val="BodyText"/>
+      </w:pPr>
+      <w:r>
+        <w:t xml:space="preserve">And there we have it - with 95% confidence thrown in as a bonus! (We’ll cover 95% CI and what they mean next week). As easy as that. Buuuuut…. there are stylistic choices that I, personally and subjectively, don’t like. I wanna decide what’s going on, not some automated software!</w:t>
+      </w:r>
+    </w:p>
+    <w:bookmarkEnd w:id="35"/>
+    <w:bookmarkStart w:id="39" w:name="X7edb65d87e4270dc90baec660bef0aa39b5f258"/>
+    <w:p>
+      <w:pPr>
+        <w:pStyle w:val="Heading2"/>
+      </w:pPr>
+      <w:r>
+        <w:t xml:space="preserve">Create the prediction and figure yourself.</w:t>
+      </w:r>
+    </w:p>
+    <w:p>
+      <w:pPr>
+        <w:pStyle w:val="FirstParagraph"/>
+      </w:pPr>
+      <w:r>
+        <w:t xml:space="preserve">It’s actually not much harder to make the figure ourselves. We’ve actually already learnt all of the techniques we need to do so. Let’s get to it.</w:t>
+      </w:r>
+    </w:p>
+    <w:p>
+      <w:pPr>
+        <w:pStyle w:val="BodyText"/>
+      </w:pPr>
+      <w:r>
+        <w:t xml:space="preserve">For starters, we’re going to make a</w:t>
+      </w:r>
+      <w:r>
+        <w:t xml:space="preserve"> </w:t>
+      </w:r>
+      <w:r>
+        <w:rPr>
+          <w:iCs/>
+          <w:i/>
+        </w:rPr>
+        <w:t xml:space="preserve">fake</w:t>
+      </w:r>
+      <w:r>
+        <w:t xml:space="preserve"> </w:t>
+      </w:r>
+      <w:r>
+        <w:t xml:space="preserve">dataset. This dataset is going to contain, initially, just one variable;</w:t>
+      </w:r>
+      <w:r>
+        <w:t xml:space="preserve"> </w:t>
+      </w:r>
+      <w:r>
+        <w:rPr>
+          <w:rStyle w:val="VerbatimChar"/>
+        </w:rPr>
+        <w:t xml:space="preserve">drought</w:t>
+      </w:r>
+      <w:r>
+        <w:t xml:space="preserve">, and we’re going to keep it as simple as we can. We just want drought values of 0, 1, 2, 3, 4, 5, 6, 7 and 8. We can create this kind of data super easily in</w:t>
+      </w:r>
+      <w:r>
+        <w:t xml:space="preserve"> </w:t>
+      </w:r>
+      <w:r>
+        <w:rPr>
+          <w:rStyle w:val="VerbatimChar"/>
+        </w:rPr>
+        <w:t xml:space="preserve">R</w:t>
+      </w:r>
+      <w:r>
+        <w:t xml:space="preserve"> </w:t>
+      </w:r>
+      <w:r>
+        <w:t xml:space="preserve">using</w:t>
+      </w:r>
+      <w:r>
+        <w:t xml:space="preserve"> </w:t>
+      </w:r>
+      <w:r>
+        <w:rPr>
+          <w:rStyle w:val="VerbatimChar"/>
+        </w:rPr>
+        <w:t xml:space="preserve">0:8</w:t>
+      </w:r>
+      <w:r>
+        <w:t xml:space="preserve">. Try entering</w:t>
+      </w:r>
+      <w:r>
+        <w:t xml:space="preserve"> </w:t>
+      </w:r>
+      <w:r>
+        <w:rPr>
+          <w:rStyle w:val="VerbatimChar"/>
+        </w:rPr>
+        <w:t xml:space="preserve">0:8</w:t>
+      </w:r>
+      <w:r>
+        <w:t xml:space="preserve"> </w:t>
+      </w:r>
+      <w:r>
+        <w:t xml:space="preserve">in the console to see what it does, if you’re unsure. To create the</w:t>
+      </w:r>
+      <w:r>
+        <w:t xml:space="preserve"> </w:t>
+      </w:r>
+      <w:r>
+        <w:rPr>
+          <w:rStyle w:val="VerbatimChar"/>
+        </w:rPr>
+        <w:t xml:space="preserve">fake</w:t>
+      </w:r>
+      <w:r>
+        <w:t xml:space="preserve"> </w:t>
+      </w:r>
+      <w:r>
+        <w:t xml:space="preserve">dataset we use the</w:t>
+      </w:r>
+      <w:r>
+        <w:t xml:space="preserve"> </w:t>
+      </w:r>
+      <w:r>
+        <w:rPr>
+          <w:rStyle w:val="VerbatimChar"/>
+        </w:rPr>
+        <w:t xml:space="preserve">data.frame()</w:t>
+      </w:r>
+      <w:r>
+        <w:t xml:space="preserve"> </w:t>
+      </w:r>
+      <w:r>
+        <w:t xml:space="preserve">function. Bringing this all together, we get:</w:t>
+      </w:r>
+    </w:p>
+    <w:p>
+      <w:pPr>
+        <w:pStyle w:val="SourceCode"/>
+      </w:pPr>
+      <w:r>
+        <w:rPr>
+          <w:rStyle w:val="NormalTok"/>
+        </w:rPr>
+        <w:t xml:space="preserve">fake </w:t>
+      </w:r>
+      <w:r>
+        <w:rPr>
+          <w:rStyle w:val="OtherTok"/>
+        </w:rPr>
+        <w:t xml:space="preserve">&lt;-</w:t>
+      </w:r>
+      <w:r>
+        <w:rPr>
+          <w:rStyle w:val="NormalTok"/>
+        </w:rPr>
+        <w:t xml:space="preserve"> </w:t>
+      </w:r>
+      <w:r>
+        <w:rPr>
+          <w:rStyle w:val="FunctionTok"/>
+        </w:rPr>
+        <w:t xml:space="preserve">data.frame</w:t>
+      </w:r>
+      <w:r>
+        <w:rPr>
+          <w:rStyle w:val="NormalTok"/>
+        </w:rPr>
+        <w:t xml:space="preserve">(</w:t>
+      </w:r>
+      <w:r>
+        <w:br/>
+      </w:r>
+      <w:r>
+        <w:rPr>
+          <w:rStyle w:val="NormalTok"/>
+        </w:rPr>
+        <w:t xml:space="preserve">  </w:t>
+      </w:r>
+      <w:r>
+        <w:rPr>
+          <w:rStyle w:val="AttributeTok"/>
+        </w:rPr>
+        <w:t xml:space="preserve">drought =</w:t>
+      </w:r>
+      <w:r>
+        <w:rPr>
+          <w:rStyle w:val="NormalTok"/>
+        </w:rPr>
+        <w:t xml:space="preserve"> </w:t>
+      </w:r>
+      <w:r>
+        <w:rPr>
+          <w:rStyle w:val="DecValTok"/>
+        </w:rPr>
+        <w:t xml:space="preserve">0</w:t>
+      </w:r>
+      <w:r>
+        <w:rPr>
+          <w:rStyle w:val="SpecialCharTok"/>
+        </w:rPr>
+        <w:t xml:space="preserve">:</w:t>
+      </w:r>
+      <w:r>
+        <w:rPr>
+          <w:rStyle w:val="DecValTok"/>
+        </w:rPr>
+        <w:t xml:space="preserve">8</w:t>
+      </w:r>
+      <w:r>
+        <w:br/>
+      </w:r>
+      <w:r>
+        <w:rPr>
+          <w:rStyle w:val="NormalTok"/>
+        </w:rPr>
+        <w:t xml:space="preserve">)</w:t>
+      </w:r>
+    </w:p>
+    <w:p>
+      <w:pPr>
+        <w:pStyle w:val="FirstParagraph"/>
+      </w:pPr>
+      <w:r>
+        <w:t xml:space="preserve">In Question Set Three, you specified values of drought and used your equation to predict boto length by hand. What we’re going to do next is</w:t>
+      </w:r>
+      <w:r>
+        <w:t xml:space="preserve"> </w:t>
+      </w:r>
+      <w:r>
+        <w:rPr>
+          <w:iCs/>
+          <w:i/>
+        </w:rPr>
+        <w:t xml:space="preserve">exactly</w:t>
+      </w:r>
+      <w:r>
+        <w:t xml:space="preserve"> </w:t>
+      </w:r>
+      <w:r>
+        <w:t xml:space="preserve">the same, we’re just going to be</w:t>
+      </w:r>
+      <w:r>
+        <w:t xml:space="preserve"> </w:t>
+      </w:r>
+      <w:r>
+        <w:t xml:space="preserve">“</w:t>
+      </w:r>
+      <w:r>
+        <w:t xml:space="preserve">lazy</w:t>
+      </w:r>
+      <w:r>
+        <w:t xml:space="preserve">”</w:t>
+      </w:r>
+      <w:r>
+        <w:t xml:space="preserve"> </w:t>
+      </w:r>
+      <w:r>
+        <w:t xml:space="preserve">and have</w:t>
+      </w:r>
+      <w:r>
+        <w:t xml:space="preserve"> </w:t>
+      </w:r>
+      <w:r>
+        <w:rPr>
+          <w:rStyle w:val="VerbatimChar"/>
+        </w:rPr>
+        <w:t xml:space="preserve">R</w:t>
+      </w:r>
+      <w:r>
+        <w:t xml:space="preserve"> </w:t>
+      </w:r>
+      <w:r>
+        <w:t xml:space="preserve">do it for us using the</w:t>
+      </w:r>
+      <w:r>
+        <w:t xml:space="preserve"> </w:t>
+      </w:r>
+      <w:r>
+        <w:rPr>
+          <w:rStyle w:val="VerbatimChar"/>
+        </w:rPr>
+        <w:t xml:space="preserve">predict()</w:t>
+      </w:r>
+      <w:r>
+        <w:t xml:space="preserve"> </w:t>
+      </w:r>
+      <w:r>
+        <w:t xml:space="preserve">function. To be clear, it’s doing</w:t>
+      </w:r>
+      <w:r>
+        <w:t xml:space="preserve"> </w:t>
+      </w:r>
+      <w:r>
+        <w:rPr>
+          <w:iCs/>
+          <w:i/>
+        </w:rPr>
+        <w:t xml:space="preserve">exactly</w:t>
+      </w:r>
+      <w:r>
+        <w:t xml:space="preserve"> </w:t>
+      </w:r>
+      <w:r>
+        <w:t xml:space="preserve">the same thing you did; just taking a value of drought and predicting boto length. As with</w:t>
+      </w:r>
+      <w:r>
+        <w:t xml:space="preserve"> </w:t>
+      </w:r>
+      <w:r>
+        <w:rPr>
+          <w:rStyle w:val="VerbatimChar"/>
+        </w:rPr>
+        <w:t xml:space="preserve">ggeffects</w:t>
+      </w:r>
+      <w:r>
+        <w:t xml:space="preserve"> </w:t>
+      </w:r>
+      <w:r>
+        <w:t xml:space="preserve">we say what the model was, but we’re also going to tell</w:t>
+      </w:r>
+      <w:r>
+        <w:t xml:space="preserve"> </w:t>
+      </w:r>
+      <w:r>
+        <w:rPr>
+          <w:rStyle w:val="VerbatimChar"/>
+        </w:rPr>
+        <w:t xml:space="preserve">predict()</w:t>
+      </w:r>
+      <w:r>
+        <w:t xml:space="preserve"> </w:t>
+      </w:r>
+      <w:r>
+        <w:t xml:space="preserve">to use a new dataset to make the predictions; our</w:t>
+      </w:r>
+      <w:r>
+        <w:t xml:space="preserve"> </w:t>
+      </w:r>
+      <w:r>
+        <w:rPr>
+          <w:rStyle w:val="VerbatimChar"/>
+        </w:rPr>
+        <w:t xml:space="preserve">fake</w:t>
+      </w:r>
+      <w:r>
+        <w:t xml:space="preserve"> </w:t>
+      </w:r>
+      <w:r>
+        <w:t xml:space="preserve">dataset. We’re then going to add these predictions into the</w:t>
+      </w:r>
+      <w:r>
+        <w:t xml:space="preserve"> </w:t>
+      </w:r>
+      <w:r>
+        <w:rPr>
+          <w:rStyle w:val="VerbatimChar"/>
+        </w:rPr>
+        <w:t xml:space="preserve">fake</w:t>
+      </w:r>
+      <w:r>
+        <w:t xml:space="preserve"> </w:t>
+      </w:r>
+      <w:r>
+        <w:t xml:space="preserve">dataset to make plotting easier for us.</w:t>
+      </w:r>
+    </w:p>
+    <w:p>
+      <w:pPr>
+        <w:pStyle w:val="SourceCode"/>
+      </w:pPr>
+      <w:r>
+        <w:rPr>
+          <w:rStyle w:val="NormalTok"/>
+        </w:rPr>
+        <w:t xml:space="preserve">fake</w:t>
+      </w:r>
+      <w:r>
+        <w:rPr>
+          <w:rStyle w:val="SpecialCharTok"/>
+        </w:rPr>
+        <w:t xml:space="preserve">$</w:t>
+      </w:r>
+      <w:r>
+        <w:rPr>
+          <w:rStyle w:val="NormalTok"/>
+        </w:rPr>
+        <w:t xml:space="preserve">fit </w:t>
+      </w:r>
+      <w:r>
+        <w:rPr>
+          <w:rStyle w:val="OtherTok"/>
+        </w:rPr>
+        <w:t xml:space="preserve">&lt;-</w:t>
+      </w:r>
+      <w:r>
+        <w:rPr>
+          <w:rStyle w:val="NormalTok"/>
+        </w:rPr>
+        <w:t xml:space="preserve"> </w:t>
+      </w:r>
+      <w:r>
+        <w:rPr>
+          <w:rStyle w:val="FunctionTok"/>
+        </w:rPr>
+        <w:t xml:space="preserve">predict</w:t>
+      </w:r>
+      <w:r>
+        <w:rPr>
+          <w:rStyle w:val="NormalTok"/>
+        </w:rPr>
+        <w:t xml:space="preserve">(boto_model, </w:t>
+      </w:r>
+      <w:r>
+        <w:rPr>
+          <w:rStyle w:val="AttributeTok"/>
+        </w:rPr>
+        <w:t xml:space="preserve">newdata =</w:t>
+      </w:r>
+      <w:r>
+        <w:rPr>
+          <w:rStyle w:val="NormalTok"/>
+        </w:rPr>
+        <w:t xml:space="preserve"> fake)</w:t>
+      </w:r>
+    </w:p>
+    <w:p>
+      <w:pPr>
+        <w:pStyle w:val="FirstParagraph"/>
+      </w:pPr>
+      <w:r>
+        <w:t xml:space="preserve">Now we have a dataset that contains all values of</w:t>
+      </w:r>
+      <w:r>
+        <w:t xml:space="preserve"> </w:t>
+      </w:r>
+      <w:r>
+        <w:rPr>
+          <w:rStyle w:val="VerbatimChar"/>
+        </w:rPr>
+        <w:t xml:space="preserve">drought</w:t>
+      </w:r>
+      <w:r>
+        <w:t xml:space="preserve"> </w:t>
+      </w:r>
+      <w:r>
+        <w:t xml:space="preserve">we’re interested in, as well as the predicted length (called</w:t>
+      </w:r>
+      <w:r>
+        <w:t xml:space="preserve"> </w:t>
+      </w:r>
+      <w:r>
+        <w:rPr>
+          <w:rStyle w:val="VerbatimChar"/>
+        </w:rPr>
+        <w:t xml:space="preserve">fit</w:t>
+      </w:r>
+      <w:r>
+        <w:t xml:space="preserve"> </w:t>
+      </w:r>
+      <w:r>
+        <w:t xml:space="preserve">in my code above). So we have a dataset (</w:t>
+      </w:r>
+      <w:r>
+        <w:rPr>
+          <w:rStyle w:val="VerbatimChar"/>
+        </w:rPr>
+        <w:t xml:space="preserve">fake</w:t>
+      </w:r>
+      <w:r>
+        <w:t xml:space="preserve">) and we want to make a plot. You guys know how to do this, using</w:t>
+      </w:r>
+      <w:r>
+        <w:t xml:space="preserve"> </w:t>
+      </w:r>
+      <w:r>
+        <w:rPr>
+          <w:rStyle w:val="VerbatimChar"/>
+        </w:rPr>
+        <w:t xml:space="preserve">ggplot2</w:t>
+      </w:r>
+      <w:r>
+        <w:t xml:space="preserve">!</w:t>
+      </w:r>
+    </w:p>
+    <w:p>
+      <w:pPr>
+        <w:pStyle w:val="SourceCode"/>
+      </w:pPr>
+      <w:r>
+        <w:rPr>
+          <w:rStyle w:val="FunctionTok"/>
+        </w:rPr>
+        <w:t xml:space="preserve">ggplot</w:t>
+      </w:r>
+      <w:r>
+        <w:rPr>
+          <w:rStyle w:val="NormalTok"/>
+        </w:rPr>
+        <w:t xml:space="preserve">(fake) </w:t>
+      </w:r>
+      <w:r>
+        <w:rPr>
+          <w:rStyle w:val="SpecialCharTok"/>
+        </w:rPr>
+        <w:t xml:space="preserve">+</w:t>
+      </w:r>
+      <w:r>
+        <w:br/>
+      </w:r>
+      <w:r>
+        <w:rPr>
+          <w:rStyle w:val="NormalTok"/>
+        </w:rPr>
+        <w:t xml:space="preserve">  </w:t>
+      </w:r>
+      <w:r>
+        <w:rPr>
+          <w:rStyle w:val="FunctionTok"/>
+        </w:rPr>
+        <w:t xml:space="preserve">geom_line</w:t>
+      </w:r>
+      <w:r>
+        <w:rPr>
+          <w:rStyle w:val="NormalTok"/>
+        </w:rPr>
+        <w:t xml:space="preserve">(</w:t>
+      </w:r>
+      <w:r>
+        <w:rPr>
+          <w:rStyle w:val="FunctionTok"/>
+        </w:rPr>
+        <w:t xml:space="preserve">aes</w:t>
+      </w:r>
+      <w:r>
+        <w:rPr>
+          <w:rStyle w:val="NormalTok"/>
+        </w:rPr>
+        <w:t xml:space="preserve">(</w:t>
+      </w:r>
+      <w:r>
+        <w:rPr>
+          <w:rStyle w:val="AttributeTok"/>
+        </w:rPr>
+        <w:t xml:space="preserve">x =</w:t>
+      </w:r>
+      <w:r>
+        <w:rPr>
+          <w:rStyle w:val="NormalTok"/>
+        </w:rPr>
+        <w:t xml:space="preserve"> drought, </w:t>
+      </w:r>
+      <w:r>
+        <w:rPr>
+          <w:rStyle w:val="AttributeTok"/>
+        </w:rPr>
+        <w:t xml:space="preserve">y =</w:t>
+      </w:r>
+      <w:r>
+        <w:rPr>
+          <w:rStyle w:val="NormalTok"/>
+        </w:rPr>
+        <w:t xml:space="preserve"> fit)) </w:t>
+      </w:r>
+      <w:r>
+        <w:rPr>
+          <w:rStyle w:val="SpecialCharTok"/>
+        </w:rPr>
+        <w:t xml:space="preserve">+</w:t>
+      </w:r>
+      <w:r>
+        <w:br/>
+      </w:r>
+      <w:r>
+        <w:rPr>
+          <w:rStyle w:val="NormalTok"/>
+        </w:rPr>
+        <w:t xml:space="preserve">  </w:t>
+      </w:r>
+      <w:r>
+        <w:rPr>
+          <w:rStyle w:val="FunctionTok"/>
+        </w:rPr>
+        <w:t xml:space="preserve">labs</w:t>
+      </w:r>
+      <w:r>
+        <w:rPr>
+          <w:rStyle w:val="NormalTok"/>
+        </w:rPr>
+        <w:t xml:space="preserve">(</w:t>
+      </w:r>
+      <w:r>
+        <w:rPr>
+          <w:rStyle w:val="AttributeTok"/>
+        </w:rPr>
+        <w:t xml:space="preserve">x =</w:t>
+      </w:r>
+      <w:r>
+        <w:rPr>
+          <w:rStyle w:val="NormalTok"/>
+        </w:rPr>
+        <w:t xml:space="preserve"> </w:t>
+      </w:r>
+      <w:r>
+        <w:rPr>
+          <w:rStyle w:val="StringTok"/>
+        </w:rPr>
+        <w:t xml:space="preserve">"Number of drought years"</w:t>
+      </w:r>
+      <w:r>
+        <w:rPr>
+          <w:rStyle w:val="NormalTok"/>
+        </w:rPr>
+        <w:t xml:space="preserve">,</w:t>
+      </w:r>
+      <w:r>
+        <w:br/>
+      </w:r>
+      <w:r>
+        <w:rPr>
+          <w:rStyle w:val="NormalTok"/>
+        </w:rPr>
+        <w:t xml:space="preserve">       </w:t>
+      </w:r>
+      <w:r>
+        <w:rPr>
+          <w:rStyle w:val="AttributeTok"/>
+        </w:rPr>
+        <w:t xml:space="preserve">y =</w:t>
+      </w:r>
+      <w:r>
+        <w:rPr>
+          <w:rStyle w:val="NormalTok"/>
+        </w:rPr>
+        <w:t xml:space="preserve"> </w:t>
+      </w:r>
+      <w:r>
+        <w:rPr>
+          <w:rStyle w:val="StringTok"/>
+        </w:rPr>
+        <w:t xml:space="preserve">"Predicted length of boto (cm)"</w:t>
+      </w:r>
+      <w:r>
+        <w:rPr>
+          <w:rStyle w:val="NormalTok"/>
+        </w:rPr>
+        <w:t xml:space="preserve">,</w:t>
+      </w:r>
+      <w:r>
+        <w:br/>
+      </w:r>
+      <w:r>
+        <w:rPr>
+          <w:rStyle w:val="NormalTok"/>
+        </w:rPr>
+        <w:t xml:space="preserve">       </w:t>
+      </w:r>
+      <w:r>
+        <w:rPr>
+          <w:rStyle w:val="AttributeTok"/>
+        </w:rPr>
+        <w:t xml:space="preserve">title =</w:t>
+      </w:r>
+      <w:r>
+        <w:rPr>
+          <w:rStyle w:val="NormalTok"/>
+        </w:rPr>
+        <w:t xml:space="preserve"> </w:t>
+      </w:r>
+      <w:r>
+        <w:rPr>
+          <w:rStyle w:val="StringTok"/>
+        </w:rPr>
+        <w:t xml:space="preserve">"Estimated association between boto length and drought"</w:t>
+      </w:r>
+      <w:r>
+        <w:rPr>
+          <w:rStyle w:val="NormalTok"/>
+        </w:rPr>
+        <w:t xml:space="preserve">) </w:t>
+      </w:r>
+      <w:r>
+        <w:rPr>
+          <w:rStyle w:val="SpecialCharTok"/>
+        </w:rPr>
+        <w:t xml:space="preserve">+</w:t>
+      </w:r>
+      <w:r>
+        <w:br/>
+      </w:r>
+      <w:r>
+        <w:rPr>
+          <w:rStyle w:val="NormalTok"/>
+        </w:rPr>
+        <w:t xml:space="preserve">  </w:t>
+      </w:r>
+      <w:r>
+        <w:rPr>
+          <w:rStyle w:val="FunctionTok"/>
+        </w:rPr>
+        <w:t xml:space="preserve">theme_minimal</w:t>
+      </w:r>
+      <w:r>
+        <w:rPr>
+          <w:rStyle w:val="NormalTok"/>
+        </w:rPr>
+        <w:t xml:space="preserve">()</w:t>
+      </w:r>
+    </w:p>
+    <w:p>
+      <w:pPr>
+        <w:pStyle w:val="FirstParagraph"/>
+      </w:pPr>
+      <w:r>
+        <w:drawing>
+          <wp:inline>
+            <wp:extent cx="4620126" cy="3696101"/>
+            <wp:effectExtent b="0" l="0" r="0" t="0"/>
+            <wp:docPr descr="" title="" id="37" name="Picture"/>
+            <a:graphic>
+              <a:graphicData uri="http://schemas.openxmlformats.org/drawingml/2006/picture">
+                <pic:pic>
+                  <pic:nvPicPr>
+                    <pic:cNvPr descr="W3_new_files/figure-docx/unnamed-chunk-21-1.png" id="38" name="Picture"/>
+                    <pic:cNvPicPr>
+                      <a:picLocks noChangeArrowheads="1" noChangeAspect="1"/>
+                    </pic:cNvPicPr>
+                  </pic:nvPicPr>
+                  <pic:blipFill>
+                    <a:blip r:embed="rId36"/>
+                    <a:stretch>
+                      <a:fillRect/>
+                    </a:stretch>
+                  </pic:blipFill>
+                  <pic:spPr bwMode="auto">
+                    <a:xfrm>
+                      <a:off x="0" y="0"/>
+                      <a:ext cx="4620126" cy="3696101"/>
+                    </a:xfrm>
+                    <a:prstGeom prst="rect">
+                      <a:avLst/>
+                    </a:prstGeom>
+                    <a:noFill/>
+                    <a:ln w="9525">
+                      <a:noFill/>
+                      <a:headEnd/>
+                      <a:tailEnd/>
+                    </a:ln>
+                  </pic:spPr>
+                </pic:pic>
+              </a:graphicData>
+            </a:graphic>
+          </wp:inline>
+        </w:drawing>
+      </w:r>
+    </w:p>
+    <w:p>
+      <w:pPr>
+        <w:pStyle w:val="BodyText"/>
+      </w:pPr>
+      <w:r>
+        <w:t xml:space="preserve">The full process here, from loading a dataset to getting a figure that enables us to see the association between drought and boto length can be done in a surprisingly few lines of code. Here’s my how I’d code this:</w:t>
+      </w:r>
+    </w:p>
+    <w:p>
+      <w:pPr>
+        <w:pStyle w:val="SourceCode"/>
+      </w:pPr>
+      <w:r>
+        <w:rPr>
+          <w:rStyle w:val="CommentTok"/>
+        </w:rPr>
+        <w:t xml:space="preserve"># Deon Roos</w:t>
+      </w:r>
+      <w:r>
+        <w:br/>
+      </w:r>
+      <w:r>
+        <w:rPr>
+          <w:rStyle w:val="CommentTok"/>
+        </w:rPr>
+        <w:t xml:space="preserve"># Analysis of boto length in relation to droughts</w:t>
+      </w:r>
+      <w:r>
+        <w:br/>
+      </w:r>
+      <w:r>
+        <w:br/>
+      </w:r>
+      <w:r>
+        <w:rPr>
+          <w:rStyle w:val="CommentTok"/>
+        </w:rPr>
+        <w:t xml:space="preserve"># Load data</w:t>
+      </w:r>
+      <w:r>
+        <w:br/>
+      </w:r>
+      <w:r>
+        <w:rPr>
+          <w:rStyle w:val="FunctionTok"/>
+        </w:rPr>
+        <w:t xml:space="preserve">setwd</w:t>
+      </w:r>
+      <w:r>
+        <w:rPr>
+          <w:rStyle w:val="NormalTok"/>
+        </w:rPr>
+        <w:t xml:space="preserve">(</w:t>
+      </w:r>
+      <w:r>
+        <w:rPr>
+          <w:rStyle w:val="StringTok"/>
+        </w:rPr>
+        <w:t xml:space="preserve">"my/file/path"</w:t>
+      </w:r>
+      <w:r>
+        <w:rPr>
+          <w:rStyle w:val="NormalTok"/>
+        </w:rPr>
+        <w:t xml:space="preserve">)</w:t>
+      </w:r>
+      <w:r>
+        <w:br/>
+      </w:r>
+      <w:r>
+        <w:rPr>
+          <w:rStyle w:val="NormalTok"/>
+        </w:rPr>
+        <w:t xml:space="preserve">boto </w:t>
+      </w:r>
+      <w:r>
+        <w:rPr>
+          <w:rStyle w:val="OtherTok"/>
+        </w:rPr>
+        <w:t xml:space="preserve">&lt;-</w:t>
+      </w:r>
+      <w:r>
+        <w:rPr>
+          <w:rStyle w:val="NormalTok"/>
+        </w:rPr>
+        <w:t xml:space="preserve"> </w:t>
+      </w:r>
+      <w:r>
+        <w:rPr>
+          <w:rStyle w:val="FunctionTok"/>
+        </w:rPr>
+        <w:t xml:space="preserve">read.table</w:t>
+      </w:r>
+      <w:r>
+        <w:rPr>
+          <w:rStyle w:val="NormalTok"/>
+        </w:rPr>
+        <w:t xml:space="preserve">(</w:t>
+      </w:r>
+      <w:r>
+        <w:rPr>
+          <w:rStyle w:val="StringTok"/>
+        </w:rPr>
+        <w:t xml:space="preserve">"boto.txt"</w:t>
+      </w:r>
+      <w:r>
+        <w:rPr>
+          <w:rStyle w:val="NormalTok"/>
+        </w:rPr>
+        <w:t xml:space="preserve">, </w:t>
+      </w:r>
+      <w:r>
+        <w:rPr>
+          <w:rStyle w:val="AttributeTok"/>
+        </w:rPr>
+        <w:t xml:space="preserve">header =</w:t>
+      </w:r>
+      <w:r>
+        <w:rPr>
+          <w:rStyle w:val="NormalTok"/>
+        </w:rPr>
+        <w:t xml:space="preserve"> T)</w:t>
+      </w:r>
+      <w:r>
+        <w:br/>
+      </w:r>
+      <w:r>
+        <w:br/>
+      </w:r>
+      <w:r>
+        <w:rPr>
+          <w:rStyle w:val="CommentTok"/>
+        </w:rPr>
+        <w:t xml:space="preserve"># EDA</w:t>
+      </w:r>
+      <w:r>
+        <w:br/>
+      </w:r>
+      <w:r>
+        <w:rPr>
+          <w:rStyle w:val="FunctionTok"/>
+        </w:rPr>
+        <w:t xml:space="preserve">summary</w:t>
+      </w:r>
+      <w:r>
+        <w:rPr>
+          <w:rStyle w:val="NormalTok"/>
+        </w:rPr>
+        <w:t xml:space="preserve">(boto)</w:t>
+      </w:r>
+      <w:r>
+        <w:br/>
+      </w:r>
+      <w:r>
+        <w:rPr>
+          <w:rStyle w:val="FunctionTok"/>
+        </w:rPr>
+        <w:t xml:space="preserve">str</w:t>
+      </w:r>
+      <w:r>
+        <w:rPr>
+          <w:rStyle w:val="NormalTok"/>
+        </w:rPr>
+        <w:t xml:space="preserve">(boto)</w:t>
+      </w:r>
+      <w:r>
+        <w:br/>
+      </w:r>
+      <w:r>
+        <w:rPr>
+          <w:rStyle w:val="FunctionTok"/>
+        </w:rPr>
+        <w:t xml:space="preserve">ggplot</w:t>
+      </w:r>
+      <w:r>
+        <w:rPr>
+          <w:rStyle w:val="NormalTok"/>
+        </w:rPr>
+        <w:t xml:space="preserve">(boto) </w:t>
+      </w:r>
+      <w:r>
+        <w:rPr>
+          <w:rStyle w:val="SpecialCharTok"/>
+        </w:rPr>
+        <w:t xml:space="preserve">+</w:t>
+      </w:r>
+      <w:r>
+        <w:rPr>
+          <w:rStyle w:val="NormalTok"/>
+        </w:rPr>
+        <w:t xml:space="preserve"> </w:t>
+      </w:r>
+      <w:r>
+        <w:rPr>
+          <w:rStyle w:val="FunctionTok"/>
+        </w:rPr>
+        <w:t xml:space="preserve">geom_point</w:t>
+      </w:r>
+      <w:r>
+        <w:rPr>
+          <w:rStyle w:val="NormalTok"/>
+        </w:rPr>
+        <w:t xml:space="preserve">(</w:t>
+      </w:r>
+      <w:r>
+        <w:rPr>
+          <w:rStyle w:val="FunctionTok"/>
+        </w:rPr>
+        <w:t xml:space="preserve">aes</w:t>
+      </w:r>
+      <w:r>
+        <w:rPr>
+          <w:rStyle w:val="NormalTok"/>
+        </w:rPr>
+        <w:t xml:space="preserve">(</w:t>
+      </w:r>
+      <w:r>
+        <w:rPr>
+          <w:rStyle w:val="AttributeTok"/>
+        </w:rPr>
+        <w:t xml:space="preserve">x =</w:t>
+      </w:r>
+      <w:r>
+        <w:rPr>
+          <w:rStyle w:val="NormalTok"/>
+        </w:rPr>
+        <w:t xml:space="preserve"> drought, </w:t>
+      </w:r>
+      <w:r>
+        <w:rPr>
+          <w:rStyle w:val="AttributeTok"/>
+        </w:rPr>
+        <w:t xml:space="preserve">y =</w:t>
+      </w:r>
+      <w:r>
+        <w:rPr>
+          <w:rStyle w:val="NormalTok"/>
+        </w:rPr>
+        <w:t xml:space="preserve"> length))</w:t>
+      </w:r>
+      <w:r>
+        <w:br/>
+      </w:r>
+      <w:r>
+        <w:rPr>
+          <w:rStyle w:val="FunctionTok"/>
+        </w:rPr>
+        <w:t xml:space="preserve">ggplot</w:t>
+      </w:r>
+      <w:r>
+        <w:rPr>
+          <w:rStyle w:val="NormalTok"/>
+        </w:rPr>
+        <w:t xml:space="preserve">(boto) </w:t>
+      </w:r>
+      <w:r>
+        <w:rPr>
+          <w:rStyle w:val="SpecialCharTok"/>
+        </w:rPr>
+        <w:t xml:space="preserve">+</w:t>
+      </w:r>
+      <w:r>
+        <w:rPr>
+          <w:rStyle w:val="NormalTok"/>
+        </w:rPr>
+        <w:t xml:space="preserve"> </w:t>
+      </w:r>
+      <w:r>
+        <w:rPr>
+          <w:rStyle w:val="FunctionTok"/>
+        </w:rPr>
+        <w:t xml:space="preserve">geom_point</w:t>
+      </w:r>
+      <w:r>
+        <w:rPr>
+          <w:rStyle w:val="NormalTok"/>
+        </w:rPr>
+        <w:t xml:space="preserve">(</w:t>
+      </w:r>
+      <w:r>
+        <w:rPr>
+          <w:rStyle w:val="FunctionTok"/>
+        </w:rPr>
+        <w:t xml:space="preserve">aes</w:t>
+      </w:r>
+      <w:r>
+        <w:rPr>
+          <w:rStyle w:val="NormalTok"/>
+        </w:rPr>
+        <w:t xml:space="preserve">(</w:t>
+      </w:r>
+      <w:r>
+        <w:rPr>
+          <w:rStyle w:val="AttributeTok"/>
+        </w:rPr>
+        <w:t xml:space="preserve">x =</w:t>
+      </w:r>
+      <w:r>
+        <w:rPr>
+          <w:rStyle w:val="NormalTok"/>
+        </w:rPr>
+        <w:t xml:space="preserve"> drought, </w:t>
+      </w:r>
+      <w:r>
+        <w:rPr>
+          <w:rStyle w:val="AttributeTok"/>
+        </w:rPr>
+        <w:t xml:space="preserve">y =</w:t>
+      </w:r>
+      <w:r>
+        <w:rPr>
+          <w:rStyle w:val="NormalTok"/>
+        </w:rPr>
+        <w:t xml:space="preserve"> length, </w:t>
+      </w:r>
+      <w:r>
+        <w:rPr>
+          <w:rStyle w:val="AttributeTok"/>
+        </w:rPr>
+        <w:t xml:space="preserve">colour =</w:t>
+      </w:r>
+      <w:r>
+        <w:rPr>
+          <w:rStyle w:val="NormalTok"/>
+        </w:rPr>
+        <w:t xml:space="preserve"> sex))</w:t>
+      </w:r>
+      <w:r>
+        <w:br/>
+      </w:r>
+      <w:r>
+        <w:rPr>
+          <w:rStyle w:val="FunctionTok"/>
+        </w:rPr>
+        <w:t xml:space="preserve">ggplot</w:t>
+      </w:r>
+      <w:r>
+        <w:rPr>
+          <w:rStyle w:val="NormalTok"/>
+        </w:rPr>
+        <w:t xml:space="preserve">(boto) </w:t>
+      </w:r>
+      <w:r>
+        <w:rPr>
+          <w:rStyle w:val="SpecialCharTok"/>
+        </w:rPr>
+        <w:t xml:space="preserve">+</w:t>
+      </w:r>
+      <w:r>
+        <w:rPr>
+          <w:rStyle w:val="NormalTok"/>
+        </w:rPr>
+        <w:t xml:space="preserve"> </w:t>
+      </w:r>
+      <w:r>
+        <w:rPr>
+          <w:rStyle w:val="FunctionTok"/>
+        </w:rPr>
+        <w:t xml:space="preserve">geom_point</w:t>
+      </w:r>
+      <w:r>
+        <w:rPr>
+          <w:rStyle w:val="NormalTok"/>
+        </w:rPr>
+        <w:t xml:space="preserve">(</w:t>
+      </w:r>
+      <w:r>
+        <w:rPr>
+          <w:rStyle w:val="FunctionTok"/>
+        </w:rPr>
+        <w:t xml:space="preserve">aes</w:t>
+      </w:r>
+      <w:r>
+        <w:rPr>
+          <w:rStyle w:val="NormalTok"/>
+        </w:rPr>
+        <w:t xml:space="preserve">(</w:t>
+      </w:r>
+      <w:r>
+        <w:rPr>
+          <w:rStyle w:val="AttributeTok"/>
+        </w:rPr>
+        <w:t xml:space="preserve">x =</w:t>
+      </w:r>
+      <w:r>
+        <w:rPr>
+          <w:rStyle w:val="NormalTok"/>
+        </w:rPr>
+        <w:t xml:space="preserve"> drought, </w:t>
+      </w:r>
+      <w:r>
+        <w:rPr>
+          <w:rStyle w:val="AttributeTok"/>
+        </w:rPr>
+        <w:t xml:space="preserve">y =</w:t>
+      </w:r>
+      <w:r>
+        <w:rPr>
+          <w:rStyle w:val="NormalTok"/>
+        </w:rPr>
+        <w:t xml:space="preserve"> length, </w:t>
+      </w:r>
+      <w:r>
+        <w:rPr>
+          <w:rStyle w:val="AttributeTok"/>
+        </w:rPr>
+        <w:t xml:space="preserve">colour =</w:t>
+      </w:r>
+      <w:r>
+        <w:rPr>
+          <w:rStyle w:val="NormalTok"/>
+        </w:rPr>
+        <w:t xml:space="preserve"> sex)) </w:t>
+      </w:r>
+      <w:r>
+        <w:rPr>
+          <w:rStyle w:val="SpecialCharTok"/>
+        </w:rPr>
+        <w:t xml:space="preserve">+</w:t>
+      </w:r>
+      <w:r>
+        <w:rPr>
+          <w:rStyle w:val="NormalTok"/>
+        </w:rPr>
+        <w:t xml:space="preserve"> </w:t>
+      </w:r>
+      <w:r>
+        <w:rPr>
+          <w:rStyle w:val="FunctionTok"/>
+        </w:rPr>
+        <w:t xml:space="preserve">facet_wrap</w:t>
+      </w:r>
+      <w:r>
+        <w:rPr>
+          <w:rStyle w:val="NormalTok"/>
+        </w:rPr>
+        <w:t xml:space="preserve">(</w:t>
+      </w:r>
+      <w:r>
+        <w:rPr>
+          <w:rStyle w:val="SpecialCharTok"/>
+        </w:rPr>
+        <w:t xml:space="preserve">~</w:t>
+      </w:r>
+      <w:r>
+        <w:rPr>
+          <w:rStyle w:val="NormalTok"/>
+        </w:rPr>
+        <w:t xml:space="preserve">sex)</w:t>
+      </w:r>
+      <w:r>
+        <w:br/>
+      </w:r>
+      <w:r>
+        <w:rPr>
+          <w:rStyle w:val="CommentTok"/>
+        </w:rPr>
+        <w:t xml:space="preserve"># No weird observations detected in EDA</w:t>
+      </w:r>
+      <w:r>
+        <w:br/>
+      </w:r>
+      <w:r>
+        <w:br/>
+      </w:r>
+      <w:r>
+        <w:rPr>
+          <w:rStyle w:val="CommentTok"/>
+        </w:rPr>
+        <w:t xml:space="preserve"># Concerns prior to modelling</w:t>
+      </w:r>
+      <w:r>
+        <w:br/>
+      </w:r>
+      <w:r>
+        <w:rPr>
+          <w:rStyle w:val="CommentTok"/>
+        </w:rPr>
+        <w:t xml:space="preserve"># Measurement of botos is very accurate - unsure how this was measured</w:t>
+      </w:r>
+      <w:r>
+        <w:br/>
+      </w:r>
+      <w:r>
+        <w:rPr>
+          <w:rStyle w:val="CommentTok"/>
+        </w:rPr>
+        <w:t xml:space="preserve"># Validity - depending on how measurement was taken</w:t>
+      </w:r>
+      <w:r>
+        <w:br/>
+      </w:r>
+      <w:r>
+        <w:rPr>
+          <w:rStyle w:val="CommentTok"/>
+        </w:rPr>
+        <w:t xml:space="preserve"># Independence - seems like that families would be measured</w:t>
+      </w:r>
+      <w:r>
+        <w:br/>
+      </w:r>
+      <w:r>
+        <w:rPr>
+          <w:rStyle w:val="CommentTok"/>
+        </w:rPr>
+        <w:t xml:space="preserve"># Additivity - drought may impact sexes differently</w:t>
+      </w:r>
+      <w:r>
+        <w:br/>
+      </w:r>
+      <w:r>
+        <w:br/>
+      </w:r>
+      <w:r>
+        <w:rPr>
+          <w:rStyle w:val="CommentTok"/>
+        </w:rPr>
+        <w:t xml:space="preserve"># Analysis</w:t>
+      </w:r>
+      <w:r>
+        <w:br/>
+      </w:r>
+      <w:r>
+        <w:rPr>
+          <w:rStyle w:val="NormalTok"/>
+        </w:rPr>
+        <w:t xml:space="preserve">boto_model </w:t>
+      </w:r>
+      <w:r>
+        <w:rPr>
+          <w:rStyle w:val="OtherTok"/>
+        </w:rPr>
+        <w:t xml:space="preserve">&lt;-</w:t>
+      </w:r>
+      <w:r>
+        <w:rPr>
+          <w:rStyle w:val="NormalTok"/>
+        </w:rPr>
+        <w:t xml:space="preserve"> </w:t>
+      </w:r>
+      <w:r>
+        <w:rPr>
+          <w:rStyle w:val="FunctionTok"/>
+        </w:rPr>
+        <w:t xml:space="preserve">lm</w:t>
+      </w:r>
+      <w:r>
+        <w:rPr>
+          <w:rStyle w:val="NormalTok"/>
+        </w:rPr>
+        <w:t xml:space="preserve">(length </w:t>
+      </w:r>
+      <w:r>
+        <w:rPr>
+          <w:rStyle w:val="SpecialCharTok"/>
+        </w:rPr>
+        <w:t xml:space="preserve">~</w:t>
+      </w:r>
+      <w:r>
+        <w:rPr>
+          <w:rStyle w:val="NormalTok"/>
+        </w:rPr>
+        <w:t xml:space="preserve"> drought, </w:t>
+      </w:r>
+      <w:r>
+        <w:rPr>
+          <w:rStyle w:val="AttributeTok"/>
+        </w:rPr>
+        <w:t xml:space="preserve">data =</w:t>
+      </w:r>
+      <w:r>
+        <w:rPr>
+          <w:rStyle w:val="NormalTok"/>
+        </w:rPr>
+        <w:t xml:space="preserve"> boto)</w:t>
+      </w:r>
+      <w:r>
+        <w:br/>
+      </w:r>
+      <w:r>
+        <w:br/>
+      </w:r>
+      <w:r>
+        <w:rPr>
+          <w:rStyle w:val="CommentTok"/>
+        </w:rPr>
+        <w:t xml:space="preserve"># Diagnostics</w:t>
+      </w:r>
+      <w:r>
+        <w:br/>
+      </w:r>
+      <w:r>
+        <w:rPr>
+          <w:rStyle w:val="CommentTok"/>
+        </w:rPr>
+        <w:t xml:space="preserve"># Covered in next workshop</w:t>
+      </w:r>
+      <w:r>
+        <w:br/>
+      </w:r>
+      <w:r>
+        <w:br/>
+      </w:r>
+      <w:r>
+        <w:rPr>
+          <w:rStyle w:val="CommentTok"/>
+        </w:rPr>
+        <w:t xml:space="preserve"># Inference</w:t>
+      </w:r>
+      <w:r>
+        <w:br/>
+      </w:r>
+      <w:r>
+        <w:rPr>
+          <w:rStyle w:val="FunctionTok"/>
+        </w:rPr>
+        <w:t xml:space="preserve">summary</w:t>
+      </w:r>
+      <w:r>
+        <w:rPr>
+          <w:rStyle w:val="NormalTok"/>
+        </w:rPr>
+        <w:t xml:space="preserve">(boto_model)</w:t>
+      </w:r>
+      <w:r>
+        <w:br/>
+      </w:r>
+      <w:r>
+        <w:br/>
+      </w:r>
+      <w:r>
+        <w:rPr>
+          <w:rStyle w:val="NormalTok"/>
+        </w:rPr>
+        <w:t xml:space="preserve">fake </w:t>
+      </w:r>
+      <w:r>
+        <w:rPr>
+          <w:rStyle w:val="OtherTok"/>
+        </w:rPr>
+        <w:t xml:space="preserve">&lt;-</w:t>
+      </w:r>
+      <w:r>
+        <w:rPr>
+          <w:rStyle w:val="NormalTok"/>
+        </w:rPr>
+        <w:t xml:space="preserve"> </w:t>
+      </w:r>
+      <w:r>
+        <w:rPr>
+          <w:rStyle w:val="FunctionTok"/>
+        </w:rPr>
+        <w:t xml:space="preserve">data.frame</w:t>
+      </w:r>
+      <w:r>
+        <w:rPr>
+          <w:rStyle w:val="NormalTok"/>
+        </w:rPr>
+        <w:t xml:space="preserve">(</w:t>
+      </w:r>
+      <w:r>
+        <w:rPr>
+          <w:rStyle w:val="AttributeTok"/>
+        </w:rPr>
+        <w:t xml:space="preserve">drought =</w:t>
+      </w:r>
+      <w:r>
+        <w:rPr>
+          <w:rStyle w:val="NormalTok"/>
+        </w:rPr>
+        <w:t xml:space="preserve"> </w:t>
+      </w:r>
+      <w:r>
+        <w:rPr>
+          <w:rStyle w:val="DecValTok"/>
+        </w:rPr>
+        <w:t xml:space="preserve">0</w:t>
+      </w:r>
+      <w:r>
+        <w:rPr>
+          <w:rStyle w:val="SpecialCharTok"/>
+        </w:rPr>
+        <w:t xml:space="preserve">:</w:t>
+      </w:r>
+      <w:r>
+        <w:rPr>
+          <w:rStyle w:val="DecValTok"/>
+        </w:rPr>
+        <w:t xml:space="preserve">8</w:t>
+      </w:r>
+      <w:r>
+        <w:rPr>
+          <w:rStyle w:val="NormalTok"/>
+        </w:rPr>
+        <w:t xml:space="preserve">)</w:t>
+      </w:r>
+      <w:r>
+        <w:br/>
+      </w:r>
+      <w:r>
+        <w:rPr>
+          <w:rStyle w:val="NormalTok"/>
+        </w:rPr>
+        <w:t xml:space="preserve">fake</w:t>
+      </w:r>
+      <w:r>
+        <w:rPr>
+          <w:rStyle w:val="SpecialCharTok"/>
+        </w:rPr>
+        <w:t xml:space="preserve">$</w:t>
+      </w:r>
+      <w:r>
+        <w:rPr>
+          <w:rStyle w:val="NormalTok"/>
+        </w:rPr>
+        <w:t xml:space="preserve">fit </w:t>
+      </w:r>
+      <w:r>
+        <w:rPr>
+          <w:rStyle w:val="OtherTok"/>
+        </w:rPr>
+        <w:t xml:space="preserve">&lt;-</w:t>
+      </w:r>
+      <w:r>
+        <w:rPr>
+          <w:rStyle w:val="NormalTok"/>
+        </w:rPr>
+        <w:t xml:space="preserve"> </w:t>
+      </w:r>
+      <w:r>
+        <w:rPr>
+          <w:rStyle w:val="FunctionTok"/>
+        </w:rPr>
+        <w:t xml:space="preserve">predict</w:t>
+      </w:r>
+      <w:r>
+        <w:rPr>
+          <w:rStyle w:val="NormalTok"/>
+        </w:rPr>
+        <w:t xml:space="preserve">(boto_model, </w:t>
+      </w:r>
+      <w:r>
+        <w:rPr>
+          <w:rStyle w:val="AttributeTok"/>
+        </w:rPr>
+        <w:t xml:space="preserve">newdata =</w:t>
+      </w:r>
+      <w:r>
+        <w:rPr>
+          <w:rStyle w:val="NormalTok"/>
+        </w:rPr>
+        <w:t xml:space="preserve"> fake)</w:t>
+      </w:r>
+      <w:r>
+        <w:br/>
+      </w:r>
+      <w:r>
+        <w:rPr>
+          <w:rStyle w:val="FunctionTok"/>
+        </w:rPr>
+        <w:t xml:space="preserve">ggplot</w:t>
+      </w:r>
+      <w:r>
+        <w:rPr>
+          <w:rStyle w:val="NormalTok"/>
+        </w:rPr>
+        <w:t xml:space="preserve">(fake) </w:t>
+      </w:r>
+      <w:r>
+        <w:rPr>
+          <w:rStyle w:val="SpecialCharTok"/>
+        </w:rPr>
+        <w:t xml:space="preserve">+</w:t>
+      </w:r>
+      <w:r>
+        <w:br/>
+      </w:r>
+      <w:r>
+        <w:rPr>
+          <w:rStyle w:val="NormalTok"/>
+        </w:rPr>
+        <w:t xml:space="preserve">  </w:t>
+      </w:r>
+      <w:r>
+        <w:rPr>
+          <w:rStyle w:val="FunctionTok"/>
+        </w:rPr>
+        <w:t xml:space="preserve">geom_line</w:t>
+      </w:r>
+      <w:r>
+        <w:rPr>
+          <w:rStyle w:val="NormalTok"/>
+        </w:rPr>
+        <w:t xml:space="preserve">(</w:t>
+      </w:r>
+      <w:r>
+        <w:rPr>
+          <w:rStyle w:val="FunctionTok"/>
+        </w:rPr>
+        <w:t xml:space="preserve">aes</w:t>
+      </w:r>
+      <w:r>
+        <w:rPr>
+          <w:rStyle w:val="NormalTok"/>
+        </w:rPr>
+        <w:t xml:space="preserve">(</w:t>
+      </w:r>
+      <w:r>
+        <w:rPr>
+          <w:rStyle w:val="AttributeTok"/>
+        </w:rPr>
+        <w:t xml:space="preserve">x =</w:t>
+      </w:r>
+      <w:r>
+        <w:rPr>
+          <w:rStyle w:val="NormalTok"/>
+        </w:rPr>
+        <w:t xml:space="preserve"> drought, </w:t>
+      </w:r>
+      <w:r>
+        <w:rPr>
+          <w:rStyle w:val="AttributeTok"/>
+        </w:rPr>
+        <w:t xml:space="preserve">y =</w:t>
+      </w:r>
+      <w:r>
+        <w:rPr>
+          <w:rStyle w:val="NormalTok"/>
+        </w:rPr>
+        <w:t xml:space="preserve"> fit)) </w:t>
+      </w:r>
+      <w:r>
+        <w:rPr>
+          <w:rStyle w:val="SpecialCharTok"/>
+        </w:rPr>
+        <w:t xml:space="preserve">+</w:t>
+      </w:r>
+      <w:r>
+        <w:br/>
+      </w:r>
+      <w:r>
+        <w:rPr>
+          <w:rStyle w:val="NormalTok"/>
+        </w:rPr>
+        <w:t xml:space="preserve">  </w:t>
+      </w:r>
+      <w:r>
+        <w:rPr>
+          <w:rStyle w:val="FunctionTok"/>
+        </w:rPr>
+        <w:t xml:space="preserve">labs</w:t>
+      </w:r>
+      <w:r>
+        <w:rPr>
+          <w:rStyle w:val="NormalTok"/>
+        </w:rPr>
+        <w:t xml:space="preserve">(</w:t>
+      </w:r>
+      <w:r>
+        <w:rPr>
+          <w:rStyle w:val="AttributeTok"/>
+        </w:rPr>
+        <w:t xml:space="preserve">x =</w:t>
+      </w:r>
+      <w:r>
+        <w:rPr>
+          <w:rStyle w:val="NormalTok"/>
+        </w:rPr>
+        <w:t xml:space="preserve"> </w:t>
+      </w:r>
+      <w:r>
+        <w:rPr>
+          <w:rStyle w:val="StringTok"/>
+        </w:rPr>
+        <w:t xml:space="preserve">"Number of drought years"</w:t>
+      </w:r>
+      <w:r>
+        <w:rPr>
+          <w:rStyle w:val="NormalTok"/>
+        </w:rPr>
+        <w:t xml:space="preserve">,</w:t>
+      </w:r>
+      <w:r>
+        <w:br/>
+      </w:r>
+      <w:r>
+        <w:rPr>
+          <w:rStyle w:val="NormalTok"/>
+        </w:rPr>
+        <w:t xml:space="preserve">       </w:t>
+      </w:r>
+      <w:r>
+        <w:rPr>
+          <w:rStyle w:val="AttributeTok"/>
+        </w:rPr>
+        <w:t xml:space="preserve">y =</w:t>
+      </w:r>
+      <w:r>
+        <w:rPr>
+          <w:rStyle w:val="NormalTok"/>
+        </w:rPr>
+        <w:t xml:space="preserve"> </w:t>
+      </w:r>
+      <w:r>
+        <w:rPr>
+          <w:rStyle w:val="StringTok"/>
+        </w:rPr>
+        <w:t xml:space="preserve">"Predicted length of boto (cm)"</w:t>
+      </w:r>
+      <w:r>
+        <w:rPr>
+          <w:rStyle w:val="NormalTok"/>
+        </w:rPr>
+        <w:t xml:space="preserve">,</w:t>
+      </w:r>
+      <w:r>
+        <w:br/>
+      </w:r>
+      <w:r>
+        <w:rPr>
+          <w:rStyle w:val="NormalTok"/>
+        </w:rPr>
+        <w:t xml:space="preserve">       </w:t>
+      </w:r>
+      <w:r>
+        <w:rPr>
+          <w:rStyle w:val="AttributeTok"/>
+        </w:rPr>
+        <w:t xml:space="preserve">title =</w:t>
+      </w:r>
+      <w:r>
+        <w:rPr>
+          <w:rStyle w:val="NormalTok"/>
+        </w:rPr>
+        <w:t xml:space="preserve"> </w:t>
+      </w:r>
+      <w:r>
+        <w:rPr>
+          <w:rStyle w:val="StringTok"/>
+        </w:rPr>
+        <w:t xml:space="preserve">"Estimated association between boto length and drought"</w:t>
+      </w:r>
+      <w:r>
+        <w:rPr>
+          <w:rStyle w:val="NormalTok"/>
+        </w:rPr>
+        <w:t xml:space="preserve">) </w:t>
+      </w:r>
+      <w:r>
+        <w:rPr>
+          <w:rStyle w:val="SpecialCharTok"/>
+        </w:rPr>
+        <w:t xml:space="preserve">+</w:t>
+      </w:r>
+      <w:r>
+        <w:br/>
+      </w:r>
+      <w:r>
+        <w:rPr>
+          <w:rStyle w:val="NormalTok"/>
+        </w:rPr>
+        <w:t xml:space="preserve">  </w:t>
+      </w:r>
+      <w:r>
+        <w:rPr>
+          <w:rStyle w:val="FunctionTok"/>
+        </w:rPr>
+        <w:t xml:space="preserve">theme_minimal</w:t>
+      </w:r>
+      <w:r>
+        <w:rPr>
+          <w:rStyle w:val="NormalTok"/>
+        </w:rPr>
+        <w:t xml:space="preserve">()</w:t>
+      </w:r>
+    </w:p>
+    <w:p>
+      <w:pPr>
+        <w:pStyle w:val="FirstParagraph"/>
+      </w:pPr>
+      <w:r>
+        <w:t xml:space="preserve">The entire workflow is done in about 40 lines of code and about a quarter of that is comments. More importantly, the entire analysis of this dataset is done responsibly, with useful (in my mind) comments, and is now saved in a script such that I can share this with anyone who might want to see it. That last point is a big one. As mentioned previously, there are scientists out there who routinely fake data. Being able to provide a script which clearly demonstrates every step you took in a piece of analysis is a huge help in detecting those kinds of issues. Indeed, I’d recommend attaching your</w:t>
+      </w:r>
+      <w:r>
+        <w:t xml:space="preserve"> </w:t>
+      </w:r>
+      <w:r>
+        <w:rPr>
+          <w:rStyle w:val="VerbatimChar"/>
+        </w:rPr>
+        <w:t xml:space="preserve">R</w:t>
+      </w:r>
+      <w:r>
+        <w:t xml:space="preserve"> </w:t>
+      </w:r>
+      <w:r>
+        <w:t xml:space="preserve">scripts as an appendix when you submit your Honour’s project, not because the reviewers will go through it in any amount of detail, but simply to instil some good research practices.</w:t>
+      </w:r>
+    </w:p>
+    <w:p>
+      <w:pPr>
+        <w:pStyle w:val="BodyText"/>
+      </w:pPr>
+      <w:r>
+        <w:t xml:space="preserve">As a tip, don’t confuse the length of a script with complexity or the intelligence of the coder. When I did my Honour’s project, my</w:t>
+      </w:r>
+      <w:r>
+        <w:t xml:space="preserve"> </w:t>
+      </w:r>
+      <w:r>
+        <w:rPr>
+          <w:rStyle w:val="VerbatimChar"/>
+        </w:rPr>
+        <w:t xml:space="preserve">R</w:t>
+      </w:r>
+      <w:r>
+        <w:t xml:space="preserve"> </w:t>
+      </w:r>
+      <w:r>
+        <w:t xml:space="preserve">script had something like 1,000 lines of code. It wasn’t because I was doing anything particularly complicated (my analysis was more or less equivalent to the model you just ran) but because I didn’t really know what I was doing, so I threw everything I could find at it. Often less is more in coding.</w:t>
+      </w:r>
+    </w:p>
+    <w:bookmarkEnd w:id="39"/>
+    <w:bookmarkEnd w:id="40"/>
+    <w:bookmarkStart w:id="41" w:name="a-new-challenger"/>
+    <w:p>
+      <w:pPr>
+        <w:pStyle w:val="Heading1"/>
+      </w:pPr>
+      <w:r>
+        <w:t xml:space="preserve">A new challenger</w:t>
+      </w:r>
+    </w:p>
+    <w:p>
+      <w:pPr>
+        <w:pStyle w:val="FirstParagraph"/>
+      </w:pPr>
+      <w:r>
+        <w:t xml:space="preserve">Using the skills you’ve just developed, you’re now going to analyse an entirely new dataset, the</w:t>
+      </w:r>
+      <w:r>
+        <w:t xml:space="preserve"> </w:t>
+      </w:r>
+      <w:r>
+        <w:rPr>
+          <w:rStyle w:val="VerbatimChar"/>
+        </w:rPr>
+        <w:t xml:space="preserve">beetles.txt</w:t>
+      </w:r>
+      <w:r>
+        <w:t xml:space="preserve"> </w:t>
+      </w:r>
+      <w:r>
+        <w:t xml:space="preserve">dataset on MyAberdeen. This data comes from a lab experiment from researchers who were interested in understanding how temperature impacts fecundity in BBB beetles (BBB BBB), ultimately attempting to understanding how the species may respond to climate change.</w:t>
+      </w:r>
+    </w:p>
+    <w:p>
+      <w:pPr>
+        <w:pStyle w:val="BodyText"/>
+      </w:pPr>
+      <w:r>
+        <w:t xml:space="preserve">The data contains:</w:t>
       </w:r>
     </w:p>
     <w:p>
       <w:pPr>
         <w:numPr>
           <w:ilvl w:val="0"/>
-          <w:numId w:val="1003"/>
+          <w:numId w:val="1011"/>
         </w:numPr>
-      </w:pPr>
-      <w:r>
-        <w:t xml:space="preserve">If your data is generated according to a</w:t>
-      </w:r>
-      <w:r>
-        <w:t xml:space="preserve"> </w:t>
-      </w:r>
-      <m:oMath>
-        <m:r>
-          <m:t>N</m:t>
-        </m:r>
-        <m:r>
-          <m:t>o</m:t>
-        </m:r>
-        <m:r>
-          <m:t>r</m:t>
-        </m:r>
-        <m:r>
-          <m:t>m</m:t>
-        </m:r>
-        <m:r>
-          <m:t>a</m:t>
-        </m:r>
-        <m:r>
-          <m:t>l</m:t>
-        </m:r>
-      </m:oMath>
-      <w:r>
-        <w:t xml:space="preserve"> </w:t>
-      </w:r>
-      <w:r>
-        <w:t xml:space="preserve">distribution, does that mean you have met the assumption of Normality?</w:t>
-      </w:r>
-    </w:p>
-    <w:bookmarkEnd w:id="21"/>
-    <w:bookmarkEnd w:id="22"/>
-    <w:bookmarkStart w:id="23" w:name="perform-exploratory-data-analysis."/>
+        <w:pStyle w:val="Compact"/>
+      </w:pPr>
+      <w:r>
+        <w:rPr>
+          <w:rStyle w:val="VerbatimChar"/>
+        </w:rPr>
+        <w:t xml:space="preserve">offspring</w:t>
+      </w:r>
+      <w:r>
+        <w:t xml:space="preserve"> </w:t>
+      </w:r>
+      <w:r>
+        <w:t xml:space="preserve">- the number of offspring produced by the beetles</w:t>
+      </w:r>
+    </w:p>
+    <w:p>
+      <w:pPr>
+        <w:numPr>
+          <w:ilvl w:val="0"/>
+          <w:numId w:val="1011"/>
+        </w:numPr>
+        <w:pStyle w:val="Compact"/>
+      </w:pPr>
+      <w:r>
+        <w:rPr>
+          <w:rStyle w:val="VerbatimChar"/>
+        </w:rPr>
+        <w:t xml:space="preserve">temperature</w:t>
+      </w:r>
+      <w:r>
+        <w:t xml:space="preserve"> </w:t>
+      </w:r>
+      <w:r>
+        <w:t xml:space="preserve">- the temperature at which the beetles were exposed to for 6 hours a day</w:t>
+      </w:r>
+    </w:p>
+    <w:p>
+      <w:pPr>
+        <w:pStyle w:val="FirstParagraph"/>
+      </w:pPr>
+      <w:r>
+        <w:t xml:space="preserve">Using this data, carry out an EDA, consider which assumptions are likely violated, determine an appropriate model and fit it, then plot the results.</w:t>
+      </w:r>
+    </w:p>
+    <w:p>
+      <w:pPr>
+        <w:pStyle w:val="BodyText"/>
+      </w:pPr>
+      <w:r>
+        <w:t xml:space="preserve">You can go about this in any manner you deem appropriate but keep in mind that we may ask you to analyse an equivalent dataset in a Quiz, so make sure you are comfortable with the workflow.</w:t>
+      </w:r>
+    </w:p>
+    <w:p>
+      <w:pPr>
+        <w:pStyle w:val="BodyText"/>
+      </w:pPr>
+      <w:r>
+        <w:t xml:space="preserve">If you don’t manage to finish, don’t worry, we’ll return to these models on Friday.</w:t>
+      </w:r>
+    </w:p>
+    <w:bookmarkEnd w:id="41"/>
+    <w:bookmarkStart w:id="42" w:name="assumption-table"/>
     <w:p>
       <w:pPr>
         <w:pStyle w:val="Heading1"/>
       </w:pPr>
       <w:r>
-        <w:t xml:space="preserve">2. Perform exploratory data analysis.</w:t>
-      </w:r>
-    </w:p>
-    <w:p>
-      <w:pPr>
-        <w:pStyle w:val="FirstParagraph"/>
-      </w:pPr>
-      <w:r>
-        <w:t xml:space="preserve">Given you’ve worked with this data before, we can skip the EDA part of the workflow (or alternatively you can either continue using the same script you used in Workshop 2, or copy and paste the parts relevant to the</w:t>
-      </w:r>
-      <w:r>
-        <w:t xml:space="preserve"> </w:t>
-      </w:r>
-      <w:r>
-        <w:rPr>
-          <w:rStyle w:val="VerbatimChar"/>
-        </w:rPr>
-        <w:t xml:space="preserve">boto</w:t>
-      </w:r>
-      <w:r>
-        <w:t xml:space="preserve"> </w:t>
-      </w:r>
-      <w:r>
-        <w:t xml:space="preserve">dataset.</w:t>
-      </w:r>
-    </w:p>
-    <w:bookmarkEnd w:id="23"/>
-    <w:bookmarkStart w:id="25" w:name="identify-any-hidden-assumptions."/>
-    <w:p>
-      <w:pPr>
-        <w:pStyle w:val="Heading1"/>
-      </w:pPr>
-      <w:r>
-        <w:t xml:space="preserve">3. Identify any hidden assumptions.</w:t>
-      </w:r>
-    </w:p>
-    <w:p>
-      <w:pPr>
-        <w:pStyle w:val="FirstParagraph"/>
-      </w:pPr>
-      <w:r>
-        <w:t xml:space="preserve">Spend some time thinking of the various assumptions we’re going to make when using this dataset. As a reminder, these are those assumptions again:</w:t>
+        <w:t xml:space="preserve">Assumption table</w:t>
       </w:r>
     </w:p>
     <w:tbl>
@@ -1887,1309 +6106,7 @@
         </w:tc>
       </w:tr>
     </w:tbl>
-    <w:p>
-      <w:pPr>
-        <w:pStyle w:val="BodyText"/>
-      </w:pPr>
-      <w:r>
-        <w:t xml:space="preserve">Consider if we are likely to break these assumptions, based on considering the data as well as your EDA.</w:t>
-      </w:r>
-    </w:p>
-    <w:bookmarkStart w:id="24" w:name="question-set-two"/>
-    <w:p>
-      <w:pPr>
-        <w:pStyle w:val="Heading2"/>
-      </w:pPr>
-      <w:r>
-        <w:t xml:space="preserve">Question Set Two</w:t>
-      </w:r>
-    </w:p>
-    <w:p>
-      <w:pPr>
-        <w:numPr>
-          <w:ilvl w:val="0"/>
-          <w:numId w:val="1004"/>
-        </w:numPr>
-      </w:pPr>
-      <w:r>
-        <w:t xml:space="preserve">Which assumptions do you believe are very likely to be violated?</w:t>
-      </w:r>
-    </w:p>
-    <w:p>
-      <w:pPr>
-        <w:numPr>
-          <w:ilvl w:val="0"/>
-          <w:numId w:val="1004"/>
-        </w:numPr>
-      </w:pPr>
-      <w:r>
-        <w:t xml:space="preserve">Which assumptions could we check</w:t>
-      </w:r>
-      <w:r>
-        <w:t xml:space="preserve"> </w:t>
-      </w:r>
-      <w:r>
-        <w:rPr>
-          <w:iCs/>
-          <w:i/>
-        </w:rPr>
-        <w:t xml:space="preserve">after</w:t>
-      </w:r>
-      <w:r>
-        <w:t xml:space="preserve"> </w:t>
-      </w:r>
-      <w:r>
-        <w:t xml:space="preserve">fitting the model?</w:t>
-      </w:r>
-    </w:p>
-    <w:bookmarkEnd w:id="24"/>
-    <w:bookmarkEnd w:id="25"/>
-    <w:bookmarkStart w:id="27" w:name="fit-an-appropriate-model."/>
-    <w:p>
-      <w:pPr>
-        <w:pStyle w:val="Heading1"/>
-      </w:pPr>
-      <w:r>
-        <w:t xml:space="preserve">4. Fit an appropriate model.</w:t>
-      </w:r>
-    </w:p>
-    <w:p>
-      <w:pPr>
-        <w:pStyle w:val="FirstParagraph"/>
-      </w:pPr>
-      <w:r>
-        <w:t xml:space="preserve">With all of this done, here comes the actual statistics. We’re going to fit a linear model of the form:</w:t>
-      </w:r>
-    </w:p>
-    <w:p>
-      <w:pPr>
-        <w:pStyle w:val="BodyText"/>
-      </w:pPr>
-      <m:oMath>
-        <m:r>
-          <m:t>l</m:t>
-        </m:r>
-        <m:r>
-          <m:t>e</m:t>
-        </m:r>
-        <m:r>
-          <m:t>n</m:t>
-        </m:r>
-        <m:r>
-          <m:t>g</m:t>
-        </m:r>
-        <m:r>
-          <m:t>t</m:t>
-        </m:r>
-        <m:sSub>
-          <m:e>
-            <m:r>
-              <m:t>h</m:t>
-            </m:r>
-          </m:e>
-          <m:sub>
-            <m:r>
-              <m:t>i</m:t>
-            </m:r>
-          </m:sub>
-        </m:sSub>
-        <m:r>
-          <m:rPr>
-            <m:sty m:val="p"/>
-          </m:rPr>
-          <m:t>∼</m:t>
-        </m:r>
-        <m:r>
-          <m:t>N</m:t>
-        </m:r>
-        <m:r>
-          <m:t>o</m:t>
-        </m:r>
-        <m:r>
-          <m:t>r</m:t>
-        </m:r>
-        <m:r>
-          <m:t>m</m:t>
-        </m:r>
-        <m:r>
-          <m:t>a</m:t>
-        </m:r>
-        <m:r>
-          <m:t>l</m:t>
-        </m:r>
-        <m:d>
-          <m:dPr>
-            <m:begChr m:val="("/>
-            <m:endChr m:val=")"/>
-            <m:sepChr m:val=""/>
-            <m:grow/>
-          </m:dPr>
-          <m:e>
-            <m:sSub>
-              <m:e>
-                <m:r>
-                  <m:t>μ</m:t>
-                </m:r>
-              </m:e>
-              <m:sub>
-                <m:r>
-                  <m:t>i</m:t>
-                </m:r>
-              </m:sub>
-            </m:sSub>
-            <m:r>
-              <m:rPr>
-                <m:sty m:val="p"/>
-              </m:rPr>
-              <m:t>,</m:t>
-            </m:r>
-            <m:r>
-              <m:t>σ</m:t>
-            </m:r>
-          </m:e>
-        </m:d>
-      </m:oMath>
-    </w:p>
-    <w:p>
-      <w:pPr>
-        <w:pStyle w:val="BodyText"/>
-      </w:pPr>
-      <m:oMath>
-        <m:sSub>
-          <m:e>
-            <m:r>
-              <m:t>μ</m:t>
-            </m:r>
-          </m:e>
-          <m:sub>
-            <m:r>
-              <m:t>i</m:t>
-            </m:r>
-          </m:sub>
-        </m:sSub>
-        <m:r>
-          <m:rPr>
-            <m:sty m:val="p"/>
-          </m:rPr>
-          <m:t>=</m:t>
-        </m:r>
-        <m:sSub>
-          <m:e>
-            <m:r>
-              <m:t>β</m:t>
-            </m:r>
-          </m:e>
-          <m:sub>
-            <m:r>
-              <m:t>0</m:t>
-            </m:r>
-          </m:sub>
-        </m:sSub>
-        <m:r>
-          <m:rPr>
-            <m:sty m:val="p"/>
-          </m:rPr>
-          <m:t>+</m:t>
-        </m:r>
-        <m:sSub>
-          <m:e>
-            <m:r>
-              <m:t>β</m:t>
-            </m:r>
-          </m:e>
-          <m:sub>
-            <m:r>
-              <m:t>1</m:t>
-            </m:r>
-          </m:sub>
-        </m:sSub>
-        <m:r>
-          <m:rPr>
-            <m:sty m:val="p"/>
-          </m:rPr>
-          <m:t>×</m:t>
-        </m:r>
-        <m:r>
-          <m:t>d</m:t>
-        </m:r>
-        <m:r>
-          <m:t>r</m:t>
-        </m:r>
-        <m:r>
-          <m:t>o</m:t>
-        </m:r>
-        <m:r>
-          <m:t>u</m:t>
-        </m:r>
-        <m:r>
-          <m:t>g</m:t>
-        </m:r>
-        <m:r>
-          <m:t>h</m:t>
-        </m:r>
-        <m:sSub>
-          <m:e>
-            <m:r>
-              <m:t>t</m:t>
-            </m:r>
-          </m:e>
-          <m:sub>
-            <m:r>
-              <m:t>i</m:t>
-            </m:r>
-          </m:sub>
-        </m:sSub>
-      </m:oMath>
-    </w:p>
-    <w:p>
-      <w:pPr>
-        <w:pStyle w:val="BodyText"/>
-      </w:pPr>
-      <w:r>
-        <w:t xml:space="preserve">where</w:t>
-      </w:r>
-      <w:r>
-        <w:t xml:space="preserve"> </w:t>
-      </w:r>
-      <m:oMath>
-        <m:r>
-          <m:t>l</m:t>
-        </m:r>
-        <m:r>
-          <m:t>e</m:t>
-        </m:r>
-        <m:r>
-          <m:t>n</m:t>
-        </m:r>
-        <m:r>
-          <m:t>g</m:t>
-        </m:r>
-        <m:r>
-          <m:t>t</m:t>
-        </m:r>
-        <m:sSub>
-          <m:e>
-            <m:r>
-              <m:t>h</m:t>
-            </m:r>
-          </m:e>
-          <m:sub>
-            <m:r>
-              <m:t>i</m:t>
-            </m:r>
-          </m:sub>
-        </m:sSub>
-      </m:oMath>
-      <w:r>
-        <w:t xml:space="preserve"> </w:t>
-      </w:r>
-      <w:r>
-        <w:t xml:space="preserve">is the length of dolphin</w:t>
-      </w:r>
-      <w:r>
-        <w:t xml:space="preserve"> </w:t>
-      </w:r>
-      <m:oMath>
-        <m:r>
-          <m:t>i</m:t>
-        </m:r>
-      </m:oMath>
-      <w:r>
-        <w:t xml:space="preserve">, generated according to a</w:t>
-      </w:r>
-      <w:r>
-        <w:t xml:space="preserve"> </w:t>
-      </w:r>
-      <m:oMath>
-        <m:r>
-          <m:t>N</m:t>
-        </m:r>
-        <m:r>
-          <m:t>o</m:t>
-        </m:r>
-        <m:r>
-          <m:t>r</m:t>
-        </m:r>
-        <m:r>
-          <m:t>m</m:t>
-        </m:r>
-        <m:r>
-          <m:t>a</m:t>
-        </m:r>
-        <m:r>
-          <m:t>l</m:t>
-        </m:r>
-      </m:oMath>
-      <w:r>
-        <w:t xml:space="preserve"> </w:t>
-      </w:r>
-      <w:r>
-        <w:t xml:space="preserve">distribution with a mean of</w:t>
-      </w:r>
-      <w:r>
-        <w:t xml:space="preserve"> </w:t>
-      </w:r>
-      <m:oMath>
-        <m:sSub>
-          <m:e>
-            <m:r>
-              <m:t>μ</m:t>
-            </m:r>
-          </m:e>
-          <m:sub>
-            <m:r>
-              <m:t>i</m:t>
-            </m:r>
-          </m:sub>
-        </m:sSub>
-      </m:oMath>
-      <w:r>
-        <w:t xml:space="preserve"> </w:t>
-      </w:r>
-      <w:r>
-        <w:t xml:space="preserve">(i.e. what the model predicts for dolphin</w:t>
-      </w:r>
-      <w:r>
-        <w:t xml:space="preserve"> </w:t>
-      </w:r>
-      <m:oMath>
-        <m:r>
-          <m:t>i</m:t>
-        </m:r>
-      </m:oMath>
-      <w:r>
-        <w:t xml:space="preserve">) and standard deviation of</w:t>
-      </w:r>
-      <w:r>
-        <w:t xml:space="preserve"> </w:t>
-      </w:r>
-      <m:oMath>
-        <m:r>
-          <m:t>σ</m:t>
-        </m:r>
-      </m:oMath>
-      <w:r>
-        <w:t xml:space="preserve">, and where</w:t>
-      </w:r>
-      <w:r>
-        <w:t xml:space="preserve"> </w:t>
-      </w:r>
-      <m:oMath>
-        <m:sSub>
-          <m:e>
-            <m:r>
-              <m:t>μ</m:t>
-            </m:r>
-          </m:e>
-          <m:sub>
-            <m:r>
-              <m:t>i</m:t>
-            </m:r>
-          </m:sub>
-        </m:sSub>
-      </m:oMath>
-      <w:r>
-        <w:t xml:space="preserve"> </w:t>
-      </w:r>
-      <w:r>
-        <w:t xml:space="preserve">takes on a linear relationship with</w:t>
-      </w:r>
-      <w:r>
-        <w:t xml:space="preserve"> </w:t>
-      </w:r>
-      <m:oMath>
-        <m:r>
-          <m:t>d</m:t>
-        </m:r>
-        <m:r>
-          <m:t>r</m:t>
-        </m:r>
-        <m:r>
-          <m:t>o</m:t>
-        </m:r>
-        <m:r>
-          <m:t>u</m:t>
-        </m:r>
-        <m:r>
-          <m:t>g</m:t>
-        </m:r>
-        <m:r>
-          <m:t>h</m:t>
-        </m:r>
-        <m:sSub>
-          <m:e>
-            <m:r>
-              <m:t>t</m:t>
-            </m:r>
-          </m:e>
-          <m:sub>
-            <m:r>
-              <m:t>i</m:t>
-            </m:r>
-          </m:sub>
-        </m:sSub>
-      </m:oMath>
-      <w:r>
-        <w:t xml:space="preserve"> </w:t>
-      </w:r>
-      <w:r>
-        <w:t xml:space="preserve">with parameters</w:t>
-      </w:r>
-      <w:r>
-        <w:t xml:space="preserve"> </w:t>
-      </w:r>
-      <m:oMath>
-        <m:sSub>
-          <m:e>
-            <m:r>
-              <m:t>β</m:t>
-            </m:r>
-          </m:e>
-          <m:sub>
-            <m:r>
-              <m:t>0</m:t>
-            </m:r>
-          </m:sub>
-        </m:sSub>
-      </m:oMath>
-      <w:r>
-        <w:t xml:space="preserve"> </w:t>
-      </w:r>
-      <w:r>
-        <w:t xml:space="preserve">(i.e. the intercept of our line, or how long is a dolphin when the number of droughts is zero) and</w:t>
-      </w:r>
-      <w:r>
-        <w:t xml:space="preserve"> </w:t>
-      </w:r>
-      <m:oMath>
-        <m:sSub>
-          <m:e>
-            <m:r>
-              <m:t>β</m:t>
-            </m:r>
-          </m:e>
-          <m:sub>
-            <m:r>
-              <m:t>1</m:t>
-            </m:r>
-          </m:sub>
-        </m:sSub>
-      </m:oMath>
-      <w:r>
-        <w:t xml:space="preserve"> </w:t>
-      </w:r>
-      <w:r>
-        <w:t xml:space="preserve">(i.e. the slope, or how much</w:t>
-      </w:r>
-      <w:r>
-        <w:t xml:space="preserve"> </w:t>
-      </w:r>
-      <m:oMath>
-        <m:r>
-          <m:t>l</m:t>
-        </m:r>
-        <m:r>
-          <m:t>e</m:t>
-        </m:r>
-        <m:r>
-          <m:t>n</m:t>
-        </m:r>
-        <m:r>
-          <m:t>g</m:t>
-        </m:r>
-        <m:r>
-          <m:t>t</m:t>
-        </m:r>
-        <m:r>
-          <m:t>h</m:t>
-        </m:r>
-      </m:oMath>
-      <w:r>
-        <w:t xml:space="preserve"> </w:t>
-      </w:r>
-      <w:r>
-        <w:t xml:space="preserve">changes for every additional year of</w:t>
-      </w:r>
-      <w:r>
-        <w:t xml:space="preserve"> </w:t>
-      </w:r>
-      <m:oMath>
-        <m:r>
-          <m:t>d</m:t>
-        </m:r>
-        <m:r>
-          <m:t>r</m:t>
-        </m:r>
-        <m:r>
-          <m:t>o</m:t>
-        </m:r>
-        <m:r>
-          <m:t>u</m:t>
-        </m:r>
-        <m:r>
-          <m:t>g</m:t>
-        </m:r>
-        <m:r>
-          <m:t>h</m:t>
-        </m:r>
-        <m:r>
-          <m:t>t</m:t>
-        </m:r>
-      </m:oMath>
-      <w:r>
-        <w:t xml:space="preserve">).</w:t>
-      </w:r>
-    </w:p>
-    <w:p>
-      <w:pPr>
-        <w:pStyle w:val="BodyText"/>
-      </w:pPr>
-      <w:r>
-        <w:t xml:space="preserve">That’s cool and all but how to do we from that to a some</w:t>
-      </w:r>
-      <w:r>
-        <w:t xml:space="preserve"> </w:t>
-      </w:r>
-      <w:r>
-        <w:rPr>
-          <w:rStyle w:val="VerbatimChar"/>
-        </w:rPr>
-        <w:t xml:space="preserve">R</w:t>
-      </w:r>
-      <w:r>
-        <w:t xml:space="preserve"> </w:t>
-      </w:r>
-      <w:r>
-        <w:t xml:space="preserve">code? Well, we can do that fairly easily, while also storing the model output so we can use it later without having to run the model each time. To do so, we write:</w:t>
-      </w:r>
-    </w:p>
-    <w:p>
-      <w:pPr>
-        <w:pStyle w:val="SourceCode"/>
-      </w:pPr>
-      <w:r>
-        <w:rPr>
-          <w:rStyle w:val="NormalTok"/>
-        </w:rPr>
-        <w:t xml:space="preserve">boto_model </w:t>
-      </w:r>
-      <w:r>
-        <w:rPr>
-          <w:rStyle w:val="OtherTok"/>
-        </w:rPr>
-        <w:t xml:space="preserve">&lt;-</w:t>
-      </w:r>
-      <w:r>
-        <w:rPr>
-          <w:rStyle w:val="NormalTok"/>
-        </w:rPr>
-        <w:t xml:space="preserve"> </w:t>
-      </w:r>
-      <w:r>
-        <w:rPr>
-          <w:rStyle w:val="FunctionTok"/>
-        </w:rPr>
-        <w:t xml:space="preserve">lm</w:t>
-      </w:r>
-      <w:r>
-        <w:rPr>
-          <w:rStyle w:val="NormalTok"/>
-        </w:rPr>
-        <w:t xml:space="preserve">(length </w:t>
-      </w:r>
-      <w:r>
-        <w:rPr>
-          <w:rStyle w:val="SpecialCharTok"/>
-        </w:rPr>
-        <w:t xml:space="preserve">~</w:t>
-      </w:r>
-      <w:r>
-        <w:rPr>
-          <w:rStyle w:val="NormalTok"/>
-        </w:rPr>
-        <w:t xml:space="preserve"> drought, </w:t>
-      </w:r>
-      <w:r>
-        <w:rPr>
-          <w:rStyle w:val="AttributeTok"/>
-        </w:rPr>
-        <w:t xml:space="preserve">data =</w:t>
-      </w:r>
-      <w:r>
-        <w:rPr>
-          <w:rStyle w:val="NormalTok"/>
-        </w:rPr>
-        <w:t xml:space="preserve"> boto)</w:t>
-      </w:r>
-    </w:p>
-    <w:p>
-      <w:pPr>
-        <w:pStyle w:val="FirstParagraph"/>
-      </w:pPr>
-      <w:r>
-        <w:t xml:space="preserve">Mapping the equation to the code:</w:t>
-      </w:r>
-    </w:p>
-    <w:p>
-      <w:pPr>
-        <w:numPr>
-          <w:ilvl w:val="0"/>
-          <w:numId w:val="1005"/>
-        </w:numPr>
-      </w:pPr>
-      <w:r>
-        <w:rPr>
-          <w:rStyle w:val="VerbatimChar"/>
-        </w:rPr>
-        <w:t xml:space="preserve">lm()</w:t>
-      </w:r>
-      <w:r>
-        <w:t xml:space="preserve"> </w:t>
-      </w:r>
-      <w:r>
-        <w:t xml:space="preserve">is where we say we assume the data was generated according to a</w:t>
-      </w:r>
-      <w:r>
-        <w:t xml:space="preserve"> </w:t>
-      </w:r>
-      <m:oMath>
-        <m:r>
-          <m:t>N</m:t>
-        </m:r>
-        <m:r>
-          <m:t>o</m:t>
-        </m:r>
-        <m:r>
-          <m:t>r</m:t>
-        </m:r>
-        <m:r>
-          <m:t>m</m:t>
-        </m:r>
-        <m:r>
-          <m:t>a</m:t>
-        </m:r>
-        <m:r>
-          <m:t>l</m:t>
-        </m:r>
-      </m:oMath>
-      <w:r>
-        <w:t xml:space="preserve"> </w:t>
-      </w:r>
-      <w:r>
-        <w:t xml:space="preserve">distribution</w:t>
-      </w:r>
-    </w:p>
-    <w:p>
-      <w:pPr>
-        <w:numPr>
-          <w:ilvl w:val="0"/>
-          <w:numId w:val="1005"/>
-        </w:numPr>
-      </w:pPr>
-      <w:r>
-        <w:rPr>
-          <w:rStyle w:val="VerbatimChar"/>
-        </w:rPr>
-        <w:t xml:space="preserve">length ~ drought</w:t>
-      </w:r>
-      <w:r>
-        <w:t xml:space="preserve"> </w:t>
-      </w:r>
-      <w:r>
-        <w:t xml:space="preserve">is a crude way to represent</w:t>
-      </w:r>
-      <w:r>
-        <w:t xml:space="preserve"> </w:t>
-      </w:r>
-      <m:oMath>
-        <m:sSub>
-          <m:e>
-            <m:r>
-              <m:t>μ</m:t>
-            </m:r>
-          </m:e>
-          <m:sub>
-            <m:r>
-              <m:t>i</m:t>
-            </m:r>
-          </m:sub>
-        </m:sSub>
-        <m:r>
-          <m:rPr>
-            <m:sty m:val="p"/>
-          </m:rPr>
-          <m:t>=</m:t>
-        </m:r>
-        <m:sSub>
-          <m:e>
-            <m:r>
-              <m:t>β</m:t>
-            </m:r>
-          </m:e>
-          <m:sub>
-            <m:r>
-              <m:t>0</m:t>
-            </m:r>
-          </m:sub>
-        </m:sSub>
-        <m:r>
-          <m:rPr>
-            <m:sty m:val="p"/>
-          </m:rPr>
-          <m:t>+</m:t>
-        </m:r>
-        <m:sSub>
-          <m:e>
-            <m:r>
-              <m:t>β</m:t>
-            </m:r>
-          </m:e>
-          <m:sub>
-            <m:r>
-              <m:t>1</m:t>
-            </m:r>
-          </m:sub>
-        </m:sSub>
-        <m:r>
-          <m:rPr>
-            <m:sty m:val="p"/>
-          </m:rPr>
-          <m:t>×</m:t>
-        </m:r>
-        <m:r>
-          <m:t>d</m:t>
-        </m:r>
-        <m:r>
-          <m:t>r</m:t>
-        </m:r>
-        <m:r>
-          <m:t>o</m:t>
-        </m:r>
-        <m:r>
-          <m:t>u</m:t>
-        </m:r>
-        <m:r>
-          <m:t>g</m:t>
-        </m:r>
-        <m:r>
-          <m:t>h</m:t>
-        </m:r>
-        <m:sSub>
-          <m:e>
-            <m:r>
-              <m:t>t</m:t>
-            </m:r>
-          </m:e>
-          <m:sub>
-            <m:r>
-              <m:t>i</m:t>
-            </m:r>
-          </m:sub>
-        </m:sSub>
-      </m:oMath>
-      <w:r>
-        <w:t xml:space="preserve"> </w:t>
-      </w:r>
-      <w:r>
-        <w:t xml:space="preserve">(plus the $length_i</w:t>
-      </w:r>
-      <w:r>
-        <w:t xml:space="preserve"> </w:t>
-      </w:r>
-      <w:r>
-        <w:t xml:space="preserve">$ part)</w:t>
-      </w:r>
-    </w:p>
-    <w:p>
-      <w:pPr>
-        <w:pStyle w:val="FirstParagraph"/>
-      </w:pPr>
-      <w:r>
-        <w:t xml:space="preserve">On to the interesting part; what does the model say? To find out, we can use</w:t>
-      </w:r>
-      <w:r>
-        <w:t xml:space="preserve"> </w:t>
-      </w:r>
-      <w:r>
-        <w:rPr>
-          <w:rStyle w:val="VerbatimChar"/>
-        </w:rPr>
-        <w:t xml:space="preserve">summary()</w:t>
-      </w:r>
-      <w:r>
-        <w:t xml:space="preserve"> </w:t>
-      </w:r>
-      <w:r>
-        <w:t xml:space="preserve">again to summarise our model results:</w:t>
-      </w:r>
-    </w:p>
-    <w:p>
-      <w:pPr>
-        <w:pStyle w:val="SourceCode"/>
-      </w:pPr>
-      <w:r>
-        <w:rPr>
-          <w:rStyle w:val="FunctionTok"/>
-        </w:rPr>
-        <w:t xml:space="preserve">summary</w:t>
-      </w:r>
-      <w:r>
-        <w:rPr>
-          <w:rStyle w:val="NormalTok"/>
-        </w:rPr>
-        <w:t xml:space="preserve">(boto_model)</w:t>
-      </w:r>
-    </w:p>
-    <w:p>
-      <w:pPr>
-        <w:pStyle w:val="FirstParagraph"/>
-      </w:pPr>
-      <w:r>
-        <w:t xml:space="preserve">We get a bunch of information when we do, but the parts we’re initially interested in here are the</w:t>
-      </w:r>
-      <w:r>
-        <w:t xml:space="preserve"> </w:t>
-      </w:r>
-      <w:r>
-        <w:rPr>
-          <w:rStyle w:val="VerbatimChar"/>
-        </w:rPr>
-        <w:t xml:space="preserve">Estimates</w:t>
-      </w:r>
-      <w:r>
-        <w:t xml:space="preserve">. From this we now know the values estimated for</w:t>
-      </w:r>
-      <w:r>
-        <w:t xml:space="preserve"> </w:t>
-      </w:r>
-      <m:oMath>
-        <m:sSub>
-          <m:e>
-            <m:r>
-              <m:t>β</m:t>
-            </m:r>
-          </m:e>
-          <m:sub>
-            <m:r>
-              <m:t>0</m:t>
-            </m:r>
-          </m:sub>
-        </m:sSub>
-      </m:oMath>
-      <w:r>
-        <w:t xml:space="preserve"> </w:t>
-      </w:r>
-      <w:r>
-        <w:t xml:space="preserve">and</w:t>
-      </w:r>
-      <w:r>
-        <w:t xml:space="preserve"> </w:t>
-      </w:r>
-      <m:oMath>
-        <m:sSub>
-          <m:e>
-            <m:r>
-              <m:t>β</m:t>
-            </m:r>
-          </m:e>
-          <m:sub>
-            <m:r>
-              <m:t>1</m:t>
-            </m:r>
-          </m:sub>
-        </m:sSub>
-      </m:oMath>
-      <w:r>
-        <w:t xml:space="preserve">; they’re 213.281 and -5.308. But what does that mean?</w:t>
-      </w:r>
-    </w:p>
-    <w:bookmarkStart w:id="26" w:name="parameter-meanings"/>
-    <w:p>
-      <w:pPr>
-        <w:pStyle w:val="Heading2"/>
-      </w:pPr>
-      <w:r>
-        <w:t xml:space="preserve">Parameter meanings</w:t>
-      </w:r>
-    </w:p>
-    <w:p>
-      <w:pPr>
-        <w:pStyle w:val="FirstParagraph"/>
-      </w:pPr>
-      <w:r>
-        <w:t xml:space="preserve">Let’s go back to our equation of</w:t>
-      </w:r>
-      <w:r>
-        <w:t xml:space="preserve"> </w:t>
-      </w:r>
-      <m:oMath>
-        <m:sSub>
-          <m:e>
-            <m:r>
-              <m:t>μ</m:t>
-            </m:r>
-          </m:e>
-          <m:sub>
-            <m:r>
-              <m:t>i</m:t>
-            </m:r>
-          </m:sub>
-        </m:sSub>
-        <m:r>
-          <m:rPr>
-            <m:sty m:val="p"/>
-          </m:rPr>
-          <m:t>=</m:t>
-        </m:r>
-        <m:sSub>
-          <m:e>
-            <m:r>
-              <m:t>β</m:t>
-            </m:r>
-          </m:e>
-          <m:sub>
-            <m:r>
-              <m:t>0</m:t>
-            </m:r>
-          </m:sub>
-        </m:sSub>
-        <m:r>
-          <m:rPr>
-            <m:sty m:val="p"/>
-          </m:rPr>
-          <m:t>+</m:t>
-        </m:r>
-        <m:sSub>
-          <m:e>
-            <m:r>
-              <m:t>β</m:t>
-            </m:r>
-          </m:e>
-          <m:sub>
-            <m:r>
-              <m:t>1</m:t>
-            </m:r>
-          </m:sub>
-        </m:sSub>
-        <m:r>
-          <m:rPr>
-            <m:sty m:val="p"/>
-          </m:rPr>
-          <m:t>×</m:t>
-        </m:r>
-        <m:r>
-          <m:t>d</m:t>
-        </m:r>
-        <m:r>
-          <m:t>r</m:t>
-        </m:r>
-        <m:r>
-          <m:t>o</m:t>
-        </m:r>
-        <m:r>
-          <m:t>u</m:t>
-        </m:r>
-        <m:r>
-          <m:t>g</m:t>
-        </m:r>
-        <m:r>
-          <m:t>h</m:t>
-        </m:r>
-        <m:sSub>
-          <m:e>
-            <m:r>
-              <m:t>t</m:t>
-            </m:r>
-          </m:e>
-          <m:sub>
-            <m:r>
-              <m:t>i</m:t>
-            </m:r>
-          </m:sub>
-        </m:sSub>
-      </m:oMath>
-      <w:r>
-        <w:t xml:space="preserve">. When there has never been a drought, then drought will be zero (i.e. we can replace</w:t>
-      </w:r>
-      <w:r>
-        <w:t xml:space="preserve"> </w:t>
-      </w:r>
-      <m:oMath>
-        <m:r>
-          <m:t>d</m:t>
-        </m:r>
-        <m:r>
-          <m:t>r</m:t>
-        </m:r>
-        <m:r>
-          <m:t>o</m:t>
-        </m:r>
-        <m:r>
-          <m:t>u</m:t>
-        </m:r>
-        <m:r>
-          <m:t>g</m:t>
-        </m:r>
-        <m:r>
-          <m:t>h</m:t>
-        </m:r>
-        <m:r>
-          <m:t>t</m:t>
-        </m:r>
-      </m:oMath>
-      <w:r>
-        <w:t xml:space="preserve"> </w:t>
-      </w:r>
-      <w:r>
-        <w:t xml:space="preserve">with</w:t>
-      </w:r>
-      <w:r>
-        <w:t xml:space="preserve"> </w:t>
-      </w:r>
-      <m:oMath>
-        <m:r>
-          <m:t>0</m:t>
-        </m:r>
-      </m:oMath>
-      <w:r>
-        <w:t xml:space="preserve">). In that case, it doesn’t matter what value</w:t>
-      </w:r>
-      <w:r>
-        <w:t xml:space="preserve"> </w:t>
-      </w:r>
-      <m:oMath>
-        <m:sSub>
-          <m:e>
-            <m:r>
-              <m:t>β</m:t>
-            </m:r>
-          </m:e>
-          <m:sub>
-            <m:r>
-              <m:t>1</m:t>
-            </m:r>
-          </m:sub>
-        </m:sSub>
-      </m:oMath>
-      <w:r>
-        <w:t xml:space="preserve"> </w:t>
-      </w:r>
-      <w:r>
-        <w:t xml:space="preserve">is, because any value multiplied with zero becomes zero. So our equation would end up being</w:t>
-      </w:r>
-      <w:r>
-        <w:t xml:space="preserve"> </w:t>
-      </w:r>
-      <m:oMath>
-        <m:sSub>
-          <m:e>
-            <m:r>
-              <m:t>μ</m:t>
-            </m:r>
-          </m:e>
-          <m:sub>
-            <m:r>
-              <m:t>i</m:t>
-            </m:r>
-          </m:sub>
-        </m:sSub>
-        <m:r>
-          <m:rPr>
-            <m:sty m:val="p"/>
-          </m:rPr>
-          <m:t>=</m:t>
-        </m:r>
-        <m:sSub>
-          <m:e>
-            <m:r>
-              <m:t>β</m:t>
-            </m:r>
-          </m:e>
-          <m:sub>
-            <m:r>
-              <m:t>0</m:t>
-            </m:r>
-          </m:sub>
-        </m:sSub>
-        <m:r>
-          <m:rPr>
-            <m:sty m:val="p"/>
-          </m:rPr>
-          <m:t>+</m:t>
-        </m:r>
-        <m:sSub>
-          <m:e>
-            <m:r>
-              <m:t>β</m:t>
-            </m:r>
-          </m:e>
-          <m:sub>
-            <m:r>
-              <m:t>1</m:t>
-            </m:r>
-          </m:sub>
-        </m:sSub>
-        <m:r>
-          <m:rPr>
-            <m:sty m:val="p"/>
-          </m:rPr>
-          <m:t>×</m:t>
-        </m:r>
-        <m:r>
-          <m:t>0</m:t>
-        </m:r>
-      </m:oMath>
-      <w:r>
-        <w:t xml:space="preserve">, or just</w:t>
-      </w:r>
-      <w:r>
-        <w:t xml:space="preserve"> </w:t>
-      </w:r>
-      <m:oMath>
-        <m:sSub>
-          <m:e>
-            <m:r>
-              <m:t>μ</m:t>
-            </m:r>
-          </m:e>
-          <m:sub>
-            <m:r>
-              <m:t>i</m:t>
-            </m:r>
-          </m:sub>
-        </m:sSub>
-        <m:r>
-          <m:rPr>
-            <m:sty m:val="p"/>
-          </m:rPr>
-          <m:t>=</m:t>
-        </m:r>
-        <m:sSub>
-          <m:e>
-            <m:r>
-              <m:t>β</m:t>
-            </m:r>
-          </m:e>
-          <m:sub>
-            <m:r>
-              <m:t>0</m:t>
-            </m:r>
-          </m:sub>
-        </m:sSub>
-      </m:oMath>
-      <w:r>
-        <w:t xml:space="preserve">. That’s our intercept!</w:t>
-      </w:r>
-      <w:r>
-        <w:t xml:space="preserve"> </w:t>
-      </w:r>
-      <m:oMath>
-        <m:sSub>
-          <m:e>
-            <m:r>
-              <m:t>β</m:t>
-            </m:r>
-          </m:e>
-          <m:sub>
-            <m:r>
-              <m:t>0</m:t>
-            </m:r>
-          </m:sub>
-        </m:sSub>
-      </m:oMath>
-      <w:r>
-        <w:t xml:space="preserve"> </w:t>
-      </w:r>
-      <w:r>
-        <w:t xml:space="preserve">is the length of boto dolphins when there has never been a drought, and our model is estimating that dolphins are 213.3 cm long if there’s never been a drought!</w:t>
-      </w:r>
-    </w:p>
-    <w:p>
-      <w:pPr>
-        <w:pStyle w:val="BodyText"/>
-      </w:pPr>
-      <w:r>
-        <w:t xml:space="preserve">What about</w:t>
-      </w:r>
-      <w:r>
-        <w:t xml:space="preserve"> </w:t>
-      </w:r>
-      <m:oMath>
-        <m:sSub>
-          <m:e>
-            <m:r>
-              <m:t>β</m:t>
-            </m:r>
-          </m:e>
-          <m:sub>
-            <m:r>
-              <m:t>1</m:t>
-            </m:r>
-          </m:sub>
-        </m:sSub>
-      </m:oMath>
-      <w:r>
-        <w:t xml:space="preserve"> </w:t>
-      </w:r>
-      <w:r>
-        <w:t xml:space="preserve">then? We’ll that’s how much boto length changes whenever</w:t>
-      </w:r>
-      <w:r>
-        <w:t xml:space="preserve"> </w:t>
-      </w:r>
-      <m:oMath>
-        <m:r>
-          <m:t>d</m:t>
-        </m:r>
-        <m:r>
-          <m:t>r</m:t>
-        </m:r>
-        <m:r>
-          <m:t>o</m:t>
-        </m:r>
-        <m:r>
-          <m:t>u</m:t>
-        </m:r>
-        <m:r>
-          <m:t>g</m:t>
-        </m:r>
-        <m:r>
-          <m:t>h</m:t>
-        </m:r>
-        <m:r>
-          <m:t>t</m:t>
-        </m:r>
-      </m:oMath>
-      <w:r>
-        <w:t xml:space="preserve"> </w:t>
-      </w:r>
-      <w:r>
-        <w:t xml:space="preserve">increases by one. From our model summary, we know this is -5.3 cm. So for each year of drought, dolphins get about 5 cm</w:t>
-      </w:r>
-      <w:r>
-        <w:t xml:space="preserve"> </w:t>
-      </w:r>
-      <w:r>
-        <w:rPr>
-          <w:iCs/>
-          <w:i/>
-        </w:rPr>
-        <w:t xml:space="preserve">shorter</w:t>
-      </w:r>
-      <w:r>
-        <w:t xml:space="preserve">.</w:t>
-      </w:r>
-    </w:p>
-    <w:p>
-      <w:pPr>
-        <w:pStyle w:val="BodyText"/>
-      </w:pPr>
-      <w:r>
-        <w:t xml:space="preserve">And that’s it. That’s all of the stats in one line of code.</w:t>
-      </w:r>
-    </w:p>
-    <w:bookmarkEnd w:id="26"/>
-    <w:bookmarkEnd w:id="27"/>
+    <w:bookmarkEnd w:id="42"/>
     <w:sectPr>
       <w:pgSz w:h="15840" w:w="12240"/>
       <w:pgMar w:bottom="1440" w:footer="720" w:gutter="0" w:header="720" w:left="1440" w:right="1440" w:top="1440"/>
@@ -3695,6 +6612,91 @@
     <w:lvl w:ilvl="8">
       <w:numFmt w:val="bullet"/>
       <w:lvlText w:val="•"/>
+      <w:lvlJc w:val="left"/>
+      <w:pPr>
+        <w:ind w:left="6480" w:hanging="480"/>
+      </w:pPr>
+    </w:lvl>
+  </w:abstractNum>
+  <w:abstractNum w:abstractNumId="99412">
+    <w:nsid w:val="A99412"/>
+    <w:multiLevelType w:val="multilevel"/>
+    <w:lvl w:ilvl="0">
+      <w:start w:val="2"/>
+      <w:numFmt w:val="decimal"/>
+      <w:lvlText w:val="%1."/>
+      <w:lvlJc w:val="left"/>
+      <w:pPr>
+        <w:ind w:left="720" w:hanging="480"/>
+      </w:pPr>
+    </w:lvl>
+    <w:lvl w:ilvl="1">
+      <w:start w:val="2"/>
+      <w:numFmt w:val="decimal"/>
+      <w:lvlText w:val="%2."/>
+      <w:lvlJc w:val="left"/>
+      <w:pPr>
+        <w:ind w:left="1440" w:hanging="480"/>
+      </w:pPr>
+    </w:lvl>
+    <w:lvl w:ilvl="2">
+      <w:start w:val="2"/>
+      <w:numFmt w:val="decimal"/>
+      <w:lvlText w:val="%3."/>
+      <w:lvlJc w:val="left"/>
+      <w:pPr>
+        <w:ind w:left="2160" w:hanging="480"/>
+      </w:pPr>
+    </w:lvl>
+    <w:lvl w:ilvl="3">
+      <w:start w:val="2"/>
+      <w:numFmt w:val="decimal"/>
+      <w:lvlText w:val="%4."/>
+      <w:lvlJc w:val="left"/>
+      <w:pPr>
+        <w:ind w:left="2880" w:hanging="480"/>
+      </w:pPr>
+    </w:lvl>
+    <w:lvl w:ilvl="4">
+      <w:start w:val="2"/>
+      <w:numFmt w:val="decimal"/>
+      <w:lvlText w:val="%5."/>
+      <w:lvlJc w:val="left"/>
+      <w:pPr>
+        <w:ind w:left="3600" w:hanging="480"/>
+      </w:pPr>
+    </w:lvl>
+    <w:lvl w:ilvl="5">
+      <w:start w:val="2"/>
+      <w:numFmt w:val="decimal"/>
+      <w:lvlText w:val="%6."/>
+      <w:lvlJc w:val="left"/>
+      <w:pPr>
+        <w:ind w:left="4320" w:hanging="480"/>
+      </w:pPr>
+    </w:lvl>
+    <w:lvl w:ilvl="6">
+      <w:start w:val="2"/>
+      <w:numFmt w:val="decimal"/>
+      <w:lvlText w:val="%7."/>
+      <w:lvlJc w:val="left"/>
+      <w:pPr>
+        <w:ind w:left="5040" w:hanging="480"/>
+      </w:pPr>
+    </w:lvl>
+    <w:lvl w:ilvl="7">
+      <w:start w:val="2"/>
+      <w:numFmt w:val="decimal"/>
+      <w:lvlText w:val="%8."/>
+      <w:lvlJc w:val="left"/>
+      <w:pPr>
+        <w:ind w:left="5760" w:hanging="480"/>
+      </w:pPr>
+    </w:lvl>
+    <w:lvl w:ilvl="8">
+      <w:start w:val="2"/>
+      <w:numFmt w:val="decimal"/>
+      <w:lvlText w:val="%9."/>
       <w:lvlJc w:val="left"/>
       <w:pPr>
         <w:ind w:left="6480" w:hanging="480"/>
@@ -3834,6 +6836,78 @@
     </w:lvlOverride>
   </w:num>
   <w:num w:numId="1005">
+    <w:abstractNumId w:val="991"/>
+  </w:num>
+  <w:num w:numId="1006">
+    <w:abstractNumId w:val="991"/>
+  </w:num>
+  <w:num w:numId="1007">
+    <w:abstractNumId w:val="991"/>
+  </w:num>
+  <w:num w:numId="1008">
+    <w:abstractNumId w:val="99411"/>
+    <w:lvlOverride w:ilvl="0">
+      <w:startOverride w:val="1"/>
+    </w:lvlOverride>
+    <w:lvlOverride w:ilvl="1">
+      <w:startOverride w:val="1"/>
+    </w:lvlOverride>
+    <w:lvlOverride w:ilvl="2">
+      <w:startOverride w:val="1"/>
+    </w:lvlOverride>
+    <w:lvlOverride w:ilvl="3">
+      <w:startOverride w:val="1"/>
+    </w:lvlOverride>
+    <w:lvlOverride w:ilvl="4">
+      <w:startOverride w:val="1"/>
+    </w:lvlOverride>
+    <w:lvlOverride w:ilvl="5">
+      <w:startOverride w:val="1"/>
+    </w:lvlOverride>
+    <w:lvlOverride w:ilvl="6">
+      <w:startOverride w:val="1"/>
+    </w:lvlOverride>
+    <w:lvlOverride w:ilvl="7">
+      <w:startOverride w:val="1"/>
+    </w:lvlOverride>
+    <w:lvlOverride w:ilvl="8">
+      <w:startOverride w:val="1"/>
+    </w:lvlOverride>
+  </w:num>
+  <w:num w:numId="1009">
+    <w:abstractNumId w:val="99412"/>
+    <w:lvlOverride w:ilvl="0">
+      <w:startOverride w:val="2"/>
+    </w:lvlOverride>
+    <w:lvlOverride w:ilvl="1">
+      <w:startOverride w:val="2"/>
+    </w:lvlOverride>
+    <w:lvlOverride w:ilvl="2">
+      <w:startOverride w:val="2"/>
+    </w:lvlOverride>
+    <w:lvlOverride w:ilvl="3">
+      <w:startOverride w:val="2"/>
+    </w:lvlOverride>
+    <w:lvlOverride w:ilvl="4">
+      <w:startOverride w:val="2"/>
+    </w:lvlOverride>
+    <w:lvlOverride w:ilvl="5">
+      <w:startOverride w:val="2"/>
+    </w:lvlOverride>
+    <w:lvlOverride w:ilvl="6">
+      <w:startOverride w:val="2"/>
+    </w:lvlOverride>
+    <w:lvlOverride w:ilvl="7">
+      <w:startOverride w:val="2"/>
+    </w:lvlOverride>
+    <w:lvlOverride w:ilvl="8">
+      <w:startOverride w:val="2"/>
+    </w:lvlOverride>
+  </w:num>
+  <w:num w:numId="1010">
+    <w:abstractNumId w:val="991"/>
+  </w:num>
+  <w:num w:numId="1011">
     <w:abstractNumId w:val="991"/>
   </w:num>
 </w:numbering>
